--- a/Documents/รูปเล่ม/บทที่2_ฉบับตรวจแก้.docx
+++ b/Documents/รูปเล่ม/บทที่2_ฉบับตรวจแก้.docx
@@ -2,7 +2,7 @@
 <file path=word/document.xml><?xml version="1.0" encoding="utf-8"?>
 <w:document xmlns:w="http://schemas.openxmlformats.org/wordprocessingml/2006/main" xmlns:m="http://schemas.openxmlformats.org/officeDocument/2006/math" xmlns:r="http://schemas.openxmlformats.org/officeDocument/2006/relationships" xmlns:o="urn:schemas-microsoft-com:office:office" xmlns:v="urn:schemas-microsoft-com:vml" xmlns:w10="urn:schemas-microsoft-com:office:word" xmlns:a="http://schemas.openxmlformats.org/drawingml/2006/main" xmlns:pic="http://schemas.openxmlformats.org/drawingml/2006/picture" xmlns:wp="http://schemas.openxmlformats.org/drawingml/2006/wordprocessingDrawing">
   <w:body>
-    <w:bookmarkStart w:id="31" w:name="บทท-2"/>
+    <w:bookmarkStart w:id="49" w:name="บทท-2"/>
     <w:p>
       <w:pPr>
         <w:pStyle w:val="Heading1"/>
@@ -11,23 +11,23 @@
         <w:t xml:space="preserve">บทที่ 2</w:t>
       </w:r>
     </w:p>
-    <w:bookmarkStart w:id="9" w:name="ทฤษฎและงานวจยทเกยวของ"/>
+    <w:bookmarkStart w:id="9" w:name="ทฤษฎ-เทคโนโลย-และงานทเกยวของ"/>
     <w:p>
       <w:pPr>
         <w:pStyle w:val="Heading1"/>
       </w:pPr>
       <w:r>
-        <w:t xml:space="preserve">ทฤษฎีและงานวิจัยที่เกี่ยวข้อง</w:t>
+        <w:t xml:space="preserve">ทฤษฎี เทคโนโลยี และงานที่เกี่ยวข้อง</w:t>
       </w:r>
     </w:p>
     <w:bookmarkEnd w:id="9"/>
-    <w:bookmarkStart w:id="20" w:name="ทฤษฎทเกยวของกบระบบงาน"/>
+    <w:bookmarkStart w:id="19" w:name="X98fda974b8e28c7090facf7dd3b50e89f18d5bc"/>
     <w:p>
       <w:pPr>
         <w:pStyle w:val="Heading2"/>
       </w:pPr>
       <w:r>
-        <w:t xml:space="preserve">2.1 ทฤษฎีที่เกี่ยวข้องกับระบบงาน</w:t>
+        <w:t xml:space="preserve">2.1 ทฤษฎีและหลักการที่เกี่ยวข้อง (Theories and Principles)</w:t>
       </w:r>
     </w:p>
     <w:p>
@@ -35,238 +35,403 @@
         <w:pStyle w:val="FirstParagraph"/>
       </w:pPr>
       <w:r>
-        <w:t xml:space="preserve">โครงงานวิศวกรรมนี้มุ่งเน้นการพัฒนา</w:t>
-      </w:r>
-      <w:r>
-        <w:t xml:space="preserve"> </w:t>
-      </w:r>
-      <w:r>
-        <w:t xml:space="preserve">“ระบบจัดการคำสั่งซื้อและตรวจสอบคลังสินค้า (Order Management and Inventory Control System: SOML)”</w:t>
-      </w:r>
-      <w:r>
-        <w:t xml:space="preserve"> </w:t>
-      </w:r>
-      <w:r>
-        <w:t xml:space="preserve">เพื่อแก้ไขปัญหาคอขวดในกระบวนการปฏิบัติงานของธุรกิจค้าปลีกวัสดุก่อสร้างขนาดกลางและขนาดเล็ก กรณีศึกษาร้านวัสดุก่อสร้างอำพรคอนกรีต ซึ่งเดิมอาศัยกระบวนการทางเอกสารกระดาษที่ขาดการเชื่อมโยงระหว่างจุดชำระเงินหน้าร้านและจุดจ่ายสินค้าที่คลังสินค้า วัตถุประสงค์ของโครงงานคือการออกแบบและพัฒนาเว็บแอปพลิเคชันที่เชื่อมโยงกระบวนการหน้าร้านและคลังสินค้าเข้าด้วยกันแบบเรียลไทม์</w:t>
-      </w:r>
-    </w:p>
-    <w:p>
-      <w:pPr>
-        <w:pStyle w:val="BodyText"/>
-      </w:pPr>
-      <w:r>
-        <w:t xml:space="preserve">โดยประยุกต์ใช้สถาปัตยกรรมซอฟต์แวร์แบบ 3 ชั้น ร่วมกับการสื่อสารข้อมูลแบบขับเคลื่อนด้วยเหตุการณ์ การควบคุมสถานะคำสั่งซื้อเพื่อป้องกันการรับสินค้าซ้ำ และมาตรฐานความมั่นคงปลอดภัยของแอปพลิเคชัน เพื่อให้ได้ระบบต้นแบบที่ใช้งานได้จริงและสามารถต่อยอดสู่การใช้งานเชิงพาณิชย์ได้ต่อไป</w:t>
-      </w:r>
-    </w:p>
-    <w:bookmarkStart w:id="10" w:name="Xb5f410fa4455eeab1bd2d39187b19440fe84204"/>
+        <w:t xml:space="preserve">โครงงานวิศวกรรมนี้พัฒนาระบบจัดการคำสั่งซื้อและตรวจสอบคลังสินค้า สำหรับร้านวัสดุก่อสร้างอำพรคอนกรีต ซึ่งเดิมใช้ใบเสร็จกระดาษเป็นตัวกลางระหว่างจุดชำระเงินหน้าร้านกับจุดจ่ายสินค้าที่คลัง ปัญหาที่เก็บได้จากหน้างานสามข้อหลัก ได้แก่ ยอดสินค้าคงเหลือในบันทึกไม่ตรงกับจำนวนจริง มีการนำบิลเก่ามาใช้รับสินค้าซ้ำ และคลังสินค้าไม่ทราบล่วงหน้าว่ามีคำสั่งซื้อใดรอการจัดเตรียมอยู่</w:t>
+      </w:r>
+    </w:p>
+    <w:p>
+      <w:pPr>
+        <w:pStyle w:val="BodyText"/>
+      </w:pPr>
+      <w:r>
+        <w:t xml:space="preserve">ปัญหาทั้งสามข้อนี้ไม่ใช่ปัญหาของการบันทึกข้อมูล แต่เป็นปัญหาของการควบคุมความถูกต้องของข้อมูลเมื่อมีผู้ใช้งานหลายคนทำรายการพร้อมกัน และการส่งข้อมูลถึงผู้เกี่ยวข้องได้ทันเวลา ทฤษฎีที่นำเสนอในหัวข้อนี้จึงคัดเลือกจากการตัดสินใจออกแบบที่เกิดขึ้นจริงในระบบ โดยแต่ละหัวข้อตอบคำถามว่า เหตุใดระบบจึงถูกออกแบบเช่นนั้น และหากไม่ทำเช่นนั้นจะเกิดผลอย่างไร</w:t>
+      </w:r>
+    </w:p>
+    <w:bookmarkStart w:id="10" w:name="การแบงชนซอฟตแวรและการแยกความรบผดชอบ"/>
     <w:p>
       <w:pPr>
         <w:pStyle w:val="Heading3"/>
       </w:pPr>
       <w:r>
-        <w:t xml:space="preserve">2.1.1 สถาปัตยกรรมซอฟต์แวร์แบบหลายชั้น (N-tier / 3-Tier Architecture)</w:t>
+        <w:t xml:space="preserve">2.1.1 การแบ่งชั้นซอฟต์แวร์และการแยกความรับผิดชอบ</w:t>
       </w:r>
     </w:p>
     <w:p>
       <w:pPr>
         <w:pStyle w:val="FirstParagraph"/>
-      </w:pPr>
-      <w:r>
-        <w:t xml:space="preserve">สถาปัตยกรรมซอฟต์แวร์แบบหลายชั้นเป็นแนวทางการออกแบบที่แยกความรับผิดชอบของระบบออกเป็นชั้นตามหน้าที่การทำงาน ได้แก่ ชั้นการนำเสนอข้อมูล (Presentation Layer) ชั้นตรรกะทางธุรกิจ (Business Logic Layer) และชั้นข้อมูล (Data Layer) ตามหลักการแยกความรับผิดชอบ (Separation of Concerns) [1], [2] การแยกชั้นดังกล่าวช่วยให้แต่ละส่วนของระบบสามารถพัฒนา ทดสอบ ปรับขนาด และบำรุงรักษาได้อย่างเป็นอิสระจากกัน</w:t>
-      </w:r>
-    </w:p>
-    <w:p>
-      <w:pPr>
-        <w:pStyle w:val="BodyText"/>
-      </w:pPr>
-      <w:r>
-        <w:t xml:space="preserve">ซึ่งเป็นแนวทางที่ได้รับการยอมรับอย่างแพร่หลายในการออกแบบเว็บแอปพลิเคชันระดับองค์กร [3] โครงงานนี้อ้างอิงแนวคิดดังกล่าวโดยแบ่งระบบออกเป็นชั้นการแสดงผลที่พัฒนาด้วยเว็บแอปพลิเคชัน Responsive Design ชั้นประมวลผลตรรกะธุรกิจที่ควบคุมการตัดสต็อกและการควบคุมสิทธิ์ และชั้นจัดเก็บข้อมูลเชิงสัมพันธ์ เพื่อให้ระบบมีความยืดหยุ่นและรองรับการต่อยอดในอนาคต</w:t>
+        <w:ind w:firstLine="1267"/>
+      </w:pPr>
+      <w:r>
+        <w:t xml:space="preserve">การแยกความรับผิดชอบ เป็นหลักการพื้นฐานของวิศวกรรมซอฟต์แวร์ที่กำหนดให้แต่ละส่วนของระบบรับผิดชอบเรื่องเดียวและไม่ก้าวก่ายหน้าที่ของส่วนอื่น [1] การประยุกต์หลักการนี้กับเว็บแอปพลิเคชันนิยมแบ่งระบบออกเป็นสามชั้นตามหน้าที่ ได้แก่ ชั้นการนำเสนอข้อมูล ชั้นตรรกะทางธุรกิจ และชั้นข้อมูล การแบ่งเช่นนี้ทำให้แต่ละชั้นพัฒนา ทดสอบ และแก้ไขได้อย่างอิสระจากกัน</w:t>
+      </w:r>
+    </w:p>
+    <w:p>
+      <w:pPr>
+        <w:pStyle w:val="BodyText"/>
+        <w:ind w:firstLine="1267"/>
+      </w:pPr>
+      <w:r>
+        <w:t xml:space="preserve">อย่างไรก็ตาม การแบ่งชั้นเชิงตรรกะกับการแบ่งหน่วยที่ติดตั้งจริงเป็นคนละเรื่องกัน [2] ชั้นเชิงตรรกะอธิบายว่าโค้ดส่วนใดรับผิดชอบอะไร ส่วนหน่วยติดตั้ง อธิบายว่าอะไรทำงานเป็นกระบวนการแยกกัน คำถามเชิงออกแบบที่ต้องตอบคือ เมื่อใดจึงควรแยกส่วนหนึ่งออกเป็นหน่วยติดตั้งต่างหาก ซึ่งเหตุผลอาจไม่ได้มาจากขนาดของโค้ดเสมอไป แต่มาจากข้อจำกัดของสภาพแวดล้อมที่ส่วนนั้นต้องทำงานอยู่</w:t>
+      </w:r>
+    </w:p>
+    <w:p>
+      <w:pPr>
+        <w:pStyle w:val="BodyText"/>
+        <w:ind w:firstLine="1267"/>
+      </w:pPr>
+      <w:r>
+        <w:t xml:space="preserve">โครงงานนี้แบ่งระบบเป็นสามชั้นเชิงตรรกะตามหลักข้างต้น แต่มีหน่วยติดตั้งสี่หน่วย เนื่องจากบริการพิมพ์ใบเสร็จถูกแยกออกเป็นกระบวนการต่างหาก เหตุผลไม่ใช่เพราะขนาดของโค้ด แต่เพราะเครื่องพิมพ์ความร้อนเชื่อมต่อทางกายภาพกับเครื่องที่ตั้งอยู่หน้าร้าน บริการนี้จึงต้องทำงานบนเครื่องนั้นเสมอ ในขณะที่ระบบหลังบ้านสามารถย้ายไปทำงานที่ใดก็ได้ ภายในระบบหลังบ้านยังแบ่งย่อยตามความรับผิดชอบอีกชั้นหนึ่ง เป็นส่วนควบคุมตามหน้าที่ ส่วนตรวจสอบสิทธิ์ที่คั่นหน้าทุกเส้นทาง ส่วนตั้งค่าการเชื่อมต่อฐานข้อมูล และไลบรารีภายใน</w:t>
+      </w:r>
+    </w:p>
+    <w:p>
+      <w:pPr>
+        <w:pStyle w:val="BodyText"/>
+        <w:ind w:firstLine="1267"/>
+      </w:pPr>
+      <w:r>
+        <w:t xml:space="preserve">การอธิบายสถาปัตยกรรมที่มีทั้งชั้นเชิงตรรกะและหน่วยติดตั้งเช่นนี้ให้ผู้อ่านต่างกลุ่มเข้าใจตรงกันได้ ใช้แบบจำลองซีโฟร์ ของบราวน์ [3] ซึ่งเสนอให้อธิบายซอฟต์แวร์ด้วยแผนภาพหลายระดับที่ซูมเข้าหากันทีละชั้น เริ่มจากระดับบริบท ที่มองระบบเป็นกล่องเดียวและแสดงเพียงว่าใครใช้ระบบและระบบต่อกับอะไร ลงไปยังระดับคอนเทนเนอร์ ที่แสดงหน่วยที่ติดตั้งแยกกัน และระดับส่วนประกอบ ที่แสดงโมดูลภายในแต่ละหน่วย เหตุผลที่แบบจำลองนี้เหมาะกับโครงงานคือผู้อ่านแต่ละกลุ่มต้องการรายละเอียดคนละระดับ เจ้าของร้านต้องการเห็นเพียงระดับบริบท ส่วนผู้พัฒนาต้องการเห็นถึงระดับโมดูล การแยกเป็นชั้นจึงตอบทั้งสองกลุ่มได้ด้วยแผนภาพชุดเดียวกัน บทที่ 3 ใช้แบบจำลองนี้อธิบายสถาปัตยกรรมของระบบสามระดับตามลำดับ</w:t>
       </w:r>
     </w:p>
     <w:bookmarkEnd w:id="10"/>
-    <w:bookmarkStart w:id="11" w:name="การออกแบบสถาปตยกรรมดวย-c4-model"/>
+    <w:bookmarkStart w:id="11" w:name="ขอบเขตของธรกรรมและคณสมบตเอซด-acid"/>
     <w:p>
       <w:pPr>
         <w:pStyle w:val="Heading3"/>
       </w:pPr>
       <w:r>
-        <w:t xml:space="preserve">2.1.2 การออกแบบสถาปัตยกรรมด้วย C4 Model</w:t>
+        <w:t xml:space="preserve">2.1.2 ขอบเขตของธุรกรรมและคุณสมบัติเอซิด (ACID)</w:t>
       </w:r>
     </w:p>
     <w:p>
       <w:pPr>
         <w:pStyle w:val="FirstParagraph"/>
-      </w:pPr>
-      <w:r>
-        <w:t xml:space="preserve">C4 Model เป็นกรอบแนวคิดสำหรับอธิบายสถาปัตยกรรมซอฟต์แวร์แบบเป็นลำดับชั้น พัฒนาโดย Simon Brown ประกอบด้วย 4 ระดับ ได้แก่ ระดับบริบทของระบบ (Context) ระดับคอนเทนเนอร์ (Container) ระดับส่วนประกอบ (Component) และระดับรหัสต้นฉบับ (Code) [4] แนวทางนี้ช่วยให้ผู้พัฒนา ผู้ใช้งาน และผู้บริหารสามารถสื่อสารภาพรวมของระบบในระดับความละเอียดที่แตกต่างกันได้อย่างตรงกัน โดยไม่จำเป็นต้องลงรายละเอียดทางเทคนิคทั้งหมดในคราวเดียว</w:t>
-      </w:r>
-    </w:p>
-    <w:p>
-      <w:pPr>
-        <w:pStyle w:val="BodyText"/>
-      </w:pPr>
-      <w:r>
-        <w:t xml:space="preserve">โครงงานนี้ใช้ C4 Model ในการอธิบายโครงสร้างของระบบ SOML สามระดับ ได้แก่ ระดับบริบท (C1) เพื่อแสดงขอบเขตของระบบและผู้เกี่ยวข้องภายนอก ระดับคอนเทนเนอร์ (C2) เพื่อแสดงการทำงานร่วมกันระหว่างเว็บแอปพลิเคชันฝั่งผู้ใช้ ระบบหลังบ้าน (Backend API) ฐานข้อมูล และบริการพิมพ์ใบเสร็จ และระดับส่วนประกอบ (C3) เพื่อแสดงการแบ่งส่วนประกอบภายในระบบหลังบ้านตามหน้าที่ ส่วนระดับรหัสต้นฉบับ (C4) ไม่ได้จัดทำเป็นแผนภาพ เนื่องจากรายละเอียดระดับนั้นปรากฏอยู่ในซอร์สโค้ดของระบบโดยตรงแล้ว</w:t>
+        <w:ind w:firstLine="1267"/>
+      </w:pPr>
+      <w:r>
+        <w:t xml:space="preserve">ธุรกรรม คือกลุ่มของคำสั่งที่ต้องดำเนินการสำเร็จทั้งหมดหรือไม่ดำเนินการเลย ระบบฐานข้อมูลที่รองรับธุรกรรมต้องรับประกันคุณสมบัติสี่ประการ คือ ความเป็นหน่วยเดียว ความสอดคล้อง การแยกจากกัน และความคงทน หรือเรียกโดยรวมว่าคุณสมบัติเอซิด [4] คุณสมบัติเหล่านี้ป้องกันไม่ให้ข้อมูลค้างอยู่ในสภาพครึ่ง ๆ กลาง ๆ เมื่อเกิดข้อผิดพลาดระหว่างการทำงาน</w:t>
+      </w:r>
+    </w:p>
+    <w:p>
+      <w:pPr>
+        <w:pStyle w:val="BodyText"/>
+        <w:ind w:firstLine="1267"/>
+      </w:pPr>
+      <w:r>
+        <w:t xml:space="preserve">ประเด็นที่ยากในทางปฏิบัติไม่ใช่การทำความเข้าใจนิยามของเอซิด แต่เป็นการตัดสินใจว่า คำสั่งใดควรอยู่ภายในขอบเขตของธุรกรรมและคำสั่งใดไม่ควร หากรวมงานเข้าไปในธุรกรรมมากเกินไป ระยะเวลาที่ธุรกรรมถือครองทรัพยากรจะยาวขึ้นและกระทบผู้ใช้งานรายอื่น แต่หากแยกงานที่ควรอยู่ด้วยกันออกจากกัน ข้อมูลอาจไม่สอดคล้องกันเมื่อขั้นตอนหนึ่งสำเร็จแต่อีกขั้นตอนล้มเหลว หลักที่ใช้ตัดสินคือ งานใดที่หากล้มเหลวแล้วทำให้ข้อมูลผิดต้องอยู่ในธุรกรรมเดียวกัน ส่วนงานที่เป็นผลพลอยได้และล้มเหลวได้โดยไม่กระทบความถูกต้องของข้อมูลควรอยู่นอกธุรกรรม</w:t>
+      </w:r>
+    </w:p>
+    <w:p>
+      <w:pPr>
+        <w:pStyle w:val="BodyText"/>
+        <w:ind w:firstLine="1267"/>
+      </w:pPr>
+      <w:r>
+        <w:t xml:space="preserve">โครงงานนี้ใช้ระบบจัดการฐานข้อมูลที่รองรับธุรกรรมและกำหนดขอบเขตไว้อย่างชัดเจน ในขั้นตอนยืนยันจ่ายสินค้า การเปลี่ยนสถานะคำสั่งซื้อ การหักยอดสินค้าคงเหลือ การบันทึกรายการเคลื่อนไหวของสต็อก และการบันทึกประวัติการทำรายการ ทั้งสี่อย่างอยู่ภายในธุรกรรมเดียวกัน เพราะหากขั้นตอนใดล้มเหลวแล้วขั้นตอนอื่นยังคงอยู่ ยอดสินค้าในระบบจะไม่ตรงกับความจริงทันที ส่วนการตรวจสอบเงื่อนไขเพื่อสร้างการแจ้งเตือนถูกออกแบบให้ทำงาน หลังจากธุรกรรมยืนยันผลสำเร็จแล้วเท่านั้น เพราะการแจ้งเตือนเป็นงานผลพลอยได้ หากการสร้างการแจ้งเตือนล้มเหลว ไม่ควรมีผลให้การจ่ายสินค้าที่เกิดขึ้นจริงแล้วถูกยกเลิกตามไปด้วย</w:t>
       </w:r>
     </w:p>
     <w:bookmarkEnd w:id="11"/>
-    <w:bookmarkStart w:id="12" w:name="คณสมบต-acid-และธรกรรมเชงอะตอมมกในฐานขอมล"/>
+    <w:bookmarkStart w:id="12" w:name="X8a46f0b5c71bd3c8b49e85ff011c0a5909ca604"/>
     <w:p>
       <w:pPr>
         <w:pStyle w:val="Heading3"/>
       </w:pPr>
       <w:r>
-        <w:t xml:space="preserve">2.1.3 คุณสมบัติ ACID และธุรกรรมเชิงอะตอมมิกในฐานข้อมูล</w:t>
+        <w:t xml:space="preserve">2.1.3 การควบคุมภาวะพร้อมกัน: การล็อกเชิงบวกและการล็อกเชิงลบ</w:t>
       </w:r>
     </w:p>
     <w:p>
       <w:pPr>
         <w:pStyle w:val="FirstParagraph"/>
-      </w:pPr>
-      <w:r>
-        <w:t xml:space="preserve">ฐานข้อมูลเชิงสัมพันธ์ที่ใช้ในระบบงานที่มีการเคลื่อนไหวของข้อมูลตลอดเวลาจำเป็นต้องมีคุณสมบัติ ACID ได้แก่ Atomicity, Consistency, Isolation และ Durability เพื่อรับประกันความถูกต้องของธุรกรรม [5] โดยเฉพาะ Atomicity ซึ่งกำหนดให้ธุรกรรมต้องดำเนินการสำเร็จครบทั้งกระบวนการหรือไม่ดำเนินการเลย ช่วยป้องกันความคลาดเคลื่อนของข้อมูลเมื่อมีการเข้าถึงพร้อมกันจากผู้ใช้งานหลายคน โครงงานนี้นำหลักการดังกล่าวมาใช้ในขั้นตอนการตัดสต็อกสินค้าเมื่อพนักงานคลังสินค้ายืนยันจ่ายสินค้า เพื่อป้องกันภาวะ Race Condition และรับประกันว่ายอดสต็อกในระบบจะสะท้อนจำนวนสินค้าจริงในคลังอยู่เสมอ</w:t>
+        <w:ind w:firstLine="1267"/>
+      </w:pPr>
+      <w:r>
+        <w:t xml:space="preserve">คุณสมบัติเอซิดรับประกันความถูกต้องของธุรกรรมหนึ่ง ๆ แต่ไม่ได้อธิบายว่าเมื่อธุรกรรมสองรายการเข้ามาแก้ไขข้อมูลชุดเดียวกันในเวลาเดียวกัน ระบบจะตัดสินอย่างไร เรื่องนี้เป็นหน้าที่ของการควบคุมภาวะพร้อมกัน ซึ่งมีเป้าหมายเพื่อป้องกันความผิดปกติ เช่น การเขียนทับผลของกันและกัน [5]</w:t>
+      </w:r>
+    </w:p>
+    <w:p>
+      <w:pPr>
+        <w:pStyle w:val="BodyText"/>
+        <w:ind w:firstLine="1267"/>
+      </w:pPr>
+      <w:r>
+        <w:t xml:space="preserve">วิธีการควบคุมภาวะพร้อมกันแบ่งได้เป็นสองแนวทางหลัก แนวทางแรกคือ การล็อกเชิงลบ ซึ่งตั้งสมมติฐานว่าการชนกันเกิดขึ้นบ่อย จึงล็อกข้อมูลไว้ตั้งแต่ตอนอ่าน ผู้ที่เข้ามาภายหลังต้องรอจนกว่าธุรกรรมแรกจะสิ้นสุด วิธีนี้ให้ความถูกต้องสูงแต่ทำให้เกิดการรอคอย แนวทางที่สองคือ การล็อกเชิงบวก ซึ่งตั้งสมมติฐานว่าการชนกันเกิดขึ้นไม่บ่อย จึงปล่อยให้ธุรกรรมทำงานไปก่อนโดยไม่ล็อก แล้วตรวจสอบในขั้นตอนการเขียนว่ามีผู้อื่นแก้ไขข้อมูลไปก่อนหรือไม่ หากพบว่ามี ธุรกรรมนั้นจะถูกยกเลิก [6] ทั้งสองแนวทางมีข้อดีข้อเสียต่างกันและเลือกใช้ตามลักษณะของงาน</w:t>
+      </w:r>
+    </w:p>
+    <w:p>
+      <w:pPr>
+        <w:pStyle w:val="BodyText"/>
+        <w:ind w:firstLine="1267"/>
+      </w:pPr>
+      <w:r>
+        <w:t xml:space="preserve">โครงงานนี้ใช้ทั้งสองแนวทางร่วมกันในขั้นตอนยืนยันจ่ายสินค้า เนื่องจากปัญหาที่ต้องป้องกันมีสองปัญหาที่แยกจากกัน ปัญหาแรกคือการจ่ายสินค้าซ้ำสำหรับคำสั่งซื้อเดียวกัน ระบบป้องกันด้วยการล็อกเชิงบวก โดยคำสั่งเปลี่ยนสถานะคำสั่งซื้อมีเงื่อนไขกำกับว่าสถานะเดิมต้องเป็นรอจ่ายสินค้าเท่านั้น หากมีพนักงานคนอื่นยืนยันจ่ายไปก่อนแล้ว จำนวนแถวที่ถูกแก้ไขจะเป็นศูนย์ ระบบจะยกเลิกธุรกรรมทั้งหมดและแจ้งว่าคำสั่งซื้อนี้ถูกจ่ายไปแล้ว ปัญหาที่สองคือยอดสินค้าคงเหลือคลาดเคลื่อนเมื่อมีการหักยอดพร้อมกัน ระบบป้องกันด้วยการล็อกเชิงลบ โดยอ่านรายการสินค้าพร้อมล็อกแถวไว้ ทำให้คำขอที่เข้ามาพร้อมกันต้องดำเนินการตามลำดับ นอกจากนี้คำสั่งหักยอดยังมีเงื่อนไขกำกับว่ายอดคงเหลือต้องไม่น้อยกว่าจำนวนที่จะหัก เป็นด่านป้องกันชั้นสุดท้าย</w:t>
+      </w:r>
+    </w:p>
+    <w:p>
+      <w:pPr>
+        <w:pStyle w:val="BodyText"/>
+        <w:ind w:firstLine="1267"/>
+      </w:pPr>
+      <w:r>
+        <w:t xml:space="preserve">การเลือกใช้ทั้งสองแนวทางร่วมกันจึงไม่ใช่การทำงานซ้ำซ้อน แต่เป็นการแก้ปัญหาคนละปัญหาด้วยเครื่องมือที่เหมาะสมกับปัญหานั้น</w:t>
       </w:r>
     </w:p>
     <w:bookmarkEnd w:id="12"/>
-    <w:bookmarkStart w:id="13" w:name="X27ca9be1f1205e57beb4097e8a0d0b5ffd8d357"/>
+    <w:bookmarkStart w:id="13" w:name="เครองสถานะจำกดกบวงจรชวตของคำสงซอ"/>
     <w:p>
       <w:pPr>
         <w:pStyle w:val="Heading3"/>
       </w:pPr>
       <w:r>
-        <w:t xml:space="preserve">2.1.4 การจัดการสถานะและวงจรชีวิตของคำสั่งซื้อ (Order Status Control / State Management)</w:t>
+        <w:t xml:space="preserve">2.1.4 เครื่องสถานะจำกัดกับวงจรชีวิตของคำสั่งซื้อ</w:t>
       </w:r>
     </w:p>
     <w:p>
       <w:pPr>
         <w:pStyle w:val="FirstParagraph"/>
-      </w:pPr>
-      <w:r>
-        <w:t xml:space="preserve">แนวคิดการจัดการสถานะข้อมูล (State Management) เป็นการกำหนดสถานะและการเปลี่ยนผ่านสถานะของข้อมูลอย่างเป็นระบบ เพื่อควบคุมพฤติกรรมของระบบให้สอดคล้องกับวงจรชีวิตของข้อมูลนั้น ๆ ในบริบทของระบบขายและคลังสินค้า การกำหนดสถานะคำสั่งซื้อ เช่น</w:t>
-      </w:r>
-      <w:r>
-        <w:t xml:space="preserve"> </w:t>
-      </w:r>
-      <w:r>
-        <w:t xml:space="preserve">“รอจ่ายสินค้า”</w:t>
-      </w:r>
-      <w:r>
-        <w:t xml:space="preserve"> </w:t>
-      </w:r>
-      <w:r>
-        <w:t xml:space="preserve">และ</w:t>
-      </w:r>
-      <w:r>
-        <w:t xml:space="preserve"> </w:t>
-      </w:r>
-      <w:r>
-        <w:t xml:space="preserve">“ส่งมอบสำเร็จ”</w:t>
-      </w:r>
-      <w:r>
-        <w:t xml:space="preserve"> </w:t>
-      </w:r>
-      <w:r>
-        <w:t xml:space="preserve">ช่วยให้ระบบสามารถควบคุมได้ว่าคำสั่งซื้อใดยังรอการดำเนินการและคำสั่งซื้อใดเสร็จสิ้นแล้ว โครงงานนี้ประยุกต์ใช้แนวคิดดังกล่าวเพื่อป้องกันการรับสินค้าซ้ำ โดยเมื่อพนักงานคลังสินค้ายืนยันจ่ายสินค้าสำหรับคำสั่งซื้อใดแล้ว ระบบจะเปลี่ยนสถานะคำสั่งซื้อนั้นทันทีและไม่แสดงในคิวรอจ่ายอีกต่อไป โดยไม่ต้องอาศัยอุปกรณ์สแกนยืนยันสิทธิ์เพิ่มเติม</w:t>
+        <w:ind w:firstLine="1267"/>
+      </w:pPr>
+      <w:r>
+        <w:t xml:space="preserve">ข้อมูลที่มีวงจรชีวิตชัดเจนสามารถอธิบายได้ด้วยเครื่องสถานะจำกัด ซึ่งกำหนดว่าข้อมูลมีสถานะใดได้บ้าง และเปลี่ยนจากสถานะหนึ่งไปยังอีกสถานะหนึ่งได้ทางใดบ้าง [7] ประโยชน์ของการอธิบายด้วยวิธีนี้คือ เส้นทางที่ไม่ได้ระบุไว้ถือว่าไม่อนุญาต ระบบจึงไม่ต้องเขียนคำสั่งตรวจสอบแยกทีละกรณีว่าการเปลี่ยนสถานะใดผิดกฎ</w:t>
+      </w:r>
+    </w:p>
+    <w:p>
+      <w:pPr>
+        <w:pStyle w:val="BodyText"/>
+        <w:ind w:firstLine="1267"/>
+      </w:pPr>
+      <w:r>
+        <w:t xml:space="preserve">แนวคิดที่ต้องแยกให้ชัดคือ สถานะอาจถูกออกแบบให้เป็น ค่าที่ผู้ใช้กำหนดได้โดยตรง หรือเป็น ผลลัพธ์ที่เกิดจากการกระทำที่สำเร็จแล้ว เท่านั้น แบบหลังเข้มงวดกว่า เพราะทำให้สถานะทำหน้าที่เป็นหลักฐานได้ว่าการกระทำนั้นเกิดขึ้นจริง ไม่ใช่เพียงค่าที่ใครก็ตั้งได้</w:t>
+      </w:r>
+    </w:p>
+    <w:p>
+      <w:pPr>
+        <w:pStyle w:val="BodyText"/>
+        <w:ind w:firstLine="1267"/>
+      </w:pPr>
+      <w:r>
+        <w:t xml:space="preserve">โครงงานนี้กำหนดให้คำสั่งซื้อมีสี่สถานะ คือรอจ่ายสินค้า กำลังจัดของ ส่งมอบสำเร็จ และยกเลิก โดยมีข้อกำหนดสองข้อที่ทำให้สถานะมีความหมายมากกว่าการบอกขั้นตอนของงาน ข้อแรกคือ ไม่มีสถานะก่อนการชำระเงิน คำสั่งซื้อถูกบันทึกลงฐานข้อมูลครั้งเดียวเมื่อพนักงานยืนยันรับชำระเงินแล้ว และคอลัมน์วันเวลาที่รับชำระถูกกำหนดให้ต้องมีค่าเสมอ ผลคือคำสั่งซื้อที่มีอยู่ในระบบย่อมผ่านการชำระเงินแล้วทุกรายการ ไม่มีรายการค้างจากลูกค้าที่เปลี่ยนใจ ข้อที่สองคือ สถานะส่งมอบสำเร็จเข้าถึงได้ทางเดียว คือผ่านธุรกรรมตัดสต็อกที่สำเร็จเท่านั้น ระบบปฏิเสธการตั้งค่าสถานะนี้โดยตรงผ่านเส้นทางปรับสถานะทั่วไป เพราะหากอนุญาต สถานะจะไม่เป็นหลักฐานอีกต่อไปว่าสต็อกถูกหักแล้วจริง</w:t>
+      </w:r>
+    </w:p>
+    <w:p>
+      <w:pPr>
+        <w:pStyle w:val="BodyText"/>
+        <w:ind w:firstLine="1267"/>
+      </w:pPr>
+      <w:r>
+        <w:t xml:space="preserve">ข้อกำหนดข้อที่สองนี้เชื่อมโดยตรงกับการล็อกเชิงบวกในหัวข้อ 2.1.3 เนื่องจากเงื่อนไขที่ตรวจว่าสถานะเดิมต้องเป็นรอจ่ายสินค้าก่อนจึงจะเปลี่ยนได้ ทำหน้าที่สองอย่างพร้อมกัน คือบังคับเส้นทางการเปลี่ยนสถานะตามเครื่องสถานะ และเป็นกลไกกันการจ่ายซ้ำในเวลาเดียวกัน</w:t>
       </w:r>
     </w:p>
     <w:bookmarkEnd w:id="13"/>
-    <w:bookmarkStart w:id="14" w:name="Xa6e2b388ad68a137797893778b5fb2cc1f5cf28"/>
+    <w:bookmarkStart w:id="14" w:name="Xa9e34306e8bd705c6d6a81276900abc22541123"/>
     <w:p>
       <w:pPr>
         <w:pStyle w:val="Heading3"/>
       </w:pPr>
       <w:r>
-        <w:t xml:space="preserve">2.1.5 การสื่อสารข้อมูลแบบขับเคลื่อนด้วยเหตุการณ์ (Event-Driven Communication)</w:t>
+        <w:t xml:space="preserve">2.1.5 บันทึกแบบเพิ่มอย่างเดียว: บัญชีการเคลื่อนไหวและร่องรอยการตรวจสอบ</w:t>
       </w:r>
     </w:p>
     <w:p>
       <w:pPr>
         <w:pStyle w:val="FirstParagraph"/>
-      </w:pPr>
-      <w:r>
-        <w:t xml:space="preserve">สถาปัตยกรรมแบบขับเคลื่อนด้วยเหตุการณ์เป็นแนวทางการออกแบบระบบที่ให้องค์ประกอบต่าง ๆ ของระบบสื่อสารกันผ่านการส่งและรับเหตุการณ์ (Event) แทนการร้องขอข้อมูลซ้ำเป็นระยะ (Polling) แนวคิดนี้เหมาะสมกับสถาปัตยกรรมแบบ Non-blocking I/O ของ Node.js ซึ่งถูกออกแบบมาให้จัดการการเชื่อมต่อจำนวนมากพร้อมกันได้อย่างมีประสิทธิภาพ [6] เมื่อมีเหตุการณ์เกิดขึ้นในระบบ เช่น การยืนยันคำสั่งซื้อที่หน้าร้าน ระบบสามารถผลักข้อมูล (Push) ไปยังผู้ใช้งานที่เกี่ยวข้องได้ทันทีโดยไม่ต้องให้ผู้ใช้งานกดรีเฟรชหน้าจอ โครงงานนี้ใช้แนวคิดนี้ในการส่งคำสั่งซื้อใหม่จากหน้าร้านไปยังหน้าจอคิวงานที่คลังสินค้าแบบเรียลไทม์ทันทีที่ลูกค้าชำระเงิน ทำให้พนักงานคลังสินค้าสามารถเริ่มจัดเตรียมสินค้าได้ก่อนที่ลูกค้าจะเดินถือใบเสร็จมาถึง</w:t>
+        <w:ind w:firstLine="1267"/>
+      </w:pPr>
+      <w:r>
+        <w:t xml:space="preserve">ข้อมูลที่เปลี่ยนแปลงตลอดเวลาเก็บได้สองแบบ แบบแรกเก็บเฉพาะค่าปัจจุบันแล้วเขียนทับทุกครั้งที่เปลี่ยน แบบที่สองเก็บทุกครั้งที่มีการเปลี่ยนแปลงเป็นรายการต่อเนื่องโดยไม่แก้ไขและไม่ลบรายการเดิม ค่าปัจจุบันเป็นเพียงผลรวมของรายการทั้งหมด แบบแรกประหยัดพื้นที่แต่ตอบไม่ได้ว่าค่าปัจจุบันมาจากไหน ส่วนแบบที่สองตรวจสอบย้อนหลังได้ทุกขั้น แลกกับปริมาณข้อมูลที่โตขึ้นเรื่อย ๆ</w:t>
+      </w:r>
+    </w:p>
+    <w:p>
+      <w:pPr>
+        <w:pStyle w:val="BodyText"/>
+        <w:ind w:firstLine="1267"/>
+      </w:pPr>
+      <w:r>
+        <w:t xml:space="preserve">หลักการเดียวกันนี้ใช้กับบันทึกด้านความมั่นคงปลอดภัย ซึ่งกำหนดว่าบันทึกเหตุการณ์ต้องระบุได้ว่าใครทำอะไร เมื่อใด และจากที่ใด และต้องไม่ถูกแก้ไขย้อนหลัง มิฉะนั้นบันทึกนั้นใช้เป็นหลักฐานไม่ได้ [8]</w:t>
+      </w:r>
+    </w:p>
+    <w:p>
+      <w:pPr>
+        <w:pStyle w:val="BodyText"/>
+        <w:ind w:firstLine="1267"/>
+      </w:pPr>
+      <w:r>
+        <w:t xml:space="preserve">โครงงานนี้ใช้แนวทางเก็บทุกการเปลี่ยนแปลงในสองเรื่อง เรื่องแรกคือการเคลื่อนไหวของสต็อก ทุกครั้งที่ยอดคงเหลือเปลี่ยน ระบบบันทึกจำนวนที่เปลี่ยน พร้อมยอดคงเหลือหลังการเปลี่ยนนั้น และสาเหตุว่าเป็นการจ่ายตามคำสั่งซื้อ การปรับด้วยมือ หรือการรับสินค้าเข้า การเก็บยอดคงเหลือหลังเปลี่ยนไว้ด้วยทำให้ตรวจสอบย้อนหลังได้ว่ายอดเริ่มไม่ตรงกับความจริงตั้งแต่รายการใด โดยไม่ต้องไล่คำนวณใหม่ทั้งหมด เรื่องที่สองคือประวัติการทำรายการ ซึ่งบันทึกผู้กระทำ การกระทำ ชนิดและรหัสของข้อมูลที่ถูกกระทำ รายละเอียดเพิ่มเติม และหมายเลขที่อยู่เครือข่ายของผู้ใช้</w:t>
+      </w:r>
+    </w:p>
+    <w:p>
+      <w:pPr>
+        <w:pStyle w:val="BodyText"/>
+        <w:ind w:firstLine="1267"/>
+      </w:pPr>
+      <w:r>
+        <w:t xml:space="preserve">จุดที่ต้องอธิบายให้ได้คือ บันทึกทั้งสองชนิดถูกเขียนภายในธุรกรรมเดียวกันกับการหักยอดสต็อก ตามที่กำหนดขอบเขตไว้ในหัวข้อ 2.1.2 หากเขียนนอกธุรกรรม จะเกิดกรณีที่สต็อกถูกหักแล้วแต่ไม่มีบันทึก หรือมีบันทึกแต่สต็อกไม่ได้ถูกหัก ซึ่งทำให้บันทึกนั้นเชื่อถือไม่ได้ทันที</w:t>
       </w:r>
     </w:p>
     <w:bookmarkEnd w:id="14"/>
-    <w:bookmarkStart w:id="15" w:name="X96b2bc37bbf6dd23bf0849fba2db2ee99c4d8c5"/>
+    <w:bookmarkStart w:id="15" w:name="Xf310f524aad4f1e8407108fe2cc042353a7c090"/>
     <w:p>
       <w:pPr>
         <w:pStyle w:val="Heading3"/>
       </w:pPr>
       <w:r>
-        <w:t xml:space="preserve">2.1.6 การควบคุมสิทธิ์การเข้าถึงตามบทบาทและมาตรฐานความมั่นคงปลอดภัย (RBAC &amp; OWASP ASVS)</w:t>
+        <w:t xml:space="preserve">2.1.6 สถาปัตยกรรมขับเคลื่อนด้วยเหตุการณ์และการผลักข้อมูลผ่านช่องทางค้าง</w:t>
       </w:r>
     </w:p>
     <w:p>
       <w:pPr>
         <w:pStyle w:val="FirstParagraph"/>
-      </w:pPr>
-      <w:r>
-        <w:t xml:space="preserve">การควบคุมสิทธิ์การเข้าถึงตามบทบาท (Role-Based Access Control: RBAC) เป็นแนวทางการจัดการสิทธิ์ที่กำหนดขอบเขตการเข้าถึงข้อมูลและฟังก์ชันการทำงานตามบทบาทของผู้ใช้งาน ซึ่งเหมาะสมกับระบบที่มีผู้ใช้งานหลายกลุ่มที่มีหน้าที่แตกต่างกัน มาตรฐาน OWASP Application Security Verification Standard (ASVS) เป็นกรอบอ้างอิงที่ครอบคลุมการพิสูจน์ตัวตน การควบคุมสิทธิ์ และการปกป้องข้อมูลสำคัญของแอปพลิเคชันเว็บ [7] โครงงานนี้นำหลักการทั้งสองมาใช้ในการจำกัดสิทธิ์การเข้าถึงเมนูและข้อมูลของผู้ใช้งานแต่ละบทบาท ได้แก่ พนักงานขาย พนักงานคลังสินค้า และผู้จัดการ โดยพิสูจน์ตัวตนด้วยโทเคนที่ระบุบทบาทของผู้ใช้ จัดเก็บรหัสผ่านในรูปแบบที่ผ่านการแฮชแล้ว และตรวจสอบสิทธิ์ที่ฝั่งเซิร์ฟเวอร์ทุกครั้งก่อนเข้าถึงข้อมูล เพื่อป้องกันการเข้าถึงหรือแก้ไขข้อมูลที่อยู่นอกเหนือความรับผิดชอบของตนเอง</w:t>
+        <w:ind w:firstLine="1267"/>
+      </w:pPr>
+      <w:r>
+        <w:t xml:space="preserve">การสื่อสารระหว่างเว็บเบราว์เซอร์กับเซิร์ฟเวอร์ตามรูปแบบดั้งเดิมเป็นแบบร้องขอแล้วตอบกลับ ฝ่ายไคลเอนต์ต้องเป็นผู้เริ่มทุกครั้ง หากต้องการทราบว่ามีข้อมูลใหม่หรือไม่ ต้องส่งคำขอถามซ้ำเป็นระยะ ซึ่งเรียกว่าการวนถาม วิธีนี้สิ้นเปลืองทั้งปริมาณการรับส่งข้อมูลและภาระของฐานข้อมูล และยังมีความหน่วงเท่ากับช่วงเวลาที่เว้นระหว่างการถามแต่ละครั้ง</w:t>
+      </w:r>
+    </w:p>
+    <w:p>
+      <w:pPr>
+        <w:pStyle w:val="BodyText"/>
+        <w:ind w:firstLine="1267"/>
+      </w:pPr>
+      <w:r>
+        <w:t xml:space="preserve">สถาปัตยกรรมแบบขับเคลื่อนด้วยเหตุการณ์ แก้ปัญหานี้ด้วยการเปิดช่องทางสื่อสารค้างไว้ แล้วให้ฝ่ายเซิร์ฟเวอร์เป็นผู้ผลักข้อมูลไปยังไคลเอนต์เมื่อมีเหตุการณ์เกิดขึ้น มาตรฐานที่ใช้กันแพร่หลายมีสองแบบ แบบแรกคือเว็บซ็อกเก็ต ซึ่งเปิดช่องทางสื่อสารสองทางบนการเชื่อมต่อเดียว [9] แบบที่สองคือเหตุการณ์ที่ส่งจากเซิร์ฟเวอร์ ซึ่งเป็นช่องทางทางเดียวจากเซิร์ฟเวอร์ไปยังไคลเอนต์ [10] แบบแรกมีความสามารถมากกว่า ส่วนแบบที่สองเรียบง่ายกว่าและทำงานบนโพรโทคอลเว็บปกติ จึงเหมาะเป็นช่องทางสำรองเมื่อช่องทางหลักเชื่อมต่อไม่สำเร็จ</w:t>
+      </w:r>
+    </w:p>
+    <w:p>
+      <w:pPr>
+        <w:pStyle w:val="BodyText"/>
+        <w:ind w:firstLine="1267"/>
+      </w:pPr>
+      <w:r>
+        <w:t xml:space="preserve">โครงงานนี้ใช้เว็บซ็อกเก็ตเป็นช่องทางหลักและใช้เหตุการณ์ที่ส่งจากเซิร์ฟเวอร์เป็นช่องทางสำรอง เมื่อพนักงานขายยืนยันรับชำระเงิน ระบบจะผลักคำสั่งซื้อใหม่ไปยังหน้าจอคิวงานที่คลังสินค้าทันที พนักงานคลังจึงเริ่มจัดเตรียมสินค้าได้ก่อนที่ลูกค้าจะเดินถือใบเสร็จมาถึง โดยไม่ต้องกดรีเฟรชหน้าจอ การเลือกวิธีผลักข้อมูลแทนการวนถามมีเหตุผลรองรับจากข้อกำหนดที่ระบุว่าคำสั่งซื้อใหม่ต้องปรากฏบนหน้าจอคิวภายในสามวินาที หากใช้การวนถามให้ได้ความหน่วงระดับนี้ ต้องส่งคำขอถามทุกหนึ่งถึงสองวินาทีตลอดเวลาทำการ ซึ่งไม่คุ้มค่าเมื่อเทียบกับจำนวนคำสั่งซื้อที่เกิดขึ้นจริง</w:t>
       </w:r>
     </w:p>
     <w:bookmarkEnd w:id="15"/>
-    <w:bookmarkStart w:id="16" w:name="X506f5b382366f1b0f6705bbd90d104918b21bb1"/>
+    <w:bookmarkStart w:id="16" w:name="X598dbed6880db44179e1967d39e237bc6b668f5"/>
     <w:p>
       <w:pPr>
         <w:pStyle w:val="Heading3"/>
       </w:pPr>
       <w:r>
-        <w:t xml:space="preserve">2.1.7 มาตรฐานการชำระเงินด้วย QR Code (EMVCo และพร้อมเพย์)</w:t>
+        <w:t xml:space="preserve">2.1.7 การควบคุมสิทธิ์ตามบทบาทและความมั่นคงปลอดภัยของเว็บแอปพลิเคชัน</w:t>
       </w:r>
     </w:p>
     <w:p>
       <w:pPr>
         <w:pStyle w:val="FirstParagraph"/>
-      </w:pPr>
-      <w:r>
-        <w:t xml:space="preserve">มาตรฐาน QR Code สำหรับการชำระเงินของประเทศไทยพัฒนาขึ้นบนพื้นฐานของ EMVCo QR Code Specification for Payment Systems: Merchant-Presented Mode ซึ่งเป็นมาตรฐานสากลที่เปิดให้นำไปประยุกต์ใช้ได้โดยไม่มีค่าลิขสิทธิ์ [8] ธนาคารแห่งประเทศไทยได้ประกาศแนวนโยบายมาตรฐาน Thai QR Code สำหรับธุรกรรมการชำระเงิน เพื่อให้ผู้ให้บริการชำระเงินทุกรายสามารถออก QR Code ที่รองรับการสแกนจ่ายข้ามผู้ให้บริการได้ [9] โดย QR Code จะบรรจุข้อมูลผู้รับเงินและยอดชำระตามรูปแบบที่กำหนด เพื่อให้แอปพลิเคชันธนาคารของผู้ซื้อสามารถอ่านและโอนเงินได้โดยอัตโนมัติ โครงงานนี้สร้างรหัส QR ตามมาตรฐานพร้อมเพย์เพื่อคำนวณและแสดงยอดชำระของแต่ละคำสั่งซื้อ โดยพนักงานขายเป็นผู้ตรวจสอบและยืนยันการรับเงินด้วยตนเองจากการแจ้งเตือนของแอปพลิเคชันธนาคาร</w:t>
+        <w:ind w:firstLine="1267"/>
+      </w:pPr>
+      <w:r>
+        <w:t xml:space="preserve">การควบคุมสิทธิ์การเข้าถึงตามบทบาท เป็นแบบจำลองที่ไม่ผูกสิทธิ์ไว้กับผู้ใช้แต่ละคนโดยตรง แต่ผูกไว้กับบทบาท แล้วจึงกำหนดบทบาทให้ผู้ใช้อีกชั้นหนึ่ง [11] ข้อดีคือเมื่อผู้ใช้เปลี่ยนหน้าที่ ผู้ดูแลระบบเปลี่ยนเพียงบทบาทที่ผู้ใช้นั้นถืออยู่ ไม่ต้องไล่แก้สิทธิ์ทีละรายการ และเมื่อต้องตรวจสอบว่าใครเข้าถึงอะไรได้บ้าง สามารถตรวจที่ระดับบทบาทได้แทนที่จะไล่ดูรายบุคคล</w:t>
+      </w:r>
+    </w:p>
+    <w:p>
+      <w:pPr>
+        <w:pStyle w:val="BodyText"/>
+        <w:ind w:firstLine="1267"/>
+      </w:pPr>
+      <w:r>
+        <w:t xml:space="preserve">ประเด็นสำคัญในทางปฏิบัติคือ การควบคุมสิทธิ์ต้องบังคับที่ฝั่งเซิร์ฟเวอร์เสมอ การซ่อนเมนูหรือปุ่มที่ฝั่งหน้าเว็บเป็นเพียงการปรับประสบการณ์ผู้ใช้ ไม่ใช่มาตรการความปลอดภัย เนื่องจากผู้ใช้สามารถส่งคำขอไปยังเซิร์ฟเวอร์ได้โดยตรงโดยไม่ผ่านหน้าจอ นอกจากนี้การพิสูจน์ตัวตนยังต้องพิจารณาสองเรื่องประกอบกัน คือการเก็บรหัสผ่านซึ่งต้องผ่านฟังก์ชันแฮชที่ออกแบบให้ทำงานช้าและเติมค่าสุ่ม เพื่อให้การเดาสุ่มไม่คุ้มค่า และการเข้ารหัสข้อมูลระหว่างทาง เพื่อไม่ให้ผู้ที่ดักฟังเครือข่ายอ่านโทเคนหรือรหัสผ่านได้</w:t>
+      </w:r>
+    </w:p>
+    <w:p>
+      <w:pPr>
+        <w:pStyle w:val="BodyText"/>
+        <w:ind w:firstLine="1267"/>
+      </w:pPr>
+      <w:r>
+        <w:t xml:space="preserve">โครงงานนี้กำหนดบทบาทไว้สามบทบาทในระดับโครงสร้างข้อมูล คือพนักงานขาย พนักงานคลังสินค้า และผู้จัดการ โดยจำกัดค่าที่เป็นไปได้ไว้ในนิยามของตาราง ทำให้ไม่มีทางบันทึกบทบาทนอกเหนือจากสามค่านี้ การตรวจสอบสิทธิ์ทำที่ฝั่งเซิร์ฟเวอร์โดยคาดส่วนตรวจสอบไว้หน้าทุกเส้นทางยกเว้นการเข้าสู่ระบบ และรหัสผ่านจัดเก็บในรูปแบบที่ผ่านการแฮชแล้ว ส่วนการเข้ารหัสข้อมูลระหว่างทางยังไม่ได้เปิดใช้ เนื่องจากระบบทำงานในเครือข่ายภายในร้าน ข้อจำกัดนี้ระบุไว้ในบทที่ 1 หัวข้อ 1.3.3 และเสนอเป็นงานที่ต้องทำก่อนใช้งานจริงในบทที่ 5</w:t>
       </w:r>
     </w:p>
     <w:bookmarkEnd w:id="16"/>
-    <w:bookmarkStart w:id="17" w:name="X36e60a9eb0d3a66ceb58018e116451e67f9818f"/>
+    <w:bookmarkStart w:id="17" w:name="การรวบรวมขอมลเพอสนบสนนการตดสนใจ"/>
     <w:p>
       <w:pPr>
         <w:pStyle w:val="Heading3"/>
       </w:pPr>
       <w:r>
-        <w:t xml:space="preserve">2.1.8 การรวบรวมข้อมูลเพื่อสนับสนุนการตัดสินใจ (Data Aggregation &amp; Operational Dashboard)</w:t>
+        <w:t xml:space="preserve">2.1.8 การรวบรวมข้อมูลเพื่อสนับสนุนการตัดสินใจ</w:t>
       </w:r>
     </w:p>
     <w:p>
       <w:pPr>
         <w:pStyle w:val="FirstParagraph"/>
-      </w:pPr>
-      <w:r>
-        <w:t xml:space="preserve">การรวบรวมข้อมูล (Data Aggregation) เป็นกระบวนการดึงข้อมูลจากหลายแหล่งภายในระบบมาประมวลผลและนำเสนอในรูปแบบที่เข้าใจง่าย เพื่อสนับสนุนการตัดสินใจของผู้บริหาร แดชบอร์ดปฏิบัติการ (Operational Dashboard) เป็นเครื่องมือที่นำแนวคิดนี้มาใช้แสดงสถิติยอดขาย ระดับสต็อก และสถานะคิวงานแบบเรียลไทม์ในหน้าจอเดียว ช่วยลดเวลาที่ผู้บริหารต้องใช้ในการรวบรวมและสรุปข้อมูลด้วยตนเอง โครงงานนี้ใช้แนวคิดดังกล่าวในการพัฒนาแดชบอร์ดสำหรับผู้จัดการ พร้อมระบบแจ้งเตือนภายในแอปพลิเคชันเมื่อสต็อกสินค้าต่ำกว่าจุดสั่งซื้อเพิ่ม (Reorder Point) หรือมีคิวงานค้างนานผิดปกติ เพื่อให้ผู้บริหารสามารถตัดสินใจสั่งซื้อสินค้าจากข้อมูลจริงแทนการใช้ประสบการณ์และสัญชาตญาณ</w:t>
+        <w:ind w:firstLine="1267"/>
+      </w:pPr>
+      <w:r>
+        <w:t xml:space="preserve">การรวบรวมข้อมูล คือการดึงข้อมูลรายการย่อยจำนวนมากมาสรุปเป็นตัวเลขไม่กี่ตัวที่ผู้บริหารใช้ตัดสินใจได้ทันที เครื่องมือที่นำแนวคิดนี้มาใช้คือแดชบอร์ด ซึ่งมีหลักสำคัญว่าต้องแสดงเฉพาะสิ่งที่นำไปสู่การตัดสินใจ และต้องอ่านจบได้ในหน้าจอเดียวโดยไม่ต้องเลื่อนหาข้อมูล [12]</w:t>
+      </w:r>
+    </w:p>
+    <w:p>
+      <w:pPr>
+        <w:pStyle w:val="BodyText"/>
+        <w:ind w:firstLine="1267"/>
+      </w:pPr>
+      <w:r>
+        <w:t xml:space="preserve">คำถามเชิงออกแบบที่ต้องตอบคือ จะคำนวณตัวเลขสรุปเมื่อใด ทางเลือกแรกคือคำนวณตอนอ่าน ทุกครั้งที่เปิดหน้าจอจะไล่รวมจากข้อมูลดิบใหม่ ตัวเลขจึงตรงกับฐานข้อมูลเสมอ แต่ใช้เวลามากขึ้นเมื่อข้อมูลสะสมมากขึ้น ทางเลือกที่สองคือคำนวณตอนเขียน โดยเก็บยอดสรุปไว้ล่วงหน้าแล้วปรับทีละครั้งที่มีรายการใหม่ ซึ่งอ่านได้เร็วแต่มีความเสี่ยงว่ายอดสรุปจะไม่ตรงกับข้อมูลดิบหากการปรับพลาดไปแม้เพียงครั้งเดียว</w:t>
+      </w:r>
+    </w:p>
+    <w:p>
+      <w:pPr>
+        <w:pStyle w:val="BodyText"/>
+        <w:ind w:firstLine="1267"/>
+      </w:pPr>
+      <w:r>
+        <w:t xml:space="preserve">โครงงานนี้เลือกคำนวณตอนอ่านทั้งหมด ไม่มีการเก็บค่าสรุปไว้ล่วงหน้า เหตุผลคือเกณฑ์การยอมรับของระบบกำหนดให้ตัวเลขบนแดชบอร์ดต้องตรงกับผลรวมที่คำนวณจากฐานข้อมูลโดยตรง หากเก็บค่าสรุปไว้ล่วงหน้าจะต้องพิสูจน์เพิ่มว่าค่าที่เก็บไว้ไม่เคยคลาดเคลื่อน ซึ่งเป็นภาระที่ไม่คุ้มกับปริมาณรายการของร้านค้าปลีกขนาดเล็กหนึ่งแห่ง นอกจากนี้แดชบอร์ดยังถูกแยกเป็นสองระดับตามสิทธิ์การเข้าถึง คือระดับปฏิบัติการซึ่งแสดงคิวคงค้างและระดับสต็อกให้ผู้จัดการและพนักงานคลังสินค้าใช้วางแผนงานประจำวัน กับระดับบริหารซึ่งแสดงภาพรวมยอดขายให้เฉพาะผู้จัดการ</w:t>
       </w:r>
     </w:p>
     <w:bookmarkEnd w:id="17"/>
-    <w:bookmarkStart w:id="18" w:name="X96ca07c71c3e4e109f56ff7d55ef2c67892ed22"/>
+    <w:bookmarkStart w:id="18" w:name="X9ae4bb1b7e3ecdafec18f51c8829d1caac31f21"/>
     <w:p>
       <w:pPr>
         <w:pStyle w:val="Heading3"/>
       </w:pPr>
       <w:r>
-        <w:t xml:space="preserve">2.1.9 การออกแบบประสบการณ์ผู้ใช้สำหรับระบบปฏิบัติการ (User Experience for Operational Systems)</w:t>
+        <w:t xml:space="preserve">2.1.9 การจัดการสินค้าคงคลัง: จุดสั่งซื้อเพิ่มและการเตือนเชิงรุก</w:t>
       </w:r>
     </w:p>
     <w:p>
       <w:pPr>
         <w:pStyle w:val="FirstParagraph"/>
-      </w:pPr>
-      <w:r>
-        <w:t xml:space="preserve">ระบบที่ใช้งานหน้างานจริงในภาคปฏิบัติการ เช่น หน้าจอขายและหน้าจอคิวงานคลังสินค้า จำเป็นต้องออกแบบตามหลักปฏิสัมพันธ์ระหว่างมนุษย์กับคอมพิวเตอร์ (Human-Computer Interaction) โดยเน้นความเรียบง่าย ความชัดเจนของข้อมูล และการยืนยันก่อนดำเนินการที่ส่งผลต่อข้อมูลสำคัญ เพื่อลดความผิดพลาดจากการใช้งาน โครงงานนี้ออกแบบหน้าจอคิวงานคลังสินค้าให้แสดงรายการคำสั่งซื้อที่รอจ่ายอย่างชัดเจนเป็นลำดับ พร้อมปุ่มยืนยันจ่ายสินค้าที่ต้องมีการตรวจสอบรายการก่อนกดยืนยัน เพื่อให้พนักงานที่ไม่มีความรู้ด้านเทคโนโลยีมาก่อนสามารถใช้งานระบบได้อย่างรวดเร็วและถูกต้อง</w:t>
+        <w:ind w:firstLine="1267"/>
+      </w:pPr>
+      <w:r>
+        <w:t xml:space="preserve">การบริหารสินค้าคงคลังมีเป้าหมายเพื่อรักษาสมดุลระหว่างความเสี่ยงที่สินค้าจะขาดมือกับต้นทุนที่จมอยู่กับสินค้าค้างสต็อก [13] เครื่องมือพื้นฐานที่ใช้ควบคุมสมดุลนี้คือจุดสั่งซื้อเพิ่ม ซึ่งเป็นระดับสินค้าคงเหลือที่เมื่อลดลงมาถึงแล้วต้องดำเนินการสั่งซื้อทันที โดยคำนวณจากอัตราการใช้สินค้าคูณกับระยะเวลารอคอยสินค้า บวกกับปริมาณสำรองเพื่อความปลอดภัย หากกำหนดค่านี้ต่ำเกินไปสินค้าจะขาดมือก่อนของใหม่มาถึง หากกำหนดสูงเกินไปเงินทุนจะจมอยู่กับสินค้าที่ยังไม่จำเป็นต้องมี</w:t>
+      </w:r>
+    </w:p>
+    <w:p>
+      <w:pPr>
+        <w:pStyle w:val="BodyText"/>
+        <w:ind w:firstLine="1267"/>
+      </w:pPr>
+      <w:r>
+        <w:t xml:space="preserve">การควบคุมระดับสินค้าคงคลังแบ่งได้เป็นสองแนวทาง แนวทางแรกคือการตรวจนับเป็นรอบ ซึ่งตรวจสอบตามช่วงเวลาที่กำหนด เช่น สิ้นวันหรือสิ้นสัปดาห์ แนวทางที่สองคือการตรวจสอบอย่างต่อเนื่อง ซึ่งตรวจสอบทุกครั้งที่ระดับสินค้าเปลี่ยนแปลง แนวทางแรกทำได้ง่ายกว่าในระบบที่บันทึกด้วยมือ แต่มีจุดอ่อนคือสินค้าอาจหมดลงระหว่างรอบการตรวจโดยไม่มีใครทราบ</w:t>
+      </w:r>
+    </w:p>
+    <w:p>
+      <w:pPr>
+        <w:pStyle w:val="BodyText"/>
+        <w:ind w:firstLine="1267"/>
+      </w:pPr>
+      <w:r>
+        <w:t xml:space="preserve">นอกจากนี้สินค้าแต่ละรายการยังไม่ควรได้รับความสำคัญเท่ากัน การจัดกลุ่มสินค้าตามมูลค่าด้วยวิธีการวิเคราะห์แบบเอบีซีแสดงให้เห็นว่าในธุรกิจจำหน่ายวัสดุก่อสร้าง สินค้าจำนวนน้อยรายการมักคิดเป็นสัดส่วนมูลค่าการขายส่วนใหญ่ [14] ข้อค้นพบนี้บ่งชี้ว่าการกำหนดจุดสั่งซื้อเพิ่มควรพิจารณาเป็นรายสินค้า ไม่ใช่ใช้ค่าเดียวกันทั้งร้าน</w:t>
+      </w:r>
+    </w:p>
+    <w:p>
+      <w:pPr>
+        <w:pStyle w:val="BodyText"/>
+        <w:ind w:firstLine="1267"/>
+      </w:pPr>
+      <w:r>
+        <w:t xml:space="preserve">โครงงานนี้กำหนดจุดสั่งซื้อเพิ่มเป็นค่าประจำของสินค้าแต่ละรายการ ผู้จัดการปรับค่าได้เอง และเลือกใช้แนวทางตรวจสอบอย่างต่อเนื่อง โดยระบบตรวจเงื่อนไขทุกครั้งหลังการตัดสต็อกเสร็จสิ้น เมื่อยอดคงเหลือลดลงต่ำกว่าจุดสั่งซื้อเพิ่ม ระบบจะสร้างการแจ้งเตือนไปยังผู้จัดการทันทีพร้อมระบุยอดคงเหลือปัจจุบันเทียบกับจุดที่ตั้งไว้ และมีเงื่อนไขไม่สร้างการแจ้งเตือนซ้ำหากรายการเดิมยังไม่ถูกอ่าน การออกแบบเช่นนี้ตอบปัญหาที่พบจากหน้างานโดยตรง คือเดิมผู้จัดการต้องรอสรุปยอดและนับสต็อกด้วยมือตอนท้ายวัน จึงตัดสินใจสั่งซื้อจากประสบการณ์และการประมาณแทนข้อมูลจริง</w:t>
       </w:r>
     </w:p>
     <w:bookmarkEnd w:id="18"/>
-    <w:bookmarkStart w:id="19" w:name="Xc7d0e86d2601286074fcdebf75a735672ec9098"/>
-    <w:p>
-      <w:pPr>
-        <w:pStyle w:val="Heading3"/>
-      </w:pPr>
-      <w:r>
-        <w:t xml:space="preserve">2.1.10 การทดสอบและประกันคุณภาพซอฟต์แวร์ (Software Testing &amp; Quality Assurance)</w:t>
+    <w:bookmarkEnd w:id="19"/>
+    <w:bookmarkStart w:id="39" w:name="Xf84e5ab674fb023c0c9a30852b65a748bf5cfef"/>
+    <w:p>
+      <w:pPr>
+        <w:pStyle w:val="Heading2"/>
+      </w:pPr>
+      <w:r>
+        <w:t xml:space="preserve">2.2 เครื่องมือและเทคโนโลยีการพัฒนา (Technology Stack)</w:t>
       </w:r>
     </w:p>
     <w:p>
@@ -274,244 +439,15 @@
         <w:pStyle w:val="FirstParagraph"/>
       </w:pPr>
       <w:r>
-        <w:t xml:space="preserve">การประกันคุณภาพซอฟต์แวร์ครอบคลุมการทดสอบหลายระดับ ตั้งแต่การทดสอบระดับหน่วย (Unit Testing) การทดสอบการทำงานร่วมกันของส่วนประกอบ (Integration Testing) การทดสอบระดับระบบ (System Testing) และการทดสอบการยอมรับของผู้ใช้ (User Acceptance Test: UAT) [1], [2] โดยในแต่ละระดับยังครอบคลุมมิติของความถูกต้องเชิงฟังก์ชัน (Functional Testing) ประสิทธิภาพ (Performance Testing) และความสอดคล้องของข้อมูล (Data Integrity Testing) การทดสอบเหล่านี้ช่วยยืนยันว่าระบบทำงานได้ตรงตามความต้องการ มีความเสถียรภายใต้สภาวะการใช้งานจริง และเป็นที่ยอมรับของผู้ใช้งานปลายทาง โครงงานนี้กำหนดแผนการทดสอบให้ครอบคลุมทั้งความถูกต้องของกรณีการใช้งาน ความสอดคล้องระหว่างยอดสต็อกกับสินค้าจริง ความเร็วในการส่งข้อมูลคำสั่งซื้อไปยังคิวคลังสินค้า และความพึงพอใจของพนักงานผู้ใช้งานจริงในสถานประกอบการ</w:t>
-      </w:r>
-    </w:p>
-    <w:bookmarkEnd w:id="19"/>
-    <w:bookmarkEnd w:id="20"/>
-    <w:bookmarkStart w:id="29" w:name="เทคโนโลยและเครองมอทใชพฒนาระบบ"/>
-    <w:p>
-      <w:pPr>
-        <w:pStyle w:val="Heading2"/>
-      </w:pPr>
-      <w:r>
-        <w:t xml:space="preserve">2.2 เทคโนโลยีและเครื่องมือที่ใช้พัฒนาระบบ</w:t>
-      </w:r>
-    </w:p>
-    <w:bookmarkStart w:id="21" w:name="วชวลสตดโอโคด-visual-studio-code-vs-code"/>
-    <w:p>
-      <w:pPr>
-        <w:pStyle w:val="Heading3"/>
-      </w:pPr>
-      <w:r>
-        <w:t xml:space="preserve">2.2.1 วิชวลสตูดิโอโค้ด (Visual Studio Code: VS Code)</w:t>
-      </w:r>
-    </w:p>
-    <w:p>
-      <w:pPr>
-        <w:pStyle w:val="FirstParagraph"/>
-      </w:pPr>
-      <w:r>
-        <w:t xml:space="preserve">Visual Studio Code เป็นโปรแกรมแก้ไขซอร์สโค้ดที่มีความคล่องตัวสูงแต่ยังคงมีเครื่องมือสนับสนุนการเขียนโปรแกรมเทียบเท่าสภาพแวดล้อมการพัฒนาแบบครบวงจร เช่น การตรวจสอบรหัสคำสั่ง การเติมคำสั่งอัตโนมัติ และการจัดการไฟล์โครงการ [10] โปรแกรมนี้ใช้สถาปัตยกรรมแบบแยกส่วน ทำให้สามารถเพิ่มขยายความสามารถผ่านส่วนขยาย (Extension) ได้อย่างไม่จำกัด โครงงานนี้ใช้ Visual Studio Code เป็นเครื่องมือหลักในการพัฒนาโค้ดฝั่งหน้าเว็บ (React.js) ฝั่งหลังบ้าน (Node.js/Express.js) และการจัดการฐานข้อมูล (MySQL) ตลอดกระบวนการพัฒนาระบบ</w:t>
-      </w:r>
-    </w:p>
-    <w:bookmarkEnd w:id="21"/>
-    <w:bookmarkStart w:id="22" w:name="รแอกต-react.js"/>
-    <w:p>
-      <w:pPr>
-        <w:pStyle w:val="Heading3"/>
-      </w:pPr>
-      <w:r>
-        <w:t xml:space="preserve">2.2.2 รีแอ็กต์ (React.js)</w:t>
-      </w:r>
-    </w:p>
-    <w:p>
-      <w:pPr>
-        <w:pStyle w:val="FirstParagraph"/>
-      </w:pPr>
-      <w:r>
-        <w:t xml:space="preserve">React.js เป็นไลบรารีจาวาสคริปต์สำหรับพัฒนาส่วนติดต่อผู้ใช้ (User Interface) ที่ใช้แนวคิดการแบ่งส่วนประกอบของหน้าเว็บออกเป็นส่วนย่อยที่เรียกว่าคอมโพเนนต์ (Component) ซึ่งสามารถนำกลับมาใช้ซ้ำได้ [11] React.js ใช้แนวคิด Virtual DOM ในการอัปเดตส่วนติดต่อผู้ใช้อย่างมีประสิทธิภาพ ทำให้เหมาะสมกับการพัฒนาเว็บแอปพลิเคชันที่ต้องอัปเดตข้อมูลบ่อยครั้ง เช่น หน้าจอแสดงคิวงานคลังสินค้าแบบเรียลไทม์ โครงงานนี้ใช้ React.js ในการพัฒนาส่วนติดต่อผู้ใช้ทั้งสามบทบาท ได้แก่ หน้าจอขายหน้าร้าน หน้าจอคิวงานคลังสินค้า และแดชบอร์ดปฏิบัติการสำหรับผู้จัดการ ในรูปแบบ Responsive Web Application ที่รองรับทั้งคอมพิวเตอร์และอุปกรณ์เคลื่อนที่</w:t>
-      </w:r>
-    </w:p>
-    <w:bookmarkEnd w:id="22"/>
-    <w:bookmarkStart w:id="23" w:name="โหนดเจเอส-node.js"/>
-    <w:p>
-      <w:pPr>
-        <w:pStyle w:val="Heading3"/>
-      </w:pPr>
-      <w:r>
-        <w:t xml:space="preserve">2.2.3 โหนดเจเอส (Node.js)</w:t>
-      </w:r>
-    </w:p>
-    <w:p>
-      <w:pPr>
-        <w:pStyle w:val="FirstParagraph"/>
-      </w:pPr>
-      <w:r>
-        <w:t xml:space="preserve">Node.js เป็นสภาพแวดล้อมสำหรับการรันโค้ดจาวาสคริปต์ฝั่งเซิร์ฟเวอร์ที่ใช้สถาปัตยกรรมแบบ Non-blocking I/O และขับเคลื่อนด้วยเหตุการณ์ (Event-Driven) ทำให้สามารถจัดการการเชื่อมต่อจากผู้ใช้งานจำนวนมากพร้อมกันได้อย่างมีประสิทธิภาพโดยไม่ต้องสร้างเธรดใหม่สำหรับทุกการเชื่อมต่อ [6] คุณสมบัตินี้เหมาะสมอย่างยิ่งกับระบบที่ต้องผลักข้อมูลแบบเรียลไทม์ไปยังผู้ใช้งานหลายคนพร้อมกัน โครงงานนี้ใช้ Node.js เป็นสภาพแวดล้อมหลักในการพัฒนาระบบหลังบ้าน (Backend) ที่ทำหน้าที่ประมวลผลตรรกะธุรกิจ ควบคุมสิทธิ์การเข้าถึง และผลักข้อมูลคำสั่งซื้อใหม่ไปยังหน้าจอคิวงานคลังสินค้าแบบเรียลไทม์</w:t>
-      </w:r>
-    </w:p>
-    <w:bookmarkEnd w:id="23"/>
-    <w:bookmarkStart w:id="24" w:name="เอกซเพรสเจเอส-express.js"/>
-    <w:p>
-      <w:pPr>
-        <w:pStyle w:val="Heading3"/>
-      </w:pPr>
-      <w:r>
-        <w:t xml:space="preserve">2.2.4 เอ็กซ์เพรสเจเอส (Express.js)</w:t>
-      </w:r>
-    </w:p>
-    <w:p>
-      <w:pPr>
-        <w:pStyle w:val="FirstParagraph"/>
-      </w:pPr>
-      <w:r>
-        <w:t xml:space="preserve">Express.js เป็นเฟรมเวิร์กสำหรับพัฒนาเว็บแอปพลิเคชันบน Node.js ที่ช่วยจัดการเส้นทางการเข้าถึง (Routing) มิดเดิลแวร์ (Middleware) และการตอบสนองต่อคำขอ HTTP ได้อย่างเป็นระบบ [12] เฟรมเวิร์กนี้มีโครงสร้างที่เรียบง่ายแต่มีความยืดหยุ่นสูง ทำให้ผู้พัฒนาสามารถออกแบบสถาปัตยกรรม API ได้ตามความต้องการของระบบ โครงงานนี้ใช้ Express.js ในการสร้าง RESTful API สำหรับการจัดการคำสั่งซื้อ ข้อมูลสินค้า และการควบคุมสิทธิ์การเข้าถึงตามบทบาทของผู้ใช้งาน ร่วมกับมิดเดิลแวร์สำหรับตรวจสอบสิทธิ์ก่อนเข้าถึงข้อมูลของแต่ละบทบาท</w:t>
-      </w:r>
-    </w:p>
-    <w:bookmarkEnd w:id="24"/>
-    <w:bookmarkStart w:id="25" w:name="มายเอสควแอล-mysql"/>
-    <w:p>
-      <w:pPr>
-        <w:pStyle w:val="Heading3"/>
-      </w:pPr>
-      <w:r>
-        <w:t xml:space="preserve">2.2.5 มายเอสคิวแอล (MySQL)</w:t>
-      </w:r>
-    </w:p>
-    <w:p>
-      <w:pPr>
-        <w:pStyle w:val="FirstParagraph"/>
-      </w:pPr>
-      <w:r>
-        <w:t xml:space="preserve">MySQL เป็นระบบจัดการฐานข้อมูลเชิงสัมพันธ์แบบโอเพนซอร์สที่รองรับคุณสมบัติ ACID และภาษาสอบถามเชิงโครงสร้าง (SQL) สำหรับการจัดเก็บและเรียกใช้ข้อมูลอย่างมีโครงสร้าง [5] ระบบนี้ได้รับความนิยมอย่างแพร่หลายในการพัฒนาเว็บแอปพลิเคชันเนื่องจากมีเสถียรภาพสูงและสามารถทำงานร่วมกับเฟรมเวิร์กฝั่งเซิร์ฟเวอร์ได้หลากหลาย โครงงานนี้ใช้ MySQL ในการจัดเก็บข้อมูลสินค้า คำสั่งซื้อ ผู้ใช้งาน และประวัติการทำรายการ โดยควบคุมการตัดสต็อกด้วยธุรกรรมเชิงอะตอมมิกบนเอนจิน InnoDB ซึ่งรองรับการล็อกระดับแถวและการย้อนกลับธุรกรรม เพื่อป้องกันความคลาดเคลื่อนของข้อมูลเมื่อมีการยืนยันจ่ายสินค้าพร้อมกันหลายรายการ</w:t>
-      </w:r>
-    </w:p>
-    <w:bookmarkEnd w:id="25"/>
-    <w:bookmarkStart w:id="26" w:name="Xf92215a5dfecbe5ee9381dbc65653911b619e1d"/>
-    <w:p>
-      <w:pPr>
-        <w:pStyle w:val="Heading3"/>
-      </w:pPr>
-      <w:r>
-        <w:t xml:space="preserve">2.2.6 การสื่อสารแบบเรียลไทม์ (Real-time Communication)</w:t>
-      </w:r>
-    </w:p>
-    <w:p>
-      <w:pPr>
-        <w:pStyle w:val="FirstParagraph"/>
-      </w:pPr>
-      <w:r>
-        <w:t xml:space="preserve">การสื่อสารแบบเรียลไทม์ระหว่างเว็บเบราว์เซอร์และเซิร์ฟเวอร์สามารถทำได้ผ่านการเชื่อมต่อแบบต่อเนื่อง ซึ่งอาศัยความสามารถของ Node.js ในการจัดการการเชื่อมต่อจำนวนมากพร้อมกันแบบไม่บล็อกการทำงาน [6] ช่องทางที่ใช้กันแพร่หลายคือเว็บซ็อกเก็ต (WebSocket) ซึ่งเปิดช่องทางสื่อสารสองทางค้างไว้ระหว่างเบราว์เซอร์กับเซิร์ฟเวอร์ และเหตุการณ์ที่ส่งจากเซิร์ฟเวอร์ (Server-Sent Events) ซึ่งเป็นช่องทางทางเดียวที่ใช้เป็นทางสำรองได้เมื่อเว็บซ็อกเก็ตเชื่อมต่อไม่สำเร็จ เมื่อมีเหตุการณ์เกิดขึ้นที่ฝั่งเซิร์ฟเวอร์ ข้อมูลจะถูกผลักไปยังฝั่งไคลเอนต์ที่เชื่อมต่ออยู่ได้ทันทีโดยไม่ต้องให้ฝั่งไคลเอนต์ส่งคำขอซ้ำเป็นระยะ โครงงานนี้ใช้เว็บซ็อกเก็ตเป็นช่องทางหลักและมีเหตุการณ์ที่ส่งจากเซิร์ฟเวอร์เป็นช่องทางสำรอง ในการส่งข้อมูลคำสั่งซื้อใหม่จากระบบหน้าร้านไปยังหน้าจอคิวงานคลังสินค้าทันทีที่ลูกค้าชำระเงินสำเร็จ ทำให้พนักงานคลังสินค้าเห็นคำสั่งซื้อในคิวได้โดยไม่ต้องกดรีเฟรชหน้าจอ</w:t>
-      </w:r>
-    </w:p>
-    <w:bookmarkEnd w:id="26"/>
-    <w:bookmarkStart w:id="27" w:name="X5b47e664b28149e1aeae0199eaff4068abc8f9d"/>
-    <w:p>
-      <w:pPr>
-        <w:pStyle w:val="Heading3"/>
-      </w:pPr>
-      <w:r>
-        <w:t xml:space="preserve">2.2.7 มาตรฐาน QR Code พร้อมเพย์ (PromptPay QR Generation)</w:t>
-      </w:r>
-    </w:p>
-    <w:p>
-      <w:pPr>
-        <w:pStyle w:val="FirstParagraph"/>
-      </w:pPr>
-      <w:r>
-        <w:t xml:space="preserve">การสร้างรหัส QR สำหรับรับชำระเงินตามมาตรฐานพร้อมเพย์อาศัยรูปแบบข้อมูลตามข้อกำหนด EMVCo QR Code Specification for Payment Systems: Merchant-Presented Mode ซึ่งประกอบด้วยข้อมูลผู้รับเงินและยอดชำระที่เข้ารหัสตามโครงสร้างมาตรฐาน [8] ข้อมูลถูกจัดเรียงเป็นชุดข้อมูลย่อยที่ระบุรหัสเขตข้อมูล ความยาว และค่าของข้อมูล และปิดท้ายด้วยค่าตรวจสอบความถูกต้องของข้อมูล (CRC) เมื่อลูกค้าสแกน QR Code ด้วยแอปพลิเคชันธนาคารของตนเอง แอปพลิเคชันจะอ่านและแสดงยอดเงินที่ต้องชำระโดยอัตโนมัติ โครงงานนี้สร้างรหัส QR ตามมาตรฐานดังกล่าวให้ตรงกับยอดชำระของแต่ละคำสั่งซื้อ โดยไม่มีการเชื่อมต่อ Payment Gateway หรือ API ธนาคารเพื่อตรวจสอบสถานะการชำระเงินอัตโนมัติ</w:t>
-      </w:r>
-    </w:p>
-    <w:bookmarkEnd w:id="27"/>
-    <w:bookmarkStart w:id="28" w:name="X5eaa2872a1a5c8c473da583be3c1e3b46b8f618"/>
-    <w:p>
-      <w:pPr>
-        <w:pStyle w:val="Heading3"/>
-      </w:pPr>
-      <w:r>
-        <w:t xml:space="preserve">2.2.8 เครื่องพิมพ์ใบเสร็จความร้อน (Thermal Receipt Printer)</w:t>
-      </w:r>
-    </w:p>
-    <w:p>
-      <w:pPr>
-        <w:pStyle w:val="FirstParagraph"/>
-      </w:pPr>
-      <w:r>
-        <w:t xml:space="preserve">เครื่องพิมพ์ใบเสร็จความร้อนเป็นอุปกรณ์ต่อพ่วงที่ใช้เทคโนโลยีการพิมพ์ด้วยความร้อนบนกระดาษเคลือบสารเคมีพิเศษ โดยไม่ต้องใช้หมึกพิมพ์ ทำให้พิมพ์ได้รวดเร็วและมีต้นทุนการใช้งานต่อแผ่นต่ำ อุปกรณ์นี้ใช้กันอย่างแพร่หลายในระบบขายหน้าร้านของร้านค้าปลีกและร้านสะดวกซื้อทั่วไป การสั่งงานเครื่องพิมพ์กลุ่มนี้ใช้ชุดคำสั่งมาตรฐาน ESC/POS ซึ่งเป็นการส่งลำดับไบต์ควบคุมการจัดรูปแบบ การเลือกตารางรหัสอักขระ และการตัดกระดาษ โดยข้อความภาษาไทยต้องแปลงเป็นตารางรหัสอักขระไทย (TIS-620) ก่อนส่งไปยังเครื่องพิมพ์ โครงงานนี้เชื่อมต่อเครื่องพิมพ์ใบเสร็จความร้อนเข้ากับระบบ เพื่อสั่งพิมพ์ใบเสร็จกระดาษระบุหมายเลขคำสั่งซื้อและรายการสินค้าให้ลูกค้าทันทีที่พนักงานยืนยันรับชำระเงิน ในลักษณะเดียวกับใบเสร็จของร้านสะดวกซื้อทั่วไป</w:t>
-      </w:r>
-    </w:p>
-    <w:bookmarkEnd w:id="28"/>
-    <w:bookmarkEnd w:id="29"/>
-    <w:bookmarkStart w:id="30" w:name="งานวจยและระบบทเกยวของ-related-works"/>
-    <w:p>
-      <w:pPr>
-        <w:pStyle w:val="Heading2"/>
-      </w:pPr>
-      <w:r>
-        <w:t xml:space="preserve">2.3 งานวิจัยและระบบที่เกี่ยวข้อง (Related Works)</w:t>
-      </w:r>
-    </w:p>
-    <w:p>
-      <w:pPr>
-        <w:pStyle w:val="FirstParagraph"/>
-      </w:pPr>
-      <w:r>
-        <w:t xml:space="preserve">ในการดำเนินโครงงาน คณะผู้จัดทำได้สืบค้นงานวิจัยและระบบที่มีลักษณะใกล้เคียงกับระบบ SOML เพื่อนำมาเป็นแนวทางในการออกแบบและเปรียบเทียบผลลัพธ์ โดยเน้นระบบที่เกี่ยวข้องกับการจัดการสินค้าคงคลังของธุรกิจขนาดกลางและขนาดเล็ก (SME) ระบบเว็บแอปพลิเคชันสำหรับควบคุมสต็อก และระบบคิวงานที่ป้องกันการรับหรือจ่ายซ้ำ ซึ่งมีรายละเอียดดังนี้</w:t>
-      </w:r>
-    </w:p>
-    <w:p>
-      <w:pPr>
-        <w:pStyle w:val="BodyText"/>
-      </w:pPr>
-      <w:r>
-        <w:t xml:space="preserve">Chin, Fang และ Abd Majid (2009) ได้พัฒนาระบบจัดการคลังสินค้าบนเว็บสำหรับธุรกิจขนาดกลางและขนาดเล็กในอุตสาหกรรมเครื่องมือก่อสร้างและเฟอร์นิเจอร์ของประเทศมาเลเซีย โดยประยุกต์ใช้แบบจำลองการทบทวนสต็อกเป็นระยะ (Periodic Review System) ร่วมกับฐานข้อมูล MySQL เพื่อคำนวณปริมาณสต็อกที่เหมาะสมและลดต้นทุนการถือครองสินค้า [13] งานวิจัยนี้มีความใกล้เคียงกับโครงงานเป็นอย่างมาก เนื่องจากเป็นกรณีศึกษาธุรกิจขนาดกลางและขนาดเล็กในอุตสาหกรรมวัสดุก่อสร้างเช่นเดียวกับร้านวัสดุก่อสร้างอำพรคอนกรีต และยืนยันว่าการนำระบบเว็บมาช่วยจัดการสต็อกสามารถลดปัญหาข้อมูลสินค้าคงคลังคลาดเคลื่อนได้อย่างมีนัยสำคัญ ซึ่งสนับสนุนแนวทางการพัฒนาระบบ SOML ที่ใช้สถาปัตยกรรมเว็บและฐานข้อมูลเชิงสัมพันธ์ในการควบคุมสต็อกแบบเรียลไทม์</w:t>
-      </w:r>
-    </w:p>
-    <w:p>
-      <w:pPr>
-        <w:pStyle w:val="BodyText"/>
-      </w:pPr>
-      <w:r>
-        <w:t xml:space="preserve">Bai และ Zhong (2008) ได้ทำวิทยานิพนธ์ระดับปริญญาโทเกี่ยวกับการปรับปรุงการจัดการสินค้าคงคลังของธุรกิจขนาดเล็กในรูปแบบกรณีศึกษา โดยพบว่าธุรกิจขนาดเล็กส่วนใหญ่ยังพึ่งพาการบันทึกข้อมูลด้วยมือ ทำให้เกิดความล่าช้าในการตรวจสอบสต็อกและขาดข้อมูลที่แม่นยำสำหรับการตัดสินใจสั่งซื้อสินค้า [14] ผลการศึกษาชี้ให้เห็นว่าการนำระบบสารสนเทศมาใช้ในการติดตามสถานะสินค้าคงคลังแบบต่อเนื่องช่วยลดความคลาดเคลื่อนของข้อมูลและเพิ่มความสามารถในการวางแผนสั่งซื้อ ซึ่งสอดคล้องกับปัญหาที่ร้านวัสดุก่อสร้างอำพรคอนกรีตเผชิญอยู่ก่อนการพัฒนาระบบ SOML และยืนยันความจำเป็นของการเปลี่ยนจากกระบวนการกระดาษสู่ระบบดิจิทัลที่คณะผู้จัดทำได้ดำเนินการในโครงงานนี้</w:t>
-      </w:r>
-    </w:p>
-    <w:p>
-      <w:pPr>
-        <w:pStyle w:val="BodyText"/>
-      </w:pPr>
-      <w:r>
-        <w:t xml:space="preserve">Tuan Mat และคณะ (2018) ได้ศึกษาอิทธิพลของเทคโนโลยีสารสนเทศ ทักษะความรู้ และทรัพยากรทางการเงินที่มีต่อแนวปฏิบัติในการจัดการสินค้าคงคลังของผู้ค้าปลีกขนาดกลางและขนาดเล็กในประเทศมาเลเซีย โดยพบว่าข้อจำกัดด้านทรัพยากรทางการเงินและทักษะดิจิทัลเป็นอุปสรรคสำคัญที่ทำให้ผู้ค้าปลีกขนาดเล็กจำนวนมากยังไม่สามารถนำระบบคอมพิวเตอร์มาใช้จัดการสต็อกได้อย่างเต็มรูปแบบ [15] ข้อค้นพบนี้มีความเกี่ยวข้องโดยตรงกับแนวทางการพัฒนาระบบ SOML ที่มุ่งเน้นการใช้เทคโนโลยีที่มีต้นทุนต่ำ เช่น ฐานข้อมูลโอเพนซอร์สและเว็บแอปพลิเคชันที่พัฒนาขึ้นเอง เพื่อให้ธุรกิจขนาดกลางและขนาดเล็กสามารถเข้าถึงระบบจัดการสต็อกที่มีประสิทธิภาพได้โดยไม่ต้องลงทุนสูง</w:t>
-      </w:r>
-    </w:p>
-    <w:p>
-      <w:pPr>
-        <w:pStyle w:val="BodyText"/>
-      </w:pPr>
-      <w:r>
-        <w:t xml:space="preserve">Erameh และ Odoh (2021) ได้ออกแบบและพัฒนาระบบควบคุมสินค้าคงคลังบนเว็บโดยใช้ธุรกิจขนาดกลางและขนาดเล็กเป็นกรณีศึกษา ซึ่งครอบคลุมการบันทึกข้อมูลสินค้า การติดตามการเคลื่อนไหวของสต็อก และการออกรายงานสรุปยอดสำหรับผู้บริหาร [16] ผลการทดสอบระบบพบว่าสามารถลดระยะเวลาในการตรวจสอบสต็อกและลดความผิดพลาดจากการบันทึกข้อมูลด้วยมือได้อย่างชัดเจน ซึ่งมีแนวทางการพัฒนาที่สอดคล้องกับระบบ SOML ในด้านการใช้เว็บแอปพลิเคชันเป็นเครื่องมือหลักในการจัดการสต็อกสำหรับธุรกิจขนาดกลางและขนาดเล็ก แม้จะยังไม่มีการเชื่อมโยงข้อมูลแบบเรียลไทม์ไปยังจุดจ่ายสินค้าเช่นเดียวกับระบบที่พัฒนาในโครงงานนี้</w:t>
-      </w:r>
-    </w:p>
-    <w:p>
-      <w:pPr>
-        <w:pStyle w:val="BodyText"/>
-      </w:pPr>
-      <w:r>
-        <w:t xml:space="preserve">วุฒิชัย ปลื้มมาลี (2563) ได้พัฒนาระบบบริหารจัดการคลังสินค้า กรณีศึกษาร้านฤทธิ์วิศวภัณฑ์ ซึ่งเป็นร้านจำหน่ายอุปกรณ์เครื่องปรับอากาศ โดยระบบแบ่งการทำงานออกเป็นสองส่วนหลัก คือ ส่วนที่เจ้าของร้านจัดการข้อมูลเครื่องปรับอากาศ ข้อมูลพนักงาน ข้อมูลรายการขาย และการออกรายงาน และส่วนที่พนักงานเพิ่ม แก้ไข ลบ และค้นหารายละเอียดสินค้า [17] ระบบนี้มีลักษณะใกล้เคียงกับระบบ SOML ในแง่ที่เป็นโครงงานของนักศึกษาไทยที่พัฒนาระบบจัดการคลังสินค้าให้กับร้านค้าปลีกขนาดเล็กในลักษณะเดียวกัน แต่ยังเป็นระบบจัดการข้อมูลสต็อกและรายงานเป็นหลัก โดยไม่มีการเชื่อมโยงกระบวนการชำระเงินหน้าร้านกับคิวงานคลังสินค้าแบบเรียลไทม์ ซึ่งเป็นส่วนที่ระบบ SOML พัฒนาเพิ่มเติมเพื่อลดปัญหาคอขวดระหว่างจุดขายและจุดจ่ายสินค้า</w:t>
-      </w:r>
-    </w:p>
-    <w:p>
-      <w:pPr>
-        <w:pStyle w:val="BodyText"/>
-      </w:pPr>
-      <w:r>
-        <w:t xml:space="preserve">งานวิจัยการพัฒนาระบบการส่งมอบยาที่มีคุณภาพสำหรับผู้ป่วยโรคเรื้อรังที่ส่งต่อรักษาต่อเนื่องในโรงพยาบาลส่งเสริมสุขภาพตำบล (2558) ได้ปรับปรุงกระบวนการจ่ายยาจากการพิมพ์ข้อมูลด้วยมือ มาเป็นระบบที่พิมพ์ฉลากยาได้โดยอัตโนมัติ พร้อมสรุปรายชื่อผู้ป่วยและรายการยาที่ต้องได้รับ [18] ผลการดำเนินงานพบว่าสามารถลดระยะเวลาในการจัดเตรียมยาลงจากเฉลี่ยหนึ่งชั่วโมงสามสิบนาทีเหลือเพียงสามสิบห้านาทีต่อแห่ง อีกทั้งยังลดค่าใช้จ่ายที่เกิดจากความซ้ำซ้อนของการจ่ายยาและไม่พบความคลาดเคลื่อนในการส่งมอบเกิดขึ้น แม้เป็นระบบในบริบทของงานบริการทางการแพทย์ แต่มีแนวคิดเชิงกระบวนการที่ใกล้เคียงกับระบบ SOML อย่างมาก โดยเฉพาะการเปลี่ยนจากกระบวนการเตรียมและส่งมอบด้วยมือ มาเป็นระบบที่มีการควบคุมสถานะรายการอย่างเป็นระบบเพื่อป้องกันการส่งมอบซ้ำ ซึ่งสอดคล้องกับหลักการควบคุมสถานะคำสั่งซื้อ (Order Status Control) ที่ระบบ SOML นำมาใช้ป้องกันการรับสินค้าซ้ำที่จุดจ่ายสินค้าของคลังสินค้า</w:t>
-      </w:r>
-    </w:p>
-    <w:p>
-      <w:pPr>
-        <w:pStyle w:val="BodyText"/>
-      </w:pPr>
-      <w:r>
-        <w:t xml:space="preserve">Chaudhari (2024) ได้นำเสนอสถาปัตยกรรมระบบติดตามสถานะคำสั่งซื้อแบบเรียลไทม์สำหรับอีคอมเมิร์ซ โดยใช้ Node.js เป็นแกนหลักในการจัดการการเชื่อมต่อพร้อมกันจำนวนมาก ร่วมกับการสื่อสารผ่านเว็บซ็อกเก็ตเพื่อผลักสถานะคำสั่งซื้อไปยังหน้าจอผู้ใช้งานทันทีที่มีการเปลี่ยนแปลง [19] แนวทางสถาปัตยกรรมดังกล่าวมีความสอดคล้องโดยตรงกับการออกแบบระบบ SOML ในส่วนของการใช้ Node.js เป็นสภาพแวดล้อมหลักฝั่งเซิร์ฟเวอร์ และการผลักข้อมูลคำสั่งซื้อแบบเรียลไทม์ไปยังหน้าจอคิวงานคลังสินค้า จึงถูกนำมาใช้เป็นแนวทางอ้างอิงเชิงเทคนิคในการออกแบบสถาปัตยกรรมของระบบ SOML ทั้งนี้แหล่งดังกล่าวเป็นบทความเผยแพร่ทางเว็บไซต์ ไม่ใช่บทความวิจัยที่ผ่านการพิจารณาจากผู้ทรงคุณวุฒิ จึงใช้เป็นข้อมูลประกอบเชิงเทคนิคเท่านั้น</w:t>
-      </w:r>
-    </w:p>
-    <w:p>
-      <w:pPr>
-        <w:pStyle w:val="BodyText"/>
-      </w:pPr>
-      <w:r>
-        <w:t xml:space="preserve">การเปรียบเทียบงานวิจัยและระบบที่เกี่ยวข้องกับระบบ SOML สรุปได้ดังตารางที่ 2.1</w:t>
+        <w:t xml:space="preserve">เทคโนโลยีที่นำเสนอในหัวข้อนี้คัดเลือกจากสิ่งที่ระบบใช้งานจริง โดยแต่ละหัวข้ออธิบายว่าเทคโนโลยีนั้นถูกเลือกเพราะข้อจำกัดใดของโครงงาน และรองรับทฤษฎีข้อใดในหัวข้อ 2.1 ทั้งนี้สัญลักษณ์ของเทคโนโลยีที่แสดงประกอบในหัวข้อนี้นำมาจากคลังสื่อเสรีวิกิมีเดียคอมมอนส์ ซึ่งเผยแพร่ภายใต้สัญญาอนุญาตแบบเปิด ส่วนหัวข้อที่เป็นโพรโทคอลมาตรฐานหรืออุปกรณ์ที่ไม่ได้ระบุยี่ห้อจะไม่มีภาพประกอบ เนื่องจากไม่มีสัญลักษณ์อย่างเป็นทางการ</w:t>
+      </w:r>
+    </w:p>
+    <w:p>
+      <w:pPr>
+        <w:pStyle w:val="BodyText"/>
+      </w:pPr>
+      <w:r>
+        <w:t xml:space="preserve">เทคโนโลยีที่ใช้ในแต่ละส่วนของระบบและเหตุผลเชิงวิศวกรรมของการเลือกสรุปไว้ในตารางที่ 2.1 รายละเอียดของแต่ละเทคโนโลยีอธิบายในหัวข้อย่อยถัดไป</w:t>
       </w:r>
     </w:p>
     <w:p>
@@ -529,710 +465,2942 @@
         <w:t xml:space="preserve"> </w:t>
       </w:r>
       <w:r>
-        <w:t xml:space="preserve">เปรียบเทียบงานวิจัยและระบบที่เกี่ยวข้องกับระบบ SOML</w:t>
+        <w:t xml:space="preserve">เทคโนโลยีที่ใช้ในแต่ละส่วนของระบบและเหตุผลของการเลือก</w:t>
       </w:r>
     </w:p>
     <w:tbl>
       <w:tblPr>
         <w:tblW w:w="5000" w:type="pct"/>
-        <w:tblLayout w:type="autofit"/>
         <w:tblStyle w:val="Table"/>
         <w:tblLook w:firstRow="1" w:lastRow="0" w:firstColumn="0" w:lastColumn="0" w:noHBand="0" w:noVBand="0" w:val="0020"/>
+        <w:tblLayout w:type="fixed"/>
       </w:tblPr>
+      <w:tblGrid>
+        <w:gridCol w:w="1656"/>
+        <w:gridCol w:w="2236"/>
+        <w:gridCol w:w="3639"/>
+        <w:gridCol w:w="775"/>
+      </w:tblGrid>
       <w:tr>
         <w:trPr>
           <w:tblHeader w:val="on"/>
         </w:trPr>
         <w:tc>
-          <w:tcPr/>
-          <w:p>
-            <w:pPr>
-              <w:pStyle w:val="Compact"/>
-            </w:pPr>
-            <w:r>
-              <w:t xml:space="preserve">งานที่ศึกษา</w:t>
-            </w:r>
-          </w:p>
-        </w:tc>
-        <w:tc>
-          <w:tcPr/>
-          <w:p>
-            <w:pPr>
-              <w:pStyle w:val="Compact"/>
-            </w:pPr>
-            <w:r>
-              <w:t xml:space="preserve">บริบท</w:t>
-            </w:r>
-          </w:p>
-        </w:tc>
-        <w:tc>
-          <w:tcPr/>
-          <w:p>
-            <w:pPr>
-              <w:pStyle w:val="Compact"/>
-              <w:jc w:val="center"/>
-            </w:pPr>
-            <w:r>
-              <w:t xml:space="preserve">จัดการสต็อก</w:t>
-            </w:r>
-          </w:p>
-        </w:tc>
-        <w:tc>
-          <w:tcPr/>
-          <w:p>
-            <w:pPr>
-              <w:pStyle w:val="Compact"/>
-              <w:jc w:val="center"/>
-            </w:pPr>
-            <w:r>
-              <w:t xml:space="preserve">เชื่อมการชำระเงินหน้าร้าน</w:t>
-            </w:r>
-          </w:p>
-        </w:tc>
-        <w:tc>
-          <w:tcPr/>
-          <w:p>
-            <w:pPr>
-              <w:pStyle w:val="Compact"/>
-              <w:jc w:val="center"/>
-            </w:pPr>
-            <w:r>
-              <w:t xml:space="preserve">คิวงานเรียลไทม์</w:t>
-            </w:r>
-          </w:p>
-        </w:tc>
-        <w:tc>
-          <w:tcPr/>
-          <w:p>
-            <w:pPr>
-              <w:pStyle w:val="Compact"/>
-              <w:jc w:val="center"/>
-            </w:pPr>
-            <w:r>
-              <w:t xml:space="preserve">ป้องกันการรับของซ้ำ</w:t>
+          <w:tcPr>
+            <w:tcW w:w="1656" w:type="dxa"/>
+          </w:tcPr>
+          <w:tcPr/>
+          <w:p>
+            <w:pPr>
+              <w:pStyle w:val="Compact"/>
+            </w:pPr>
+            <w:r>
+              <w:t xml:space="preserve">ส่วนของระบบ</w:t>
+            </w:r>
+          </w:p>
+        </w:tc>
+        <w:tc>
+          <w:tcPr>
+            <w:tcW w:w="2236" w:type="dxa"/>
+          </w:tcPr>
+          <w:tcPr/>
+          <w:p>
+            <w:pPr>
+              <w:pStyle w:val="Compact"/>
+            </w:pPr>
+            <w:r>
+              <w:t xml:space="preserve">เทคโนโลยี</w:t>
+            </w:r>
+          </w:p>
+        </w:tc>
+        <w:tc>
+          <w:tcPr>
+            <w:tcW w:w="3639" w:type="dxa"/>
+          </w:tcPr>
+          <w:tcPr/>
+          <w:p>
+            <w:pPr>
+              <w:pStyle w:val="Compact"/>
+            </w:pPr>
+            <w:r>
+              <w:t xml:space="preserve">เหตุผลของการเลือก</w:t>
+            </w:r>
+          </w:p>
+        </w:tc>
+        <w:tc>
+          <w:tcPr>
+            <w:tcW w:w="775" w:type="dxa"/>
+          </w:tcPr>
+          <w:tcPr/>
+          <w:p>
+            <w:pPr>
+              <w:pStyle w:val="Compact"/>
+              <w:jc w:val="center"/>
+            </w:pPr>
+            <w:r>
+              <w:t xml:space="preserve">หัวข้อ</w:t>
             </w:r>
           </w:p>
         </w:tc>
       </w:tr>
       <w:tr>
         <w:tc>
-          <w:tcPr/>
-          <w:p>
-            <w:pPr>
-              <w:pStyle w:val="Compact"/>
-            </w:pPr>
-            <w:r>
-              <w:t xml:space="preserve">Chin และคณะ (2009) [13]</w:t>
-            </w:r>
-          </w:p>
-        </w:tc>
-        <w:tc>
-          <w:tcPr/>
-          <w:p>
-            <w:pPr>
-              <w:pStyle w:val="Compact"/>
-            </w:pPr>
-            <w:r>
-              <w:t xml:space="preserve">ร้านวัสดุก่อสร้างและเฟอร์นิเจอร์ SME มาเลเซีย</w:t>
-            </w:r>
-          </w:p>
-        </w:tc>
-        <w:tc>
-          <w:tcPr/>
-          <w:p>
-            <w:pPr>
-              <w:pStyle w:val="Compact"/>
-              <w:jc w:val="center"/>
-            </w:pPr>
-            <w:r>
-              <w:t xml:space="preserve">มี</w:t>
-            </w:r>
-          </w:p>
-        </w:tc>
-        <w:tc>
-          <w:tcPr/>
-          <w:p>
-            <w:pPr>
-              <w:pStyle w:val="Compact"/>
-              <w:jc w:val="center"/>
-            </w:pPr>
-            <w:r>
-              <w:t xml:space="preserve">ไม่มี</w:t>
-            </w:r>
-          </w:p>
-        </w:tc>
-        <w:tc>
-          <w:tcPr/>
-          <w:p>
-            <w:pPr>
-              <w:pStyle w:val="Compact"/>
-              <w:jc w:val="center"/>
-            </w:pPr>
-            <w:r>
-              <w:t xml:space="preserve">ไม่มี</w:t>
-            </w:r>
-          </w:p>
-        </w:tc>
-        <w:tc>
-          <w:tcPr/>
-          <w:p>
-            <w:pPr>
-              <w:pStyle w:val="Compact"/>
-              <w:jc w:val="center"/>
-            </w:pPr>
-            <w:r>
-              <w:t xml:space="preserve">ไม่มี</w:t>
+          <w:tcPr>
+            <w:tcW w:w="1656" w:type="dxa"/>
+          </w:tcPr>
+          <w:tcPr/>
+          <w:p>
+            <w:pPr>
+              <w:pStyle w:val="Compact"/>
+            </w:pPr>
+            <w:r>
+              <w:t xml:space="preserve">ระบบหลังบ้าน</w:t>
+            </w:r>
+          </w:p>
+        </w:tc>
+        <w:tc>
+          <w:tcPr>
+            <w:tcW w:w="2236" w:type="dxa"/>
+          </w:tcPr>
+          <w:tcPr/>
+          <w:p>
+            <w:pPr>
+              <w:pStyle w:val="Compact"/>
+            </w:pPr>
+            <w:r>
+              <w:t xml:space="preserve">โหนดเจเอส เอ็กซ์เพรสเจเอส</w:t>
+            </w:r>
+          </w:p>
+        </w:tc>
+        <w:tc>
+          <w:tcPr>
+            <w:tcW w:w="3639" w:type="dxa"/>
+          </w:tcPr>
+          <w:tcPr/>
+          <w:p>
+            <w:pPr>
+              <w:pStyle w:val="Compact"/>
+            </w:pPr>
+            <w:r>
+              <w:t xml:space="preserve">ไม่บล็อกการทำงาน จึงเปิดช่องทางค้างกับหน้าจอคิวหลายเครื่องพร้อมกันได้ และมีมิดเดิลแวร์สำหรับตรวจสิทธิ์ในที่เดียว</w:t>
+            </w:r>
+          </w:p>
+        </w:tc>
+        <w:tc>
+          <w:tcPr>
+            <w:tcW w:w="775" w:type="dxa"/>
+          </w:tcPr>
+          <w:tcPr/>
+          <w:p>
+            <w:pPr>
+              <w:pStyle w:val="Compact"/>
+              <w:jc w:val="center"/>
+            </w:pPr>
+            <w:r>
+              <w:t xml:space="preserve">2.2.1</w:t>
             </w:r>
           </w:p>
         </w:tc>
       </w:tr>
       <w:tr>
         <w:tc>
-          <w:tcPr/>
-          <w:p>
-            <w:pPr>
-              <w:pStyle w:val="Compact"/>
-            </w:pPr>
-            <w:r>
-              <w:t xml:space="preserve">Bai และ Zhong (2008) [14]</w:t>
-            </w:r>
-          </w:p>
-        </w:tc>
-        <w:tc>
-          <w:tcPr/>
-          <w:p>
-            <w:pPr>
-              <w:pStyle w:val="Compact"/>
-            </w:pPr>
-            <w:r>
-              <w:t xml:space="preserve">ธุรกิจขนาดเล็ก กรณีศึกษา</w:t>
-            </w:r>
-          </w:p>
-        </w:tc>
-        <w:tc>
-          <w:tcPr/>
-          <w:p>
-            <w:pPr>
-              <w:pStyle w:val="Compact"/>
-              <w:jc w:val="center"/>
-            </w:pPr>
-            <w:r>
-              <w:t xml:space="preserve">มี</w:t>
-            </w:r>
-          </w:p>
-        </w:tc>
-        <w:tc>
-          <w:tcPr/>
-          <w:p>
-            <w:pPr>
-              <w:pStyle w:val="Compact"/>
-              <w:jc w:val="center"/>
-            </w:pPr>
-            <w:r>
-              <w:t xml:space="preserve">ไม่มี</w:t>
-            </w:r>
-          </w:p>
-        </w:tc>
-        <w:tc>
-          <w:tcPr/>
-          <w:p>
-            <w:pPr>
-              <w:pStyle w:val="Compact"/>
-              <w:jc w:val="center"/>
-            </w:pPr>
-            <w:r>
-              <w:t xml:space="preserve">ไม่มี</w:t>
-            </w:r>
-          </w:p>
-        </w:tc>
-        <w:tc>
-          <w:tcPr/>
-          <w:p>
-            <w:pPr>
-              <w:pStyle w:val="Compact"/>
-              <w:jc w:val="center"/>
-            </w:pPr>
-            <w:r>
-              <w:t xml:space="preserve">ไม่มี</w:t>
+          <w:tcPr>
+            <w:tcW w:w="1656" w:type="dxa"/>
+          </w:tcPr>
+          <w:tcPr/>
+          <w:p>
+            <w:pPr>
+              <w:pStyle w:val="Compact"/>
+            </w:pPr>
+            <w:r>
+              <w:t xml:space="preserve">ฐานข้อมูล</w:t>
+            </w:r>
+          </w:p>
+        </w:tc>
+        <w:tc>
+          <w:tcPr>
+            <w:tcW w:w="2236" w:type="dxa"/>
+          </w:tcPr>
+          <w:tcPr/>
+          <w:p>
+            <w:pPr>
+              <w:pStyle w:val="Compact"/>
+            </w:pPr>
+            <w:r>
+              <w:t xml:space="preserve">มายเอสคิวแอล เอนจินอินโนดีบี</w:t>
+            </w:r>
+          </w:p>
+        </w:tc>
+        <w:tc>
+          <w:tcPr>
+            <w:tcW w:w="3639" w:type="dxa"/>
+          </w:tcPr>
+          <w:tcPr/>
+          <w:p>
+            <w:pPr>
+              <w:pStyle w:val="Compact"/>
+            </w:pPr>
+            <w:r>
+              <w:t xml:space="preserve">รองรับธุรกรรมแบบเอซิดและการล็อกระดับแถว ซึ่งการตัดสต็อกต้องใช้</w:t>
+            </w:r>
+          </w:p>
+        </w:tc>
+        <w:tc>
+          <w:tcPr>
+            <w:tcW w:w="775" w:type="dxa"/>
+          </w:tcPr>
+          <w:tcPr/>
+          <w:p>
+            <w:pPr>
+              <w:pStyle w:val="Compact"/>
+              <w:jc w:val="center"/>
+            </w:pPr>
+            <w:r>
+              <w:t xml:space="preserve">2.2.2</w:t>
             </w:r>
           </w:p>
         </w:tc>
       </w:tr>
       <w:tr>
         <w:tc>
-          <w:tcPr/>
-          <w:p>
-            <w:pPr>
-              <w:pStyle w:val="Compact"/>
-            </w:pPr>
-            <w:r>
-              <w:t xml:space="preserve">Tuan Mat และคณะ (2018) [15]</w:t>
-            </w:r>
-          </w:p>
-        </w:tc>
-        <w:tc>
-          <w:tcPr/>
-          <w:p>
-            <w:pPr>
-              <w:pStyle w:val="Compact"/>
-            </w:pPr>
-            <w:r>
-              <w:t xml:space="preserve">ผู้ค้าปลีก SME มาเลเซีย (เชิงสำรวจ)</w:t>
-            </w:r>
-          </w:p>
-        </w:tc>
-        <w:tc>
-          <w:tcPr/>
-          <w:p>
-            <w:pPr>
-              <w:pStyle w:val="Compact"/>
-              <w:jc w:val="center"/>
-            </w:pPr>
-            <w:r>
-              <w:t xml:space="preserve">เชิงนโยบาย</w:t>
-            </w:r>
-          </w:p>
-        </w:tc>
-        <w:tc>
-          <w:tcPr/>
-          <w:p>
-            <w:pPr>
-              <w:pStyle w:val="Compact"/>
-              <w:jc w:val="center"/>
-            </w:pPr>
-            <w:r>
-              <w:t xml:space="preserve">ไม่มี</w:t>
-            </w:r>
-          </w:p>
-        </w:tc>
-        <w:tc>
-          <w:tcPr/>
-          <w:p>
-            <w:pPr>
-              <w:pStyle w:val="Compact"/>
-              <w:jc w:val="center"/>
-            </w:pPr>
-            <w:r>
-              <w:t xml:space="preserve">ไม่มี</w:t>
-            </w:r>
-          </w:p>
-        </w:tc>
-        <w:tc>
-          <w:tcPr/>
-          <w:p>
-            <w:pPr>
-              <w:pStyle w:val="Compact"/>
-              <w:jc w:val="center"/>
-            </w:pPr>
-            <w:r>
-              <w:t xml:space="preserve">ไม่มี</w:t>
+          <w:tcPr>
+            <w:tcW w:w="1656" w:type="dxa"/>
+          </w:tcPr>
+          <w:tcPr/>
+          <w:p>
+            <w:pPr>
+              <w:pStyle w:val="Compact"/>
+            </w:pPr>
+            <w:r>
+              <w:t xml:space="preserve">ส่วนติดต่อผู้ใช้</w:t>
+            </w:r>
+          </w:p>
+        </w:tc>
+        <w:tc>
+          <w:tcPr>
+            <w:tcW w:w="2236" w:type="dxa"/>
+          </w:tcPr>
+          <w:tcPr/>
+          <w:p>
+            <w:pPr>
+              <w:pStyle w:val="Compact"/>
+            </w:pPr>
+            <w:r>
+              <w:t xml:space="preserve">รีแอ็กต์ ไวต์ รีแอ็กต์เราท์เตอร์</w:t>
+            </w:r>
+          </w:p>
+        </w:tc>
+        <w:tc>
+          <w:tcPr>
+            <w:tcW w:w="3639" w:type="dxa"/>
+          </w:tcPr>
+          <w:tcPr/>
+          <w:p>
+            <w:pPr>
+              <w:pStyle w:val="Compact"/>
+            </w:pPr>
+            <w:r>
+              <w:t xml:space="preserve">ปรับหน้าจอเฉพาะส่วนที่เปลี่ยนเมื่อมีข้อมูลผลักเข้ามา และแยกเส้นทางหน้าจอตามบทบาท</w:t>
+            </w:r>
+          </w:p>
+        </w:tc>
+        <w:tc>
+          <w:tcPr>
+            <w:tcW w:w="775" w:type="dxa"/>
+          </w:tcPr>
+          <w:tcPr/>
+          <w:p>
+            <w:pPr>
+              <w:pStyle w:val="Compact"/>
+              <w:jc w:val="center"/>
+            </w:pPr>
+            <w:r>
+              <w:t xml:space="preserve">2.2.3</w:t>
             </w:r>
           </w:p>
         </w:tc>
       </w:tr>
       <w:tr>
         <w:tc>
-          <w:tcPr/>
-          <w:p>
-            <w:pPr>
-              <w:pStyle w:val="Compact"/>
-            </w:pPr>
-            <w:r>
-              <w:t xml:space="preserve">Erameh และ Odoh (2021) [16]</w:t>
-            </w:r>
-          </w:p>
-        </w:tc>
-        <w:tc>
-          <w:tcPr/>
-          <w:p>
-            <w:pPr>
-              <w:pStyle w:val="Compact"/>
-            </w:pPr>
-            <w:r>
-              <w:t xml:space="preserve">SME ทั่วไป</w:t>
-            </w:r>
-          </w:p>
-        </w:tc>
-        <w:tc>
-          <w:tcPr/>
-          <w:p>
-            <w:pPr>
-              <w:pStyle w:val="Compact"/>
-              <w:jc w:val="center"/>
-            </w:pPr>
-            <w:r>
-              <w:t xml:space="preserve">มี</w:t>
-            </w:r>
-          </w:p>
-        </w:tc>
-        <w:tc>
-          <w:tcPr/>
-          <w:p>
-            <w:pPr>
-              <w:pStyle w:val="Compact"/>
-              <w:jc w:val="center"/>
-            </w:pPr>
-            <w:r>
-              <w:t xml:space="preserve">ไม่มี</w:t>
-            </w:r>
-          </w:p>
-        </w:tc>
-        <w:tc>
-          <w:tcPr/>
-          <w:p>
-            <w:pPr>
-              <w:pStyle w:val="Compact"/>
-              <w:jc w:val="center"/>
-            </w:pPr>
-            <w:r>
-              <w:t xml:space="preserve">ไม่มี</w:t>
-            </w:r>
-          </w:p>
-        </w:tc>
-        <w:tc>
-          <w:tcPr/>
-          <w:p>
-            <w:pPr>
-              <w:pStyle w:val="Compact"/>
-              <w:jc w:val="center"/>
-            </w:pPr>
-            <w:r>
-              <w:t xml:space="preserve">ไม่มี</w:t>
+          <w:tcPr>
+            <w:tcW w:w="1656" w:type="dxa"/>
+          </w:tcPr>
+          <w:tcPr/>
+          <w:p>
+            <w:pPr>
+              <w:pStyle w:val="Compact"/>
+            </w:pPr>
+            <w:r>
+              <w:t xml:space="preserve">การสื่อสารแบบเรียลไทม์</w:t>
+            </w:r>
+          </w:p>
+        </w:tc>
+        <w:tc>
+          <w:tcPr>
+            <w:tcW w:w="2236" w:type="dxa"/>
+          </w:tcPr>
+          <w:tcPr/>
+          <w:p>
+            <w:pPr>
+              <w:pStyle w:val="Compact"/>
+            </w:pPr>
+            <w:r>
+              <w:t xml:space="preserve">เว็บซ็อกเก็ต และเซิร์ฟเวอร์เซนต์อีเวนต์เป็นทางสำรอง</w:t>
+            </w:r>
+          </w:p>
+        </w:tc>
+        <w:tc>
+          <w:tcPr>
+            <w:tcW w:w="3639" w:type="dxa"/>
+          </w:tcPr>
+          <w:tcPr/>
+          <w:p>
+            <w:pPr>
+              <w:pStyle w:val="Compact"/>
+            </w:pPr>
+            <w:r>
+              <w:t xml:space="preserve">ให้เซิร์ฟเวอร์ผลักคำสั่งซื้อใหม่ไปยังคลังได้ทันทีโดยไม่ต้องวนถาม</w:t>
+            </w:r>
+          </w:p>
+        </w:tc>
+        <w:tc>
+          <w:tcPr>
+            <w:tcW w:w="775" w:type="dxa"/>
+          </w:tcPr>
+          <w:tcPr/>
+          <w:p>
+            <w:pPr>
+              <w:pStyle w:val="Compact"/>
+              <w:jc w:val="center"/>
+            </w:pPr>
+            <w:r>
+              <w:t xml:space="preserve">2.2.4</w:t>
             </w:r>
           </w:p>
         </w:tc>
       </w:tr>
       <w:tr>
         <w:tc>
-          <w:tcPr/>
-          <w:p>
-            <w:pPr>
-              <w:pStyle w:val="Compact"/>
-            </w:pPr>
-            <w:r>
-              <w:t xml:space="preserve">วุฒิชัย ปลื้มมาลี (2563) [17]</w:t>
-            </w:r>
-          </w:p>
-        </w:tc>
-        <w:tc>
-          <w:tcPr/>
-          <w:p>
-            <w:pPr>
-              <w:pStyle w:val="Compact"/>
-            </w:pPr>
-            <w:r>
-              <w:t xml:space="preserve">ร้านอุปกรณ์เครื่องปรับอากาศ</w:t>
-            </w:r>
-          </w:p>
-        </w:tc>
-        <w:tc>
-          <w:tcPr/>
-          <w:p>
-            <w:pPr>
-              <w:pStyle w:val="Compact"/>
-              <w:jc w:val="center"/>
-            </w:pPr>
-            <w:r>
-              <w:t xml:space="preserve">มี</w:t>
-            </w:r>
-          </w:p>
-        </w:tc>
-        <w:tc>
-          <w:tcPr/>
-          <w:p>
-            <w:pPr>
-              <w:pStyle w:val="Compact"/>
-              <w:jc w:val="center"/>
-            </w:pPr>
-            <w:r>
-              <w:t xml:space="preserve">ไม่มี</w:t>
-            </w:r>
-          </w:p>
-        </w:tc>
-        <w:tc>
-          <w:tcPr/>
-          <w:p>
-            <w:pPr>
-              <w:pStyle w:val="Compact"/>
-              <w:jc w:val="center"/>
-            </w:pPr>
-            <w:r>
-              <w:t xml:space="preserve">ไม่มี</w:t>
-            </w:r>
-          </w:p>
-        </w:tc>
-        <w:tc>
-          <w:tcPr/>
-          <w:p>
-            <w:pPr>
-              <w:pStyle w:val="Compact"/>
-              <w:jc w:val="center"/>
-            </w:pPr>
-            <w:r>
-              <w:t xml:space="preserve">ไม่มี</w:t>
+          <w:tcPr>
+            <w:tcW w:w="1656" w:type="dxa"/>
+          </w:tcPr>
+          <w:tcPr/>
+          <w:p>
+            <w:pPr>
+              <w:pStyle w:val="Compact"/>
+            </w:pPr>
+            <w:r>
+              <w:t xml:space="preserve">การพิมพ์ใบเสร็จ</w:t>
+            </w:r>
+          </w:p>
+        </w:tc>
+        <w:tc>
+          <w:tcPr>
+            <w:tcW w:w="2236" w:type="dxa"/>
+          </w:tcPr>
+          <w:tcPr/>
+          <w:p>
+            <w:pPr>
+              <w:pStyle w:val="Compact"/>
+            </w:pPr>
+            <w:r>
+              <w:t xml:space="preserve">ชุดคำสั่งอีเอสซีโพส และรหัสอักขระ มอก. 620</w:t>
+            </w:r>
+          </w:p>
+        </w:tc>
+        <w:tc>
+          <w:tcPr>
+            <w:tcW w:w="3639" w:type="dxa"/>
+          </w:tcPr>
+          <w:tcPr/>
+          <w:p>
+            <w:pPr>
+              <w:pStyle w:val="Compact"/>
+            </w:pPr>
+            <w:r>
+              <w:t xml:space="preserve">เป็นภาษาคำสั่งที่เครื่องพิมพ์ใบเสร็จความร้อนรับได้ และพิมพ์ภาษาไทยได้ถูกต้อง</w:t>
+            </w:r>
+          </w:p>
+        </w:tc>
+        <w:tc>
+          <w:tcPr>
+            <w:tcW w:w="775" w:type="dxa"/>
+          </w:tcPr>
+          <w:tcPr/>
+          <w:p>
+            <w:pPr>
+              <w:pStyle w:val="Compact"/>
+              <w:jc w:val="center"/>
+            </w:pPr>
+            <w:r>
+              <w:t xml:space="preserve">2.2.5</w:t>
             </w:r>
           </w:p>
         </w:tc>
       </w:tr>
       <w:tr>
         <w:tc>
-          <w:tcPr/>
-          <w:p>
-            <w:pPr>
-              <w:pStyle w:val="Compact"/>
-            </w:pPr>
-            <w:r>
-              <w:t xml:space="preserve">ระบบส่งมอบยา รพ.สต. (2558) [18]</w:t>
-            </w:r>
-          </w:p>
-        </w:tc>
-        <w:tc>
-          <w:tcPr/>
-          <w:p>
-            <w:pPr>
-              <w:pStyle w:val="Compact"/>
-            </w:pPr>
-            <w:r>
-              <w:t xml:space="preserve">บริการทางการแพทย์</w:t>
-            </w:r>
-          </w:p>
-        </w:tc>
-        <w:tc>
-          <w:tcPr/>
-          <w:p>
-            <w:pPr>
-              <w:pStyle w:val="Compact"/>
-              <w:jc w:val="center"/>
-            </w:pPr>
-            <w:r>
-              <w:t xml:space="preserve">ไม่มี</w:t>
-            </w:r>
-          </w:p>
-        </w:tc>
-        <w:tc>
-          <w:tcPr/>
-          <w:p>
-            <w:pPr>
-              <w:pStyle w:val="Compact"/>
-              <w:jc w:val="center"/>
-            </w:pPr>
-            <w:r>
-              <w:t xml:space="preserve">ไม่มี</w:t>
-            </w:r>
-          </w:p>
-        </w:tc>
-        <w:tc>
-          <w:tcPr/>
-          <w:p>
-            <w:pPr>
-              <w:pStyle w:val="Compact"/>
-              <w:jc w:val="center"/>
-            </w:pPr>
-            <w:r>
-              <w:t xml:space="preserve">ไม่มี</w:t>
-            </w:r>
-          </w:p>
-        </w:tc>
-        <w:tc>
-          <w:tcPr/>
-          <w:p>
-            <w:pPr>
-              <w:pStyle w:val="Compact"/>
-              <w:jc w:val="center"/>
-            </w:pPr>
-            <w:r>
-              <w:t xml:space="preserve">มี</w:t>
+          <w:tcPr>
+            <w:tcW w:w="1656" w:type="dxa"/>
+          </w:tcPr>
+          <w:tcPr/>
+          <w:p>
+            <w:pPr>
+              <w:pStyle w:val="Compact"/>
+            </w:pPr>
+            <w:r>
+              <w:t xml:space="preserve">การรับชำระเงิน</w:t>
+            </w:r>
+          </w:p>
+        </w:tc>
+        <w:tc>
+          <w:tcPr>
+            <w:tcW w:w="2236" w:type="dxa"/>
+          </w:tcPr>
+          <w:tcPr/>
+          <w:p>
+            <w:pPr>
+              <w:pStyle w:val="Compact"/>
+            </w:pPr>
+            <w:r>
+              <w:t xml:space="preserve">รหัสคิวอาร์พร้อมเพย์</w:t>
+            </w:r>
+          </w:p>
+        </w:tc>
+        <w:tc>
+          <w:tcPr>
+            <w:tcW w:w="3639" w:type="dxa"/>
+          </w:tcPr>
+          <w:tcPr/>
+          <w:p>
+            <w:pPr>
+              <w:pStyle w:val="Compact"/>
+            </w:pPr>
+            <w:r>
+              <w:t xml:space="preserve">ลูกค้าสแกนจ่ายได้จากแอปพลิเคชันของทุกธนาคาร โดยร้านไม่ต้องมีเครื่องรับบัตร</w:t>
+            </w:r>
+          </w:p>
+        </w:tc>
+        <w:tc>
+          <w:tcPr>
+            <w:tcW w:w="775" w:type="dxa"/>
+          </w:tcPr>
+          <w:tcPr/>
+          <w:p>
+            <w:pPr>
+              <w:pStyle w:val="Compact"/>
+              <w:jc w:val="center"/>
+            </w:pPr>
+            <w:r>
+              <w:t xml:space="preserve">2.2.6</w:t>
             </w:r>
           </w:p>
         </w:tc>
       </w:tr>
       <w:tr>
         <w:tc>
-          <w:tcPr/>
-          <w:p>
-            <w:pPr>
-              <w:pStyle w:val="Compact"/>
-            </w:pPr>
-            <w:r>
-              <w:t xml:space="preserve">Chaudhari (2024) [19]</w:t>
-            </w:r>
-          </w:p>
-        </w:tc>
-        <w:tc>
-          <w:tcPr/>
-          <w:p>
-            <w:pPr>
-              <w:pStyle w:val="Compact"/>
-            </w:pPr>
-            <w:r>
-              <w:t xml:space="preserve">อีคอมเมิร์ซ</w:t>
-            </w:r>
-          </w:p>
-        </w:tc>
-        <w:tc>
-          <w:tcPr/>
-          <w:p>
-            <w:pPr>
-              <w:pStyle w:val="Compact"/>
-              <w:jc w:val="center"/>
-            </w:pPr>
-            <w:r>
-              <w:t xml:space="preserve">ไม่มี</w:t>
-            </w:r>
-          </w:p>
-        </w:tc>
-        <w:tc>
-          <w:tcPr/>
-          <w:p>
-            <w:pPr>
-              <w:pStyle w:val="Compact"/>
-              <w:jc w:val="center"/>
-            </w:pPr>
-            <w:r>
-              <w:t xml:space="preserve">ไม่มี</w:t>
-            </w:r>
-          </w:p>
-        </w:tc>
-        <w:tc>
-          <w:tcPr/>
-          <w:p>
-            <w:pPr>
-              <w:pStyle w:val="Compact"/>
-              <w:jc w:val="center"/>
-            </w:pPr>
-            <w:r>
-              <w:t xml:space="preserve">มี</w:t>
-            </w:r>
-          </w:p>
-        </w:tc>
-        <w:tc>
-          <w:tcPr/>
-          <w:p>
-            <w:pPr>
-              <w:pStyle w:val="Compact"/>
-              <w:jc w:val="center"/>
-            </w:pPr>
-            <w:r>
-              <w:t xml:space="preserve">ไม่มี</w:t>
+          <w:tcPr>
+            <w:tcW w:w="1656" w:type="dxa"/>
+          </w:tcPr>
+          <w:tcPr/>
+          <w:p>
+            <w:pPr>
+              <w:pStyle w:val="Compact"/>
+            </w:pPr>
+            <w:r>
+              <w:t xml:space="preserve">การพิสูจน์ตัวตน</w:t>
+            </w:r>
+          </w:p>
+        </w:tc>
+        <w:tc>
+          <w:tcPr>
+            <w:tcW w:w="2236" w:type="dxa"/>
+          </w:tcPr>
+          <w:tcPr/>
+          <w:p>
+            <w:pPr>
+              <w:pStyle w:val="Compact"/>
+            </w:pPr>
+            <w:r>
+              <w:t xml:space="preserve">โทเคนเจดับเบิลยูที และการแฮชรหัสผ่านด้วยบีคริปต์</w:t>
+            </w:r>
+          </w:p>
+        </w:tc>
+        <w:tc>
+          <w:tcPr>
+            <w:tcW w:w="3639" w:type="dxa"/>
+          </w:tcPr>
+          <w:tcPr/>
+          <w:p>
+            <w:pPr>
+              <w:pStyle w:val="Compact"/>
+            </w:pPr>
+            <w:r>
+              <w:t xml:space="preserve">ตรวจสิทธิ์ได้ทุกคำขอโดยไม่ต้องเก็บสถานะการเข้าสู่ระบบไว้ที่เซิร์ฟเวอร์ และไม่เก็บรหัสผ่านจริง</w:t>
+            </w:r>
+          </w:p>
+        </w:tc>
+        <w:tc>
+          <w:tcPr>
+            <w:tcW w:w="775" w:type="dxa"/>
+          </w:tcPr>
+          <w:tcPr/>
+          <w:p>
+            <w:pPr>
+              <w:pStyle w:val="Compact"/>
+              <w:jc w:val="center"/>
+            </w:pPr>
+            <w:r>
+              <w:t xml:space="preserve">2.1.7</w:t>
             </w:r>
           </w:p>
         </w:tc>
       </w:tr>
       <w:tr>
         <w:tc>
-          <w:tcPr/>
-          <w:p>
-            <w:pPr>
-              <w:pStyle w:val="Compact"/>
-            </w:pPr>
-            <w:r>
-              <w:rPr>
-                <w:b/>
-                <w:bCs/>
-              </w:rPr>
-              <w:t xml:space="preserve">ระบบ SOML (โครงงานนี้)</w:t>
-            </w:r>
-          </w:p>
-        </w:tc>
-        <w:tc>
-          <w:tcPr/>
-          <w:p>
-            <w:pPr>
-              <w:pStyle w:val="Compact"/>
-            </w:pPr>
-            <w:r>
-              <w:rPr>
-                <w:b/>
-                <w:bCs/>
-              </w:rPr>
-              <w:t xml:space="preserve">ร้านวัสดุก่อสร้าง SME ไทย</w:t>
-            </w:r>
-          </w:p>
-        </w:tc>
-        <w:tc>
-          <w:tcPr/>
-          <w:p>
-            <w:pPr>
-              <w:pStyle w:val="Compact"/>
-              <w:jc w:val="center"/>
-            </w:pPr>
-            <w:r>
-              <w:rPr>
-                <w:b/>
-                <w:bCs/>
-              </w:rPr>
-              <w:t xml:space="preserve">มี</w:t>
-            </w:r>
-          </w:p>
-        </w:tc>
-        <w:tc>
-          <w:tcPr/>
-          <w:p>
-            <w:pPr>
-              <w:pStyle w:val="Compact"/>
-              <w:jc w:val="center"/>
-            </w:pPr>
-            <w:r>
-              <w:rPr>
-                <w:b/>
-                <w:bCs/>
-              </w:rPr>
-              <w:t xml:space="preserve">มี</w:t>
-            </w:r>
-          </w:p>
-        </w:tc>
-        <w:tc>
-          <w:tcPr/>
-          <w:p>
-            <w:pPr>
-              <w:pStyle w:val="Compact"/>
-              <w:jc w:val="center"/>
-            </w:pPr>
-            <w:r>
-              <w:rPr>
-                <w:b/>
-                <w:bCs/>
-              </w:rPr>
-              <w:t xml:space="preserve">มี</w:t>
-            </w:r>
-          </w:p>
-        </w:tc>
-        <w:tc>
-          <w:tcPr/>
-          <w:p>
-            <w:pPr>
-              <w:pStyle w:val="Compact"/>
-              <w:jc w:val="center"/>
-            </w:pPr>
-            <w:r>
-              <w:rPr>
-                <w:b/>
-                <w:bCs/>
-              </w:rPr>
-              <w:t xml:space="preserve">มี</w:t>
+          <w:tcPr>
+            <w:tcW w:w="1656" w:type="dxa"/>
+          </w:tcPr>
+          <w:tcPr/>
+          <w:p>
+            <w:pPr>
+              <w:pStyle w:val="Compact"/>
+            </w:pPr>
+            <w:r>
+              <w:t xml:space="preserve">การทดสอบและจัดการเวอร์ชัน</w:t>
+            </w:r>
+          </w:p>
+        </w:tc>
+        <w:tc>
+          <w:tcPr>
+            <w:tcW w:w="2236" w:type="dxa"/>
+          </w:tcPr>
+          <w:tcPr/>
+          <w:p>
+            <w:pPr>
+              <w:pStyle w:val="Compact"/>
+            </w:pPr>
+            <w:r>
+              <w:t xml:space="preserve">เจสต์ ซูเปอร์เทสต์ เพลย์ไรต์ และกิต</w:t>
+            </w:r>
+          </w:p>
+        </w:tc>
+        <w:tc>
+          <w:tcPr>
+            <w:tcW w:w="3639" w:type="dxa"/>
+          </w:tcPr>
+          <w:tcPr/>
+          <w:p>
+            <w:pPr>
+              <w:pStyle w:val="Compact"/>
+            </w:pPr>
+            <w:r>
+              <w:t xml:space="preserve">ทดสอบได้ครบสามระดับ คือระดับหน่วย ระดับการรวมส่วน และระดับระบบ และย้อนดูการเปลี่ยนแปลงของโค้ดได้</w:t>
+            </w:r>
+          </w:p>
+        </w:tc>
+        <w:tc>
+          <w:tcPr>
+            <w:tcW w:w="775" w:type="dxa"/>
+          </w:tcPr>
+          <w:tcPr/>
+          <w:p>
+            <w:pPr>
+              <w:pStyle w:val="Compact"/>
+              <w:jc w:val="center"/>
+            </w:pPr>
+            <w:r>
+              <w:t xml:space="preserve">2.2.7</w:t>
             </w:r>
           </w:p>
         </w:tc>
       </w:tr>
     </w:tbl>
-    <w:p>
-      <w:pPr>
-        <w:pStyle w:val="BodyText"/>
-      </w:pPr>
-      <w:r>
-        <w:t xml:space="preserve">จากการทบทวนงานวิจัยและระบบที่เกี่ยวข้องข้างต้น สามารถสรุปได้ว่าระบบ SOML มีความแตกต่างจากงานวิจัยและระบบก่อนหน้าในประเด็นสำคัญ คือ การผสานรวมกระบวนการชำระเงินหน้าร้านด้วย QR พร้อมเพย์ การส่งคำสั่งซื้อเข้าคิวงานคลังสินค้าแบบเรียลไทม์ทันทีที่ชำระเงินสำเร็จ และการควบคุมสถานะคำสั่งซื้อเพื่อป้องกันการรับสินค้าซ้ำไว้ในระบบเดียวกันสำหรับธุรกิจค้าปลีกวัสดุก่อสร้างขนาดกลางและขนาดเล็กโดยเฉพาะ ดังที่แสดงในตารางที่ 2.1 ซึ่งจากการสืบค้นยังไม่พบงานวิจัยหรือระบบที่ครอบคลุมกระบวนการทั้งหมดนี้ไว้ในระบบเดียวในบริบทของธุรกิจขนาดกลางและขนาดเล็กของไทย</w:t>
-      </w:r>
-    </w:p>
-    <w:p>
-      <w:r>
-        <w:pict>
-          <v:rect style="width:0;height:1.5pt" o:hralign="center" o:hrstd="t" o:hr="t"/>
-        </w:pict>
-      </w:r>
-    </w:p>
-    <w:bookmarkEnd w:id="30"/>
+    <w:bookmarkStart w:id="23" w:name="X88008706caa93898e629d217aadd059e023877f"/>
+    <w:p>
+      <w:pPr>
+        <w:pStyle w:val="Heading3"/>
+      </w:pPr>
+      <w:r>
+        <w:t xml:space="preserve">2.2.1 โหนดเจเอสและเอ็กซ์เพรสเจเอส (Node.js และ Express.js)</w:t>
+      </w:r>
+    </w:p>
+    <w:p>
+      <w:pPr>
+        <w:pStyle w:val="FirstParagraph"/>
+        <w:ind w:firstLine="1267"/>
+      </w:pPr>
+      <w:r>
+        <w:t xml:space="preserve">โหนดเจเอสเป็นสภาพแวดล้อมสำหรับการทำงานของโค้ดจาวาสคริปต์ฝั่งเซิร์ฟเวอร์ ใช้สถาปัตยกรรมแบบไม่บล็อกการทำงาน และขับเคลื่อนด้วยเหตุการณ์ ทำให้จัดการการเชื่อมต่อจำนวนมากพร้อมกันได้โดยไม่ต้องสร้างเธรดใหม่สำหรับทุกการเชื่อมต่อ [15] คุณสมบัตินี้เป็นเหตุผลหลักที่โครงงานเลือกใช้ เพราะระบบต้องเปิดช่องทางสื่อสารค้างไว้กับหน้าจอคิวงานหลายเครื่องพร้อมกันตลอดเวลาทำการตามที่อธิบายไว้ในหัวข้อ 2.1.6</w:t>
+      </w:r>
+    </w:p>
+    <w:p>
+      <w:pPr>
+        <w:pStyle w:val="BodyText"/>
+        <w:ind w:firstLine="1267"/>
+      </w:pPr>
+      <w:r>
+        <w:t xml:space="preserve">เอ็กซ์เพรสเจเอสเป็นเฟรมเวิร์กที่ทำงานบนโหนดเจเอส ช่วยจัดการเส้นทางการเข้าถึงและมิดเดิลแวร์ อย่างเป็นระบบ [16] กลไกมิดเดิลแวร์คือส่วนที่โครงงานใช้ประโยชน์มากที่สุด เพราะทำให้นำส่วนตรวจสอบสิทธิ์ไปคั่นหน้าทุกเส้นทางได้ในที่เดียว โดยไม่ต้องเขียนคำสั่งตรวจสอบซ้ำในทุกฟังก์ชัน ซึ่งสอดคล้องกับหลักการแยกความรับผิดชอบในหัวข้อ 2.1.1 สัญลักษณ์ของเครื่องมือทั้งสองแสดงดังรูปที่ 2.1</w:t>
+      </w:r>
+    </w:p>
+    <w:p>
+      <w:pPr>
+        <w:keepNext/>
+        <w:spacing w:before="240" w:after="120"/>
+        <w:ind w:left="0" w:right="0" w:firstLine="0"/>
+        <w:jc w:val="center"/>
+      </w:pPr>
+      <w:r>
+        <w:drawing>
+          <wp:inline>
+            <wp:extent cx="3060972" cy="935999"/>
+            <wp:effectExtent b="0" l="0" r="0" t="0"/>
+            <wp:docPr descr="สัญลักษณ์ของ Node.js และ Express.js" title="" id="21" name="Picture"/>
+            <a:graphic>
+              <a:graphicData uri="http://schemas.openxmlformats.org/drawingml/2006/picture">
+                <pic:pic>
+                  <pic:nvPicPr>
+                    <pic:cNvPr descr="../assets/tech/fig2-01_backend.png" id="22" name="Picture"/>
+                    <pic:cNvPicPr>
+                      <a:picLocks noChangeArrowheads="1" noChangeAspect="1"/>
+                    </pic:cNvPicPr>
+                  </pic:nvPicPr>
+                  <pic:blipFill>
+                    <a:blip r:embed="rId20"/>
+                    <a:stretch>
+                      <a:fillRect/>
+                    </a:stretch>
+                  </pic:blipFill>
+                  <pic:spPr bwMode="auto">
+                    <a:xfrm>
+                      <a:off x="0" y="0"/>
+                      <a:ext cx="3060972" cy="935999"/>
+                    </a:xfrm>
+                    <a:prstGeom prst="rect">
+                      <a:avLst/>
+                    </a:prstGeom>
+                    <a:noFill/>
+                    <a:ln w="9525">
+                      <a:noFill/>
+                      <a:headEnd/>
+                      <a:tailEnd/>
+                    </a:ln>
+                  </pic:spPr>
+                </pic:pic>
+              </a:graphicData>
+            </a:graphic>
+          </wp:inline>
+        </w:drawing>
+      </w:r>
+    </w:p>
+    <w:p>
+      <w:pPr>
+        <w:pStyle w:val="ImageCaption"/>
+        <w:keepNext/>
+        <w:spacing w:after="0"/>
+      </w:pPr>
+      <w:r>
+        <w:rPr>
+          <w:b/>
+          <w:bCs/>
+        </w:rPr>
+        <w:t xml:space="preserve">รูปที่ 2.1</w:t>
+      </w:r>
+      <w:r>
+        <w:t xml:space="preserve"> </w:t>
+      </w:r>
+      <w:r>
+        <w:t xml:space="preserve">สัญลักษณ์ของโหนดเจเอสและเอ็กซ์เพรสเจเอส (Node.js และ Express.js)</w:t>
+      </w:r>
+    </w:p>
+    <w:p>
+      <w:pPr>
+        <w:pStyle w:val="ImageSource"/>
+      </w:pPr>
+      <w:r>
+        <w:t xml:space="preserve">ที่มา (https://commons.wikimedia.org/wiki/File:Node.js_logo.svg) และ (https://commons.wikimedia.org/wiki/File:Expressjs.png)</w:t>
+      </w:r>
+    </w:p>
+    <w:bookmarkEnd w:id="23"/>
+    <w:bookmarkStart w:id="27" w:name="X424ead66c417f7ed8b094119973827a35c9ebe6"/>
+    <w:p>
+      <w:pPr>
+        <w:pStyle w:val="Heading3"/>
+      </w:pPr>
+      <w:r>
+        <w:t xml:space="preserve">2.2.2 มายเอสคิวแอลและเอนจินอินโนดีบี (MySQL และ InnoDB)</w:t>
+      </w:r>
+    </w:p>
+    <w:p>
+      <w:pPr>
+        <w:pStyle w:val="FirstParagraph"/>
+        <w:ind w:firstLine="1267"/>
+      </w:pPr>
+      <w:r>
+        <w:t xml:space="preserve">มายเอสคิวแอลเป็นระบบจัดการฐานข้อมูลเชิงสัมพันธ์แบบโอเพนซอร์สที่ได้รับความนิยมในการพัฒนาเว็บแอปพลิเคชัน จุดที่ต้องอธิบายให้ชัดเจนสำหรับโครงงานนี้คือ มายเอสคิวแอลรองรับเอนจินจัดเก็บข้อมูลได้หลายแบบ และเอนจินที่เลือกใช้มีผลโดยตรงต่อความสามารถของระบบ เอนจินอินโนดีบีรองรับธุรกรรมตามคุณสมบัติเอซิด และการล็อกในระดับแถว ส่วนเอนจินแบบอื่นที่ไม่รองรับธุรกรรมจะล็อกทั้งตารางเมื่อมีการแก้ไข [17]</w:t>
+      </w:r>
+    </w:p>
+    <w:p>
+      <w:pPr>
+        <w:pStyle w:val="BodyText"/>
+        <w:ind w:firstLine="1267"/>
+      </w:pPr>
+      <w:r>
+        <w:t xml:space="preserve">โครงงานนี้จึงกำหนดให้ทุกตารางใช้เอนจินอินโนดีบี เพราะหากไม่ใช้เอนจินนี้ กลไกที่อธิบายไว้ในหัวข้อ 2.1.2 และ 2.1.3 จะทำไม่ได้เลย นอกจากนี้ยังใช้ไดรเวอร์ที่รองรับการเรียกใช้แบบไม่บล็อกการทำงาน รองรับคำสั่งที่เตรียมไว้ล่วงหน้า เพื่อป้องกันการโจมตีด้วยการแทรกคำสั่งเอสคิวแอล และรองรับการจัดการกลุ่มการเชื่อมต่อ ซึ่งตั้งค่าไว้สูงกว่าจำนวนผู้ใช้งานพร้อมกันที่ระบุไว้ในข้อกำหนด เพื่อรองรับคำขอที่ซ้อนกันภายในเซสชันเดียว สัญลักษณ์ของมายเอสคิวแอลแสดงดังรูปที่ 2.2</w:t>
+      </w:r>
+    </w:p>
+    <w:p>
+      <w:pPr>
+        <w:keepNext/>
+        <w:spacing w:before="240" w:after="120"/>
+        <w:ind w:left="0" w:right="0" w:firstLine="0"/>
+        <w:jc w:val="center"/>
+      </w:pPr>
+      <w:r>
+        <w:drawing>
+          <wp:inline>
+            <wp:extent cx="2567675" cy="935999"/>
+            <wp:effectExtent b="0" l="0" r="0" t="0"/>
+            <wp:docPr descr="สัญลักษณ์ของ MySQL" title="" id="25" name="Picture"/>
+            <a:graphic>
+              <a:graphicData uri="http://schemas.openxmlformats.org/drawingml/2006/picture">
+                <pic:pic>
+                  <pic:nvPicPr>
+                    <pic:cNvPr descr="../assets/tech/fig2-02_database.png" id="26" name="Picture"/>
+                    <pic:cNvPicPr>
+                      <a:picLocks noChangeArrowheads="1" noChangeAspect="1"/>
+                    </pic:cNvPicPr>
+                  </pic:nvPicPr>
+                  <pic:blipFill>
+                    <a:blip r:embed="rId24"/>
+                    <a:stretch>
+                      <a:fillRect/>
+                    </a:stretch>
+                  </pic:blipFill>
+                  <pic:spPr bwMode="auto">
+                    <a:xfrm>
+                      <a:off x="0" y="0"/>
+                      <a:ext cx="2567675" cy="935999"/>
+                    </a:xfrm>
+                    <a:prstGeom prst="rect">
+                      <a:avLst/>
+                    </a:prstGeom>
+                    <a:noFill/>
+                    <a:ln w="9525">
+                      <a:noFill/>
+                      <a:headEnd/>
+                      <a:tailEnd/>
+                    </a:ln>
+                  </pic:spPr>
+                </pic:pic>
+              </a:graphicData>
+            </a:graphic>
+          </wp:inline>
+        </w:drawing>
+      </w:r>
+    </w:p>
+    <w:p>
+      <w:pPr>
+        <w:pStyle w:val="ImageCaption"/>
+        <w:keepNext/>
+        <w:spacing w:after="0"/>
+      </w:pPr>
+      <w:r>
+        <w:rPr>
+          <w:b/>
+          <w:bCs/>
+        </w:rPr>
+        <w:t xml:space="preserve">รูปที่ 2.2</w:t>
+      </w:r>
+      <w:r>
+        <w:t xml:space="preserve"> </w:t>
+      </w:r>
+      <w:r>
+        <w:t xml:space="preserve">สัญลักษณ์ของมายเอสคิวแอล (MySQL)</w:t>
+      </w:r>
+    </w:p>
+    <w:p>
+      <w:pPr>
+        <w:pStyle w:val="ImageSource"/>
+      </w:pPr>
+      <w:r>
+        <w:t xml:space="preserve">ที่มา (https://commons.wikimedia.org/wiki/File:MySQL_textlogo.svg)</w:t>
+      </w:r>
+    </w:p>
+    <w:bookmarkEnd w:id="27"/>
+    <w:bookmarkStart w:id="31" w:name="Xe7039e668f51d584e86646e8e3e3ae32f166c9c"/>
+    <w:p>
+      <w:pPr>
+        <w:pStyle w:val="Heading3"/>
+      </w:pPr>
+      <w:r>
+        <w:t xml:space="preserve">2.2.3 รีแอ็กต์ ไวต์ และรีแอ็กต์เราท์เตอร์ (React, Vite และ React Router)</w:t>
+      </w:r>
+    </w:p>
+    <w:p>
+      <w:pPr>
+        <w:pStyle w:val="FirstParagraph"/>
+        <w:ind w:firstLine="1267"/>
+      </w:pPr>
+      <w:r>
+        <w:t xml:space="preserve">รีแอ็กต์เป็นไลบรารีจาวาสคริปต์สำหรับพัฒนาส่วนติดต่อผู้ใช้ที่แบ่งหน้าเว็บออกเป็นคอมโพเนนต์ย่อยที่นำกลับมาใช้ซ้ำได้ และใช้แนวคิดการประกาศสภาพหน้าจอตามสถานะของข้อมูล [18] เมื่อสถานะเปลี่ยน ไลบรารีจะคำนวณส่วนที่ต้องปรับปรุงและแก้ไขเฉพาะส่วนนั้น คุณสมบัตินี้เหมาะกับหน้าจอคิวงานคลังสินค้าซึ่งต้องเปลี่ยนแปลงทันทีเมื่อได้รับข้อความที่ผลักเข้ามาตามหัวข้อ 2.1.6 หากพัฒนาโดยแก้ไของค์ประกอบหน้าเว็บเองทีละจุด จะควบคุมความถูกต้องได้ยากเมื่อมีข้อมูลเข้ามาถี่</w:t>
+      </w:r>
+    </w:p>
+    <w:p>
+      <w:pPr>
+        <w:pStyle w:val="BodyText"/>
+        <w:ind w:firstLine="1267"/>
+      </w:pPr>
+      <w:r>
+        <w:t xml:space="preserve">รีแอ็กต์เราท์เตอร์ทำหน้าที่จัดการเส้นทางภายในเว็บแอปพลิเคชัน ทำให้ผู้ใช้งานทั้งสามบทบาทเข้าถึงหน้าจอคนละชุดได้โดยไม่ต้องโหลดหน้าใหม่ทั้งหน้า ส่วน ไวต์เป็นเครื่องมือสำหรับการพัฒนาและการรวมไฟล์ ทำหน้าที่ให้บริการระหว่างพัฒนาและสร้างไฟล์สำหรับใช้งานจริง สัญลักษณ์ของเครื่องมือทั้งสองแสดงดังรูปที่ 2.3</w:t>
+      </w:r>
+    </w:p>
+    <w:p>
+      <w:pPr>
+        <w:keepNext/>
+        <w:spacing w:before="240" w:after="120"/>
+        <w:ind w:left="0" w:right="0" w:firstLine="0"/>
+        <w:jc w:val="center"/>
+      </w:pPr>
+      <w:r>
+        <w:drawing>
+          <wp:inline>
+            <wp:extent cx="2162918" cy="935999"/>
+            <wp:effectExtent b="0" l="0" r="0" t="0"/>
+            <wp:docPr descr="สัญลักษณ์ของ React และ Vite" title="" id="29" name="Picture"/>
+            <a:graphic>
+              <a:graphicData uri="http://schemas.openxmlformats.org/drawingml/2006/picture">
+                <pic:pic>
+                  <pic:nvPicPr>
+                    <pic:cNvPr descr="../assets/tech/fig2-03_frontend.png" id="30" name="Picture"/>
+                    <pic:cNvPicPr>
+                      <a:picLocks noChangeArrowheads="1" noChangeAspect="1"/>
+                    </pic:cNvPicPr>
+                  </pic:nvPicPr>
+                  <pic:blipFill>
+                    <a:blip r:embed="rId28"/>
+                    <a:stretch>
+                      <a:fillRect/>
+                    </a:stretch>
+                  </pic:blipFill>
+                  <pic:spPr bwMode="auto">
+                    <a:xfrm>
+                      <a:off x="0" y="0"/>
+                      <a:ext cx="2162918" cy="935999"/>
+                    </a:xfrm>
+                    <a:prstGeom prst="rect">
+                      <a:avLst/>
+                    </a:prstGeom>
+                    <a:noFill/>
+                    <a:ln w="9525">
+                      <a:noFill/>
+                      <a:headEnd/>
+                      <a:tailEnd/>
+                    </a:ln>
+                  </pic:spPr>
+                </pic:pic>
+              </a:graphicData>
+            </a:graphic>
+          </wp:inline>
+        </w:drawing>
+      </w:r>
+    </w:p>
+    <w:p>
+      <w:pPr>
+        <w:pStyle w:val="ImageCaption"/>
+        <w:keepNext/>
+        <w:spacing w:after="0"/>
+      </w:pPr>
+      <w:r>
+        <w:rPr>
+          <w:b/>
+          <w:bCs/>
+        </w:rPr>
+        <w:t xml:space="preserve">รูปที่ 2.3</w:t>
+      </w:r>
+      <w:r>
+        <w:t xml:space="preserve"> </w:t>
+      </w:r>
+      <w:r>
+        <w:t xml:space="preserve">สัญลักษณ์ของรีแอ็กต์และไวต์ (React และ Vite)</w:t>
+      </w:r>
+    </w:p>
+    <w:p>
+      <w:pPr>
+        <w:pStyle w:val="ImageSource"/>
+      </w:pPr>
+      <w:r>
+        <w:t xml:space="preserve">ที่มา (https://commons.wikimedia.org/wiki/File:React-icon.svg) และ (https://commons.wikimedia.org/wiki/File:Vitejs-logo.svg)</w:t>
+      </w:r>
+    </w:p>
     <w:bookmarkEnd w:id="31"/>
-    <w:bookmarkStart w:id="32" w:name="เอกสารอางอง"/>
+    <w:bookmarkStart w:id="32" w:name="Xb5fdbe6c65d0d105fb8012e66b3090042614e3c"/>
+    <w:p>
+      <w:pPr>
+        <w:pStyle w:val="Heading3"/>
+      </w:pPr>
+      <w:r>
+        <w:t xml:space="preserve">2.2.4 เว็บซ็อกเก็ตและเหตุการณ์ที่ส่งจากเซิร์ฟเวอร์ (WebSocket และ Server-Sent Events)</w:t>
+      </w:r>
+    </w:p>
+    <w:p>
+      <w:pPr>
+        <w:pStyle w:val="FirstParagraph"/>
+        <w:ind w:firstLine="1267"/>
+      </w:pPr>
+      <w:r>
+        <w:t xml:space="preserve">เว็บซ็อกเก็ตเป็นโพรโทคอลที่กำหนดไว้ในเอกสารมาตรฐาน RFC 6455 ทำงานโดยยกระดับการเชื่อมต่อจากโพรโทคอลเว็บปกติขึ้นเป็นช่องทางสื่อสารสองทางบนการเชื่อมต่อเดิม จึงไม่ต้องเปิดการเชื่อมต่อใหม่ทุกครั้งที่มีข้อมูล [9] ส่วนเหตุการณ์ที่ส่งจากเซิร์ฟเวอร์ถูกกำหนดไว้ในมาตรฐานเอชทีเอ็มแอล โดยใช้การตอบกลับที่ทยอยส่งข้อมูลต่อเนื่องบนโพรโทคอลเว็บปกติ และมีกลไกเชื่อมต่อใหม่อัตโนมัติเมื่อการเชื่อมต่อขาด [10]</w:t>
+      </w:r>
+    </w:p>
+    <w:p>
+      <w:pPr>
+        <w:pStyle w:val="BodyText"/>
+        <w:ind w:firstLine="1267"/>
+      </w:pPr>
+      <w:r>
+        <w:t xml:space="preserve">โครงงานนี้ใช้ไลบรารีเว็บซ็อกเก็ตที่ทำงานร่วมกับโหนดเจเอสได้โดยตรง จุดที่เป็นข้อพิจารณาในการออกแบบคือช่องทางเว็บซ็อกเก็ตถูกผูกเข้ากับเซิร์ฟเวอร์ตัวเดียวกับที่ให้บริการระบบหลังบ้าน ผลที่ได้คือไม่ต้องเปิดพอร์ตเพิ่ม และเมื่อเปิดใช้การเชื่อมต่อแบบเข้ารหัสในอนาคต ช่องทางนี้จะถูกเข้ารหัสไปพร้อมกันโดยไม่ต้องตั้งค่าใบรับรองซ้ำอีกชุด</w:t>
+      </w:r>
+    </w:p>
+    <w:p>
+      <w:pPr>
+        <w:pStyle w:val="BodyText"/>
+        <w:ind w:firstLine="1267"/>
+      </w:pPr>
+      <w:r>
+        <w:t xml:space="preserve">สำหรับช่องทางสำรอง โครงงานใช้เหตุการณ์ที่ส่งจากเซิร์ฟเวอร์ ซึ่งไม่จำเป็นต้องติดตั้งไลบรารีเพิ่ม เพราะอาศัยความสามารถในการทยอยส่งข้อมูลของโพรโทคอลเว็บปกติที่เฟรมเวิร์กรองรับอยู่แล้ว เมื่อมีเหตุการณ์เกิดขึ้น ระบบจะส่งข้อความเดียวกันออกไปทั้งสองช่องทาง หน้าจอที่เชื่อมต่อด้วยช่องทางใดก็ตามจึงได้รับข้อมูลเหมือนกัน</w:t>
+      </w:r>
+    </w:p>
+    <w:bookmarkEnd w:id="32"/>
+    <w:bookmarkStart w:id="33" w:name="X7de7da50d586e5009841dd272c6d3562734932d"/>
+    <w:p>
+      <w:pPr>
+        <w:pStyle w:val="Heading3"/>
+      </w:pPr>
+      <w:r>
+        <w:t xml:space="preserve">2.2.5 เครื่องพิมพ์ใบเสร็จความร้อนและชุดคำสั่งอีเอสซีโพส (ESC/POS)</w:t>
+      </w:r>
+    </w:p>
+    <w:p>
+      <w:pPr>
+        <w:pStyle w:val="FirstParagraph"/>
+        <w:ind w:firstLine="1267"/>
+      </w:pPr>
+      <w:r>
+        <w:t xml:space="preserve">เครื่องพิมพ์ใบเสร็จความร้อนเป็นอุปกรณ์ต่อพ่วงที่พิมพ์ด้วยความร้อนบนกระดาษเคลือบสารเคมี ไม่ต้องใช้หมึกพิมพ์ จึงมีต้นทุนต่อแผ่นต่ำและพิมพ์ได้รวดเร็ว อุปกรณ์กลุ่มนี้ไม่รับไฟล์เอกสารสำเร็จรูป แต่รับลำดับไบต์คำสั่งตามมาตรฐานอีเอสซีโพส ซึ่งควบคุมการจัดรูปแบบ การเลือกตารางรหัสอักขระ และการตัดกระดาษ [19]</w:t>
+      </w:r>
+    </w:p>
+    <w:p>
+      <w:pPr>
+        <w:pStyle w:val="BodyText"/>
+        <w:ind w:firstLine="1267"/>
+      </w:pPr>
+      <w:r>
+        <w:t xml:space="preserve">ประเด็นเฉพาะสำหรับภาษาไทยคือข้อความที่จัดเก็บในฐานข้อมูลใช้การเข้ารหัสแบบยูนิโคด แต่เครื่องพิมพ์กลุ่มนี้ใช้ตารางรหัสอักขระไทยตามมาตรฐาน TIS-620 [20] ข้อความจึงต้องถูกแปลงชุดรหัสก่อนส่งออกไป และต้องส่งคำสั่งเลือกตารางรหัสให้ถูกต้องด้วย มิฉะนั้นใบเสร็จจะพิมพ์ออกมาเป็นอักขระที่อ่านไม่ได้ โครงงานนี้สร้างชุดคำสั่งขึ้นเองในระดับไบต์แทนการใช้ไลบรารีสำเร็จรูป เพื่อให้ควบคุมรูปแบบใบเสร็จได้ตามต้องการและตรวจสอบข้อมูลที่ส่งออกไปได้จริง โดยจัดเก็บไบต์ที่ส่งออกไว้เป็นไฟล์สำหรับตรวจสอบย้อนหลัง</w:t>
+      </w:r>
+    </w:p>
+    <w:bookmarkEnd w:id="33"/>
+    <w:bookmarkStart w:id="37" w:name="X187733082957ceafd9f0060133e4d8ebc144386"/>
+    <w:p>
+      <w:pPr>
+        <w:pStyle w:val="Heading3"/>
+      </w:pPr>
+      <w:r>
+        <w:t xml:space="preserve">2.2.6 การสร้างรหัสคิวอาร์ (QR Code) สำหรับการชำระเงินตามมาตรฐานพร้อมเพย์ (PromptPay)</w:t>
+      </w:r>
+    </w:p>
+    <w:p>
+      <w:pPr>
+        <w:pStyle w:val="FirstParagraph"/>
+        <w:ind w:firstLine="1267"/>
+      </w:pPr>
+      <w:r>
+        <w:t xml:space="preserve">รหัสคิวอาร์สำหรับการชำระเงินไม่ใช่ภาพที่สร้างขึ้นตามอำเภอใจ แต่เป็นข้อความที่เข้ารหัสตามข้อกำหนดรหัสคิวอาร์สำหรับระบบการชำระเงินของอีเอ็มวีโคในรูปแบบที่ร้านค้าเป็นผู้แสดงรหัส [21] โครงสร้างข้อมูลเป็นแบบรหัสช่อง ความยาว และค่าข้อมูล เรียงต่อกันตามลำดับรหัสช่อง และปิดท้ายด้วยค่าตรวจสอบความถูกต้องของข้อมูล ธนาคารแห่งประเทศไทยได้ประกาศแนวนโยบายให้ใช้มาตรฐานนี้เป็นฐานของรหัสคิวอาร์สำหรับธุรกรรมการชำระเงินในประเทศ เพื่อให้สแกนจ่ายข้ามผู้ให้บริการได้ [22]</w:t>
+      </w:r>
+    </w:p>
+    <w:p>
+      <w:pPr>
+        <w:pStyle w:val="BodyText"/>
+        <w:ind w:firstLine="1267"/>
+      </w:pPr>
+      <w:r>
+        <w:t xml:space="preserve">โครงงานนี้แบ่งหน้าที่ระหว่างสองฝั่งอย่างชัดเจน ระบบหลังบ้านทำหน้าที่ประกอบข้อความตามโครงสร้างข้างต้นให้ตรงกับยอดชำระของแต่ละคำสั่งซื้อ โดยเขียนขึ้นเองภายในระบบและไม่เรียกใช้บริการภายนอก ส่วนเว็บแอปพลิเคชันฝั่งผู้ใช้ทำหน้าที่แปลงข้อความนั้นเป็นภาพรหัสคิวอาร์ให้ลูกค้าสแกน</w:t>
+      </w:r>
+    </w:p>
+    <w:p>
+      <w:pPr>
+        <w:pStyle w:val="BodyText"/>
+        <w:ind w:firstLine="1267"/>
+      </w:pPr>
+      <w:r>
+        <w:t xml:space="preserve">ข้อจำกัดที่ต้องระบุไว้อย่างชัดเจนคือ ระบบไม่ได้เชื่อมต่อกับผู้ให้บริการรับชำระเงินหรือระบบของธนาคาร จึงไม่สามารถตรวจสอบสถานะการชำระเงินโดยอัตโนมัติได้ พนักงานขายเป็นผู้ตรวจสอบการแจ้งเตือนจากแอปพลิเคชันธนาคารและยืนยันการรับเงินด้วยตนเอง ซึ่งเป็นขอบเขตที่กำหนดไว้ตั้งแต่ต้น สัญลักษณ์ของบริการพร้อมเพย์แสดงดังรูปที่ 2.4</w:t>
+      </w:r>
+    </w:p>
+    <w:p>
+      <w:pPr>
+        <w:keepNext/>
+        <w:spacing w:before="240" w:after="120"/>
+        <w:ind w:left="0" w:right="0" w:firstLine="0"/>
+        <w:jc w:val="center"/>
+      </w:pPr>
+      <w:r>
+        <w:drawing>
+          <wp:inline>
+            <wp:extent cx="2278058" cy="935999"/>
+            <wp:effectExtent b="0" l="0" r="0" t="0"/>
+            <wp:docPr descr="สัญลักษณ์ของบริการพร้อมเพย์" title="" id="35" name="Picture"/>
+            <a:graphic>
+              <a:graphicData uri="http://schemas.openxmlformats.org/drawingml/2006/picture">
+                <pic:pic>
+                  <pic:nvPicPr>
+                    <pic:cNvPr descr="../assets/tech/fig2-04_promptpay.png" id="36" name="Picture"/>
+                    <pic:cNvPicPr>
+                      <a:picLocks noChangeArrowheads="1" noChangeAspect="1"/>
+                    </pic:cNvPicPr>
+                  </pic:nvPicPr>
+                  <pic:blipFill>
+                    <a:blip r:embed="rId34"/>
+                    <a:stretch>
+                      <a:fillRect/>
+                    </a:stretch>
+                  </pic:blipFill>
+                  <pic:spPr bwMode="auto">
+                    <a:xfrm>
+                      <a:off x="0" y="0"/>
+                      <a:ext cx="2278058" cy="935999"/>
+                    </a:xfrm>
+                    <a:prstGeom prst="rect">
+                      <a:avLst/>
+                    </a:prstGeom>
+                    <a:noFill/>
+                    <a:ln w="9525">
+                      <a:noFill/>
+                      <a:headEnd/>
+                      <a:tailEnd/>
+                    </a:ln>
+                  </pic:spPr>
+                </pic:pic>
+              </a:graphicData>
+            </a:graphic>
+          </wp:inline>
+        </w:drawing>
+      </w:r>
+    </w:p>
+    <w:p>
+      <w:pPr>
+        <w:pStyle w:val="ImageCaption"/>
+        <w:keepNext/>
+        <w:spacing w:after="0"/>
+      </w:pPr>
+      <w:r>
+        <w:rPr>
+          <w:b/>
+          <w:bCs/>
+        </w:rPr>
+        <w:t xml:space="preserve">รูปที่ 2.4</w:t>
+      </w:r>
+      <w:r>
+        <w:t xml:space="preserve"> </w:t>
+      </w:r>
+      <w:r>
+        <w:t xml:space="preserve">สัญลักษณ์ของบริการพร้อมเพย์</w:t>
+      </w:r>
+    </w:p>
+    <w:p>
+      <w:pPr>
+        <w:pStyle w:val="ImageSource"/>
+      </w:pPr>
+      <w:r>
+        <w:t xml:space="preserve">ที่มา (https://commons.wikimedia.org/wiki/File:PromptPay-logo.png)</w:t>
+      </w:r>
+    </w:p>
+    <w:bookmarkEnd w:id="37"/>
+    <w:bookmarkStart w:id="38" w:name="Xbf27b0967ac8c8684f448b8245e8a3ee5c22609"/>
+    <w:p>
+      <w:pPr>
+        <w:pStyle w:val="Heading3"/>
+      </w:pPr>
+      <w:r>
+        <w:t xml:space="preserve">2.2.7 เครื่องมือทดสอบและการจัดการเวอร์ชัน (Testing and Version Control Tools)</w:t>
+      </w:r>
+    </w:p>
+    <w:p>
+      <w:pPr>
+        <w:pStyle w:val="FirstParagraph"/>
+        <w:ind w:firstLine="1267"/>
+      </w:pPr>
+      <w:r>
+        <w:t xml:space="preserve">การทดสอบใช้เครื่องมือสามชนิดตามระดับของการทดสอบ เจสต์ใช้รันชุดทดสอบระดับหน่วยและวัดความครอบคลุมของโค้ด ซูเปอร์เทสต์ใช้ส่งคำขอไปยังเส้นทางบริการของระบบหลังบ้านจริงร่วมกับฐานข้อมูลทดสอบ และเพลย์ไรต์ใช้ควบคุมเบราว์เซอร์จริงให้ทำงานแทนผู้ใช้ เหตุผลที่ต้องมีเครื่องมือระดับระบบแยกต่างหากคือการผลักข้อมูลผ่านช่องทางค้างและสิ่งที่ผู้ใช้เห็นบนหน้าจอตรวจด้วยการเรียกฟังก์ชันไม่ได้ ส่วนซอร์สโค้ดทั้งหมดจัดเก็บด้วยกิตบนคลังเก็บโค้ดกิตฮับ ทำให้ย้อนดูได้ว่าการแก้ไขแต่ละครั้งเกิดขึ้นเมื่อใดและเพราะเหตุใด</w:t>
+      </w:r>
+    </w:p>
+    <w:bookmarkEnd w:id="38"/>
+    <w:bookmarkEnd w:id="39"/>
+    <w:bookmarkStart w:id="44" w:name="มาตรฐานทเกยวของ-related-standards"/>
+    <w:p>
+      <w:pPr>
+        <w:pStyle w:val="Heading2"/>
+      </w:pPr>
+      <w:r>
+        <w:t xml:space="preserve">2.3 มาตรฐานที่เกี่ยวข้อง (Related Standards)</w:t>
+      </w:r>
+    </w:p>
+    <w:p>
+      <w:pPr>
+        <w:pStyle w:val="FirstParagraph"/>
+      </w:pPr>
+      <w:r>
+        <w:t xml:space="preserve">หัวข้อนี้ระบุเฉพาะมาตรฐานที่โครงงานนำมาใช้จริง และระบุว่าใช้กับส่วนใดของระบบ</w:t>
+      </w:r>
+    </w:p>
+    <w:bookmarkStart w:id="40" w:name="X3466428283de8044de76f438f6aaf0a59352b2b"/>
+    <w:p>
+      <w:pPr>
+        <w:pStyle w:val="Heading3"/>
+      </w:pPr>
+      <w:r>
+        <w:t xml:space="preserve">2.3.1 แบบจำลองคุณภาพซอฟต์แวร์ไอเอสโอ/ไออีซี 25010 (ISO/IEC 25010)</w:t>
+      </w:r>
+    </w:p>
+    <w:p>
+      <w:pPr>
+        <w:pStyle w:val="FirstParagraph"/>
+        <w:ind w:firstLine="1267"/>
+      </w:pPr>
+      <w:r>
+        <w:t xml:space="preserve">มาตรฐานไอเอสโอ/ไออีซี 25010 กำหนดแบบจำลองคุณภาพของผลิตภัณฑ์ซอฟต์แวร์ไว้แปดคุณลักษณะ ได้แก่ ความเหมาะสมเชิงหน้าที่ ประสิทธิภาพ ความเข้ากันได้ ความสามารถในการใช้งาน ความน่าเชื่อถือ ความมั่นคงปลอดภัย ความสามารถในการบำรุงรักษา และความสามารถในการเคลื่อนย้าย [23] โครงงานนี้ใช้แบบจำลองนี้จัดกลุ่มความต้องการนอกเหนือหน้าที่ในบทที่ 3 ตารางที่ 3.8 เพื่อตรวจว่าความต้องการครอบคลุมคุณลักษณะที่สำคัญต่อร้าน และไม่ได้ตั้งขึ้นตามความสะดวกของผู้พัฒนา</w:t>
+      </w:r>
+    </w:p>
+    <w:bookmarkEnd w:id="40"/>
+    <w:bookmarkStart w:id="41" w:name="X04ba27fe33427753e6cf39c5eb7485cbb5f9b64"/>
+    <w:p>
+      <w:pPr>
+        <w:pStyle w:val="Heading3"/>
+      </w:pPr>
+      <w:r>
+        <w:t xml:space="preserve">2.3.2 ความเสี่ยงด้านความมั่นคงปลอดภัยของเว็บแอปพลิเคชันโอวาสป์ (OWASP Top 10)</w:t>
+      </w:r>
+    </w:p>
+    <w:p>
+      <w:pPr>
+        <w:pStyle w:val="FirstParagraph"/>
+        <w:ind w:firstLine="1267"/>
+      </w:pPr>
+      <w:r>
+        <w:t xml:space="preserve">โอวาสป์ท็อปเท็นเป็นรายการความเสี่ยงด้านความมั่นคงปลอดภัยของเว็บแอปพลิเคชันที่พบบ่อยที่สุดสิบประเภท [24] โครงงานนี้ใช้รายการดังกล่าวตรวจมาตรการของระบบห้าประเภท ดังตารางที่ 2.2</w:t>
+      </w:r>
+    </w:p>
+    <w:p>
+      <w:pPr>
+        <w:pStyle w:val="TableCaption"/>
+      </w:pPr>
+      <w:r>
+        <w:rPr>
+          <w:b/>
+          <w:bCs/>
+        </w:rPr>
+        <w:t xml:space="preserve">ตารางที่ 2.2</w:t>
+      </w:r>
+      <w:r>
+        <w:t xml:space="preserve"> </w:t>
+      </w:r>
+      <w:r>
+        <w:t xml:space="preserve">ความเสี่ยงตามโอวาสป์ท็อปเท็นและมาตรการของระบบ</w:t>
+      </w:r>
+    </w:p>
+    <w:tbl>
+      <w:tblPr>
+        <w:tblW w:w="5000" w:type="pct"/>
+        <w:tblStyle w:val="Table"/>
+        <w:tblLook w:firstRow="1" w:lastRow="0" w:firstColumn="0" w:lastColumn="0" w:noHBand="0" w:noVBand="0" w:val="0020"/>
+        <w:tblLayout w:type="fixed"/>
+      </w:tblPr>
+      <w:tblGrid>
+        <w:gridCol w:w="2634"/>
+        <w:gridCol w:w="3754"/>
+        <w:gridCol w:w="1918"/>
+      </w:tblGrid>
+      <w:tr>
+        <w:trPr>
+          <w:tblHeader w:val="on"/>
+        </w:trPr>
+        <w:tc>
+          <w:tcPr>
+            <w:tcW w:w="2634" w:type="dxa"/>
+          </w:tcPr>
+          <w:tcPr/>
+          <w:p>
+            <w:pPr>
+              <w:pStyle w:val="Compact"/>
+            </w:pPr>
+            <w:r>
+              <w:t xml:space="preserve">ความเสี่ยง</w:t>
+            </w:r>
+          </w:p>
+        </w:tc>
+        <w:tc>
+          <w:tcPr>
+            <w:tcW w:w="3754" w:type="dxa"/>
+          </w:tcPr>
+          <w:tcPr/>
+          <w:p>
+            <w:pPr>
+              <w:pStyle w:val="Compact"/>
+            </w:pPr>
+            <w:r>
+              <w:t xml:space="preserve">มาตรการในระบบอำพร OMS</w:t>
+            </w:r>
+          </w:p>
+        </w:tc>
+        <w:tc>
+          <w:tcPr>
+            <w:tcW w:w="1918" w:type="dxa"/>
+          </w:tcPr>
+          <w:tcPr/>
+          <w:p>
+            <w:pPr>
+              <w:pStyle w:val="Compact"/>
+            </w:pPr>
+            <w:r>
+              <w:t xml:space="preserve">สถานะ</w:t>
+            </w:r>
+          </w:p>
+        </w:tc>
+      </w:tr>
+      <w:tr>
+        <w:tc>
+          <w:tcPr>
+            <w:tcW w:w="2634" w:type="dxa"/>
+          </w:tcPr>
+          <w:tcPr/>
+          <w:p>
+            <w:pPr>
+              <w:pStyle w:val="Compact"/>
+            </w:pPr>
+            <w:r>
+              <w:t xml:space="preserve">A01 การควบคุมสิทธิ์การเข้าถึงที่บกพร่อง</w:t>
+            </w:r>
+          </w:p>
+        </w:tc>
+        <w:tc>
+          <w:tcPr>
+            <w:tcW w:w="3754" w:type="dxa"/>
+          </w:tcPr>
+          <w:tcPr/>
+          <w:p>
+            <w:pPr>
+              <w:pStyle w:val="Compact"/>
+            </w:pPr>
+            <w:r>
+              <w:t xml:space="preserve">ส่วนประกอบ SP-01 ตรวจโทเคนและบทบาทที่ฝั่งเซิร์ฟเวอร์ก่อนทุกเส้นทาง</w:t>
+            </w:r>
+          </w:p>
+        </w:tc>
+        <w:tc>
+          <w:tcPr>
+            <w:tcW w:w="1918" w:type="dxa"/>
+          </w:tcPr>
+          <w:tcPr/>
+          <w:p>
+            <w:pPr>
+              <w:pStyle w:val="Compact"/>
+            </w:pPr>
+            <w:r>
+              <w:t xml:space="preserve">มีมาตรการ ทวนสอบด้วย TC-01</w:t>
+            </w:r>
+          </w:p>
+        </w:tc>
+      </w:tr>
+      <w:tr>
+        <w:tc>
+          <w:tcPr>
+            <w:tcW w:w="2634" w:type="dxa"/>
+          </w:tcPr>
+          <w:tcPr/>
+          <w:p>
+            <w:pPr>
+              <w:pStyle w:val="Compact"/>
+            </w:pPr>
+            <w:r>
+              <w:t xml:space="preserve">A02 ความล้มเหลวด้านการเข้ารหัส</w:t>
+            </w:r>
+          </w:p>
+        </w:tc>
+        <w:tc>
+          <w:tcPr>
+            <w:tcW w:w="3754" w:type="dxa"/>
+          </w:tcPr>
+          <w:tcPr/>
+          <w:p>
+            <w:pPr>
+              <w:pStyle w:val="Compact"/>
+            </w:pPr>
+            <w:r>
+              <w:t xml:space="preserve">รหัสผ่านเก็บเป็นค่าแฮชบีคริปต์ แต่การส่งข้อมูลในเครือข่ายร้านยังไม่เข้ารหัส</w:t>
+            </w:r>
+          </w:p>
+        </w:tc>
+        <w:tc>
+          <w:tcPr>
+            <w:tcW w:w="1918" w:type="dxa"/>
+          </w:tcPr>
+          <w:tcPr/>
+          <w:p>
+            <w:pPr>
+              <w:pStyle w:val="Compact"/>
+            </w:pPr>
+            <w:r>
+              <w:t xml:space="preserve">มีมาตรการบางส่วน</w:t>
+            </w:r>
+          </w:p>
+        </w:tc>
+      </w:tr>
+      <w:tr>
+        <w:tc>
+          <w:tcPr>
+            <w:tcW w:w="2634" w:type="dxa"/>
+          </w:tcPr>
+          <w:tcPr/>
+          <w:p>
+            <w:pPr>
+              <w:pStyle w:val="Compact"/>
+            </w:pPr>
+            <w:r>
+              <w:t xml:space="preserve">A03 การแทรกคำสั่ง</w:t>
+            </w:r>
+          </w:p>
+        </w:tc>
+        <w:tc>
+          <w:tcPr>
+            <w:tcW w:w="3754" w:type="dxa"/>
+          </w:tcPr>
+          <w:tcPr/>
+          <w:p>
+            <w:pPr>
+              <w:pStyle w:val="Compact"/>
+            </w:pPr>
+            <w:r>
+              <w:t xml:space="preserve">ทุกคำสั่งเอสคิวแอลส่งค่าที่ผู้ใช้กรอกผ่านตัวยึดตำแหน่งของไดรเวอร์ ไม่ต่อสตริงคำสั่งเอง</w:t>
+            </w:r>
+          </w:p>
+        </w:tc>
+        <w:tc>
+          <w:tcPr>
+            <w:tcW w:w="1918" w:type="dxa"/>
+          </w:tcPr>
+          <w:tcPr/>
+          <w:p>
+            <w:pPr>
+              <w:pStyle w:val="Compact"/>
+            </w:pPr>
+            <w:r>
+              <w:t xml:space="preserve">มีมาตรการ</w:t>
+            </w:r>
+          </w:p>
+        </w:tc>
+      </w:tr>
+      <w:tr>
+        <w:tc>
+          <w:tcPr>
+            <w:tcW w:w="2634" w:type="dxa"/>
+          </w:tcPr>
+          <w:tcPr/>
+          <w:p>
+            <w:pPr>
+              <w:pStyle w:val="Compact"/>
+            </w:pPr>
+            <w:r>
+              <w:t xml:space="preserve">A07 ความล้มเหลวในการระบุตัวตนและการพิสูจน์ตัวตน</w:t>
+            </w:r>
+          </w:p>
+        </w:tc>
+        <w:tc>
+          <w:tcPr>
+            <w:tcW w:w="3754" w:type="dxa"/>
+          </w:tcPr>
+          <w:tcPr/>
+          <w:p>
+            <w:pPr>
+              <w:pStyle w:val="Compact"/>
+            </w:pPr>
+            <w:r>
+              <w:t xml:space="preserve">เข้าสู่ระบบไม่สำเร็จได้ข้อความเดียวกันทุกกรณี และโทเคนหมดอายุใน 8 ชั่วโมง</w:t>
+            </w:r>
+          </w:p>
+        </w:tc>
+        <w:tc>
+          <w:tcPr>
+            <w:tcW w:w="1918" w:type="dxa"/>
+          </w:tcPr>
+          <w:tcPr/>
+          <w:p>
+            <w:pPr>
+              <w:pStyle w:val="Compact"/>
+            </w:pPr>
+            <w:r>
+              <w:t xml:space="preserve">มีมาตรการ ทวนสอบด้วย AC-12</w:t>
+            </w:r>
+          </w:p>
+        </w:tc>
+      </w:tr>
+      <w:tr>
+        <w:tc>
+          <w:tcPr>
+            <w:tcW w:w="2634" w:type="dxa"/>
+          </w:tcPr>
+          <w:tcPr/>
+          <w:p>
+            <w:pPr>
+              <w:pStyle w:val="Compact"/>
+            </w:pPr>
+            <w:r>
+              <w:t xml:space="preserve">A09 ความล้มเหลวในการบันทึกและเฝ้าระวัง</w:t>
+            </w:r>
+          </w:p>
+        </w:tc>
+        <w:tc>
+          <w:tcPr>
+            <w:tcW w:w="3754" w:type="dxa"/>
+          </w:tcPr>
+          <w:tcPr/>
+          <w:p>
+            <w:pPr>
+              <w:pStyle w:val="Compact"/>
+            </w:pPr>
+            <w:r>
+              <w:t xml:space="preserve">ทุกการทำรายการสำคัญบันทึกผู้กระทำ เวลา และหมายเลขไอพีในประวัติการทำรายการ</w:t>
+            </w:r>
+          </w:p>
+        </w:tc>
+        <w:tc>
+          <w:tcPr>
+            <w:tcW w:w="1918" w:type="dxa"/>
+          </w:tcPr>
+          <w:tcPr/>
+          <w:p>
+            <w:pPr>
+              <w:pStyle w:val="Compact"/>
+            </w:pPr>
+            <w:r>
+              <w:t xml:space="preserve">มีมาตรการ ทวนสอบด้วย TC-11</w:t>
+            </w:r>
+          </w:p>
+        </w:tc>
+      </w:tr>
+    </w:tbl>
+    <w:bookmarkEnd w:id="41"/>
+    <w:bookmarkStart w:id="42" w:name="พระราชบญญตคมครองขอมลสวนบคคล-พ.ศ.-2562"/>
+    <w:p>
+      <w:pPr>
+        <w:pStyle w:val="Heading3"/>
+      </w:pPr>
+      <w:r>
+        <w:t xml:space="preserve">2.3.3 พระราชบัญญัติคุ้มครองข้อมูลส่วนบุคคล พ.ศ. 2562</w:t>
+      </w:r>
+    </w:p>
+    <w:p>
+      <w:pPr>
+        <w:pStyle w:val="FirstParagraph"/>
+        <w:ind w:firstLine="1267"/>
+      </w:pPr>
+      <w:r>
+        <w:t xml:space="preserve">พระราชบัญญัติคุ้มครองข้อมูลส่วนบุคคล พ.ศ. 2562 กำหนดให้ผู้ควบคุมข้อมูลเก็บรวบรวมข้อมูลส่วนบุคคลเท่าที่จำเป็นตามวัตถุประสงค์ และต้องรักษาความมั่นคงปลอดภัยของข้อมูลนั้น [25] ข้อมูลส่วนบุคคลในระบบมีเพียงชื่อและนามสกุลของพนักงาน ชื่อผู้ใช้ และหมายเลขไอพีในประวัติการทำรายการ ซึ่งจำเป็นต่อการระบุว่าใครทำรายการใด ระบบไม่เก็บข้อมูลส่วนบุคคลของลูกค้า เพราะคำสั่งซื้อไม่ผูกกับตัวลูกค้า และปิดบัญชีพนักงานด้วยการตั้งค่าเลิกใช้งานแทนการลบ เพื่อให้ประวัติการทำรายการเดิมยังอ้างถึงผู้กระทำได้</w:t>
+      </w:r>
+    </w:p>
+    <w:bookmarkEnd w:id="42"/>
+    <w:bookmarkStart w:id="43" w:name="Xd1aaff11a299c9389957453dfab4369d3880600"/>
+    <w:p>
+      <w:pPr>
+        <w:pStyle w:val="Heading3"/>
+      </w:pPr>
+      <w:r>
+        <w:t xml:space="preserve">2.3.4 มาตรฐานรหัสคิวอาร์สำหรับการชำระเงินและรหัสอักขระไทย</w:t>
+      </w:r>
+    </w:p>
+    <w:p>
+      <w:pPr>
+        <w:pStyle w:val="FirstParagraph"/>
+        <w:ind w:firstLine="1267"/>
+      </w:pPr>
+      <w:r>
+        <w:t xml:space="preserve">รหัสคิวอาร์พร้อมเพย์ที่ระบบสร้างเป็นไปตามข้อกำหนดรหัสคิวอาร์สำหรับระบบการชำระเงินของอีเอ็มวีโค [21] ตามแนวนโยบายของธนาคารแห่งประเทศไทย [22] ส่วนข้อความภาษาไทยบนใบเสร็จใช้รหัสอักขระตามมาตรฐาน มอก. 620-2533 [20] วิธีนำมาตรฐานทั้งสองไปใช้อธิบายไว้ในหัวข้อ 2.2.5 และ 2.2.6</w:t>
+      </w:r>
+    </w:p>
+    <w:bookmarkEnd w:id="43"/>
+    <w:bookmarkEnd w:id="44"/>
+    <w:bookmarkStart w:id="47" w:name="X5e0ef907a806d781c095b31d19de7bb1783dd76"/>
+    <w:p>
+      <w:pPr>
+        <w:pStyle w:val="Heading2"/>
+      </w:pPr>
+      <w:r>
+        <w:t xml:space="preserve">2.4 ระบบงานหรือซอฟต์แวร์ที่เกี่ยวข้อง (Related Systems and Benchmarking)</w:t>
+      </w:r>
+    </w:p>
+    <w:bookmarkStart w:id="45" w:name="ระบบเดมของรานเทยบกบระบบอำพร-oms"/>
+    <w:p>
+      <w:pPr>
+        <w:pStyle w:val="Heading3"/>
+      </w:pPr>
+      <w:r>
+        <w:t xml:space="preserve">2.4.1 ระบบเดิมของร้านเทียบกับระบบอำพร OMS</w:t>
+      </w:r>
+    </w:p>
+    <w:p>
+      <w:pPr>
+        <w:pStyle w:val="FirstParagraph"/>
+        <w:ind w:firstLine="1267"/>
+      </w:pPr>
+      <w:r>
+        <w:t xml:space="preserve">ระบบเดิมของร้านคือกระบวนการที่ใช้บิลกระดาษเป็นตัวกลางระหว่างหน้าร้านกับคลังสินค้า และใช้ไฟล์ตารางคำนวณเก็บรายการสินค้า การเปรียบเทียบระบบเดิมกับระบบอำพร OMS ในแต่ละขั้นตอนของงานแสดงดังตารางที่ 2.3</w:t>
+      </w:r>
+    </w:p>
+    <w:p>
+      <w:pPr>
+        <w:pStyle w:val="TableCaption"/>
+      </w:pPr>
+      <w:r>
+        <w:rPr>
+          <w:b/>
+          <w:bCs/>
+        </w:rPr>
+        <w:t xml:space="preserve">ตารางที่ 2.3</w:t>
+      </w:r>
+      <w:r>
+        <w:t xml:space="preserve"> </w:t>
+      </w:r>
+      <w:r>
+        <w:t xml:space="preserve">เปรียบเทียบกระบวนการเดิมของร้านกับระบบอำพร OMS</w:t>
+      </w:r>
+    </w:p>
+    <w:tbl>
+      <w:tblPr>
+        <w:tblW w:w="5000" w:type="pct"/>
+        <w:tblStyle w:val="Table"/>
+        <w:tblLook w:firstRow="1" w:lastRow="0" w:firstColumn="0" w:lastColumn="0" w:noHBand="0" w:noVBand="0" w:val="0020"/>
+        <w:tblLayout w:type="fixed"/>
+      </w:tblPr>
+      <w:tblGrid>
+        <w:gridCol w:w="1480"/>
+        <w:gridCol w:w="3318"/>
+        <w:gridCol w:w="3508"/>
+      </w:tblGrid>
+      <w:tr>
+        <w:trPr>
+          <w:tblHeader w:val="on"/>
+        </w:trPr>
+        <w:tc>
+          <w:tcPr>
+            <w:tcW w:w="1480" w:type="dxa"/>
+          </w:tcPr>
+          <w:tcPr/>
+          <w:p>
+            <w:pPr>
+              <w:pStyle w:val="Compact"/>
+            </w:pPr>
+            <w:r>
+              <w:t xml:space="preserve">ขั้นตอน</w:t>
+            </w:r>
+          </w:p>
+        </w:tc>
+        <w:tc>
+          <w:tcPr>
+            <w:tcW w:w="3318" w:type="dxa"/>
+          </w:tcPr>
+          <w:tcPr/>
+          <w:p>
+            <w:pPr>
+              <w:pStyle w:val="Compact"/>
+            </w:pPr>
+            <w:r>
+              <w:t xml:space="preserve">ระบบเดิมของร้าน</w:t>
+            </w:r>
+          </w:p>
+        </w:tc>
+        <w:tc>
+          <w:tcPr>
+            <w:tcW w:w="3508" w:type="dxa"/>
+          </w:tcPr>
+          <w:tcPr/>
+          <w:p>
+            <w:pPr>
+              <w:pStyle w:val="Compact"/>
+            </w:pPr>
+            <w:r>
+              <w:t xml:space="preserve">ระบบอำพร OMS</w:t>
+            </w:r>
+          </w:p>
+        </w:tc>
+      </w:tr>
+      <w:tr>
+        <w:tc>
+          <w:tcPr>
+            <w:tcW w:w="1480" w:type="dxa"/>
+          </w:tcPr>
+          <w:tcPr/>
+          <w:p>
+            <w:pPr>
+              <w:pStyle w:val="Compact"/>
+            </w:pPr>
+            <w:r>
+              <w:t xml:space="preserve">บันทึกการขาย</w:t>
+            </w:r>
+          </w:p>
+        </w:tc>
+        <w:tc>
+          <w:tcPr>
+            <w:tcW w:w="3318" w:type="dxa"/>
+          </w:tcPr>
+          <w:tcPr/>
+          <w:p>
+            <w:pPr>
+              <w:pStyle w:val="Compact"/>
+            </w:pPr>
+            <w:r>
+              <w:t xml:space="preserve">เขียนบิลกระดาษและคำนวณยอดด้วยมือ</w:t>
+            </w:r>
+          </w:p>
+        </w:tc>
+        <w:tc>
+          <w:tcPr>
+            <w:tcW w:w="3508" w:type="dxa"/>
+          </w:tcPr>
+          <w:tcPr/>
+          <w:p>
+            <w:pPr>
+              <w:pStyle w:val="Compact"/>
+            </w:pPr>
+            <w:r>
+              <w:t xml:space="preserve">เลือกสินค้าจากหน้าจอ ระบบคำนวณยอดจากราคาในฐานข้อมูล</w:t>
+            </w:r>
+          </w:p>
+        </w:tc>
+      </w:tr>
+      <w:tr>
+        <w:tc>
+          <w:tcPr>
+            <w:tcW w:w="1480" w:type="dxa"/>
+          </w:tcPr>
+          <w:tcPr/>
+          <w:p>
+            <w:pPr>
+              <w:pStyle w:val="Compact"/>
+            </w:pPr>
+            <w:r>
+              <w:t xml:space="preserve">แจ้งคลังสินค้า</w:t>
+            </w:r>
+          </w:p>
+        </w:tc>
+        <w:tc>
+          <w:tcPr>
+            <w:tcW w:w="3318" w:type="dxa"/>
+          </w:tcPr>
+          <w:tcPr/>
+          <w:p>
+            <w:pPr>
+              <w:pStyle w:val="Compact"/>
+            </w:pPr>
+            <w:r>
+              <w:t xml:space="preserve">ลูกค้าถือบิลเดินไปที่โกดัง</w:t>
+            </w:r>
+          </w:p>
+        </w:tc>
+        <w:tc>
+          <w:tcPr>
+            <w:tcW w:w="3508" w:type="dxa"/>
+          </w:tcPr>
+          <w:tcPr/>
+          <w:p>
+            <w:pPr>
+              <w:pStyle w:val="Compact"/>
+            </w:pPr>
+            <w:r>
+              <w:t xml:space="preserve">คำสั่งซื้อปรากฏบนหน้าจอคิวคลังทันทีที่ยืนยันรับชำระ</w:t>
+            </w:r>
+          </w:p>
+        </w:tc>
+      </w:tr>
+      <w:tr>
+        <w:tc>
+          <w:tcPr>
+            <w:tcW w:w="1480" w:type="dxa"/>
+          </w:tcPr>
+          <w:tcPr/>
+          <w:p>
+            <w:pPr>
+              <w:pStyle w:val="Compact"/>
+            </w:pPr>
+            <w:r>
+              <w:t xml:space="preserve">จ่ายสินค้า</w:t>
+            </w:r>
+          </w:p>
+        </w:tc>
+        <w:tc>
+          <w:tcPr>
+            <w:tcW w:w="3318" w:type="dxa"/>
+          </w:tcPr>
+          <w:tcPr/>
+          <w:p>
+            <w:pPr>
+              <w:pStyle w:val="Compact"/>
+            </w:pPr>
+            <w:r>
+              <w:t xml:space="preserve">พนักงานคลังอ่านบิลด้วยสายตาและจำเองว่าใบใดจ่ายแล้ว</w:t>
+            </w:r>
+          </w:p>
+        </w:tc>
+        <w:tc>
+          <w:tcPr>
+            <w:tcW w:w="3508" w:type="dxa"/>
+          </w:tcPr>
+          <w:tcPr/>
+          <w:p>
+            <w:pPr>
+              <w:pStyle w:val="Compact"/>
+            </w:pPr>
+            <w:r>
+              <w:t xml:space="preserve">ระบบแสดงรายการที่ต้องจัด และไม่ยอมให้จ่ายใบเดิมซ้ำ</w:t>
+            </w:r>
+          </w:p>
+        </w:tc>
+      </w:tr>
+      <w:tr>
+        <w:tc>
+          <w:tcPr>
+            <w:tcW w:w="1480" w:type="dxa"/>
+          </w:tcPr>
+          <w:tcPr/>
+          <w:p>
+            <w:pPr>
+              <w:pStyle w:val="Compact"/>
+            </w:pPr>
+            <w:r>
+              <w:t xml:space="preserve">ปรับยอดสต็อก</w:t>
+            </w:r>
+          </w:p>
+        </w:tc>
+        <w:tc>
+          <w:tcPr>
+            <w:tcW w:w="3318" w:type="dxa"/>
+          </w:tcPr>
+          <w:tcPr/>
+          <w:p>
+            <w:pPr>
+              <w:pStyle w:val="Compact"/>
+            </w:pPr>
+            <w:r>
+              <w:t xml:space="preserve">ปรับในไฟล์ตารางคำนวณภายหลัง</w:t>
+            </w:r>
+          </w:p>
+        </w:tc>
+        <w:tc>
+          <w:tcPr>
+            <w:tcW w:w="3508" w:type="dxa"/>
+          </w:tcPr>
+          <w:tcPr/>
+          <w:p>
+            <w:pPr>
+              <w:pStyle w:val="Compact"/>
+            </w:pPr>
+            <w:r>
+              <w:t xml:space="preserve">ตัดสต็อกในธุรกรรมเดียวกับการจ่ายสินค้า</w:t>
+            </w:r>
+          </w:p>
+        </w:tc>
+      </w:tr>
+      <w:tr>
+        <w:tc>
+          <w:tcPr>
+            <w:tcW w:w="1480" w:type="dxa"/>
+          </w:tcPr>
+          <w:tcPr/>
+          <w:p>
+            <w:pPr>
+              <w:pStyle w:val="Compact"/>
+            </w:pPr>
+            <w:r>
+              <w:t xml:space="preserve">ติดตามยอดขาย</w:t>
+            </w:r>
+          </w:p>
+        </w:tc>
+        <w:tc>
+          <w:tcPr>
+            <w:tcW w:w="3318" w:type="dxa"/>
+          </w:tcPr>
+          <w:tcPr/>
+          <w:p>
+            <w:pPr>
+              <w:pStyle w:val="Compact"/>
+            </w:pPr>
+            <w:r>
+              <w:t xml:space="preserve">สรุปด้วยมือตอนปิดร้าน</w:t>
+            </w:r>
+          </w:p>
+        </w:tc>
+        <w:tc>
+          <w:tcPr>
+            <w:tcW w:w="3508" w:type="dxa"/>
+          </w:tcPr>
+          <w:tcPr/>
+          <w:p>
+            <w:pPr>
+              <w:pStyle w:val="Compact"/>
+            </w:pPr>
+            <w:r>
+              <w:t xml:space="preserve">แดชบอร์ดคำนวณสดระหว่างวัน</w:t>
+            </w:r>
+          </w:p>
+        </w:tc>
+      </w:tr>
+      <w:tr>
+        <w:tc>
+          <w:tcPr>
+            <w:tcW w:w="1480" w:type="dxa"/>
+          </w:tcPr>
+          <w:tcPr/>
+          <w:p>
+            <w:pPr>
+              <w:pStyle w:val="Compact"/>
+            </w:pPr>
+            <w:r>
+              <w:t xml:space="preserve">ตรวจสอบย้อนหลัง</w:t>
+            </w:r>
+          </w:p>
+        </w:tc>
+        <w:tc>
+          <w:tcPr>
+            <w:tcW w:w="3318" w:type="dxa"/>
+          </w:tcPr>
+          <w:tcPr/>
+          <w:p>
+            <w:pPr>
+              <w:pStyle w:val="Compact"/>
+            </w:pPr>
+            <w:r>
+              <w:t xml:space="preserve">ค้นจากบิลกระดาษ</w:t>
+            </w:r>
+          </w:p>
+        </w:tc>
+        <w:tc>
+          <w:tcPr>
+            <w:tcW w:w="3508" w:type="dxa"/>
+          </w:tcPr>
+          <w:tcPr/>
+          <w:p>
+            <w:pPr>
+              <w:pStyle w:val="Compact"/>
+            </w:pPr>
+            <w:r>
+              <w:t xml:space="preserve">ค้นประวัติการทำรายการตามช่วงเวลาและประเภทการกระทำ</w:t>
+            </w:r>
+          </w:p>
+        </w:tc>
+      </w:tr>
+    </w:tbl>
+    <w:bookmarkEnd w:id="45"/>
+    <w:bookmarkStart w:id="46" w:name="Xa9ed979f72e749b7a60d8e97c6933fe8aa54b4e"/>
+    <w:p>
+      <w:pPr>
+        <w:pStyle w:val="Heading3"/>
+      </w:pPr>
+      <w:r>
+        <w:t xml:space="preserve">2.4.2 การเปรียบเทียบกับงานที่เกี่ยวข้องและช่องว่างที่โครงงานเติมเต็ม (Gap Analysis)</w:t>
+      </w:r>
+    </w:p>
+    <w:p>
+      <w:pPr>
+        <w:pStyle w:val="FirstParagraph"/>
+        <w:ind w:firstLine="1267"/>
+      </w:pPr>
+      <w:r>
+        <w:t xml:space="preserve">การเปรียบเทียบขอบเขตความสามารถของงานที่สืบค้นได้ในหัวข้อ 2.5 กับระบบอำพร OMS สรุปได้ดังตารางที่ 2.4</w:t>
+      </w:r>
+    </w:p>
+    <w:p>
+      <w:pPr>
+        <w:pStyle w:val="TableCaption"/>
+      </w:pPr>
+      <w:r>
+        <w:rPr>
+          <w:b/>
+          <w:bCs/>
+        </w:rPr>
+        <w:t xml:space="preserve">ตารางที่ 2.4</w:t>
+      </w:r>
+      <w:r>
+        <w:t xml:space="preserve"> </w:t>
+      </w:r>
+      <w:r>
+        <w:t xml:space="preserve">เปรียบเทียบขอบเขตความสามารถของงานที่เกี่ยวข้องกับระบบอำพร OMS</w:t>
+      </w:r>
+    </w:p>
+    <w:tbl>
+      <w:tblPr>
+        <w:tblW w:w="5000" w:type="pct"/>
+        <w:tblStyle w:val="Table"/>
+        <w:tblLook w:firstRow="1" w:lastRow="0" w:firstColumn="0" w:lastColumn="0" w:noHBand="0" w:noVBand="0" w:val="0020"/>
+        <w:tblLayout w:type="fixed"/>
+      </w:tblPr>
+      <w:tblGrid>
+        <w:gridCol w:w="1038"/>
+        <w:gridCol w:w="1038"/>
+        <w:gridCol w:w="1038"/>
+        <w:gridCol w:w="1038"/>
+        <w:gridCol w:w="1038"/>
+        <w:gridCol w:w="1038"/>
+        <w:gridCol w:w="1038"/>
+        <w:gridCol w:w="1040"/>
+      </w:tblGrid>
+      <w:tr>
+        <w:trPr>
+          <w:tblHeader w:val="on"/>
+        </w:trPr>
+        <w:tc>
+          <w:tcPr>
+            <w:tcW w:w="1038" w:type="dxa"/>
+          </w:tcPr>
+          <w:tcPr/>
+          <w:p>
+            <w:pPr>
+              <w:pStyle w:val="Compact"/>
+            </w:pPr>
+            <w:r>
+              <w:t xml:space="preserve">งานที่ศึกษา</w:t>
+            </w:r>
+          </w:p>
+        </w:tc>
+        <w:tc>
+          <w:tcPr>
+            <w:tcW w:w="1038" w:type="dxa"/>
+          </w:tcPr>
+          <w:tcPr/>
+          <w:p>
+            <w:pPr>
+              <w:pStyle w:val="Compact"/>
+            </w:pPr>
+            <w:r>
+              <w:t xml:space="preserve">บริบท</w:t>
+            </w:r>
+          </w:p>
+        </w:tc>
+        <w:tc>
+          <w:tcPr>
+            <w:tcW w:w="1038" w:type="dxa"/>
+          </w:tcPr>
+          <w:tcPr/>
+          <w:p>
+            <w:pPr>
+              <w:pStyle w:val="Compact"/>
+              <w:jc w:val="center"/>
+            </w:pPr>
+            <w:r>
+              <w:t xml:space="preserve">จัดการสต็อก</w:t>
+            </w:r>
+          </w:p>
+        </w:tc>
+        <w:tc>
+          <w:tcPr>
+            <w:tcW w:w="1038" w:type="dxa"/>
+          </w:tcPr>
+          <w:tcPr/>
+          <w:p>
+            <w:pPr>
+              <w:pStyle w:val="Compact"/>
+              <w:jc w:val="center"/>
+            </w:pPr>
+            <w:r>
+              <w:t xml:space="preserve">ตัดสต็อกอัตโนมัติ</w:t>
+            </w:r>
+          </w:p>
+        </w:tc>
+        <w:tc>
+          <w:tcPr>
+            <w:tcW w:w="1038" w:type="dxa"/>
+          </w:tcPr>
+          <w:tcPr/>
+          <w:p>
+            <w:pPr>
+              <w:pStyle w:val="Compact"/>
+              <w:jc w:val="center"/>
+            </w:pPr>
+            <w:r>
+              <w:t xml:space="preserve">แจ้งเตือนจุดสั่งซื้อ</w:t>
+            </w:r>
+          </w:p>
+        </w:tc>
+        <w:tc>
+          <w:tcPr>
+            <w:tcW w:w="1038" w:type="dxa"/>
+          </w:tcPr>
+          <w:tcPr/>
+          <w:p>
+            <w:pPr>
+              <w:pStyle w:val="Compact"/>
+              <w:jc w:val="center"/>
+            </w:pPr>
+            <w:r>
+              <w:t xml:space="preserve">เชื่อมการชำระเงิน</w:t>
+            </w:r>
+          </w:p>
+        </w:tc>
+        <w:tc>
+          <w:tcPr>
+            <w:tcW w:w="1038" w:type="dxa"/>
+          </w:tcPr>
+          <w:tcPr/>
+          <w:p>
+            <w:pPr>
+              <w:pStyle w:val="Compact"/>
+              <w:jc w:val="center"/>
+            </w:pPr>
+            <w:r>
+              <w:t xml:space="preserve">คิวงานเรียลไทม์</w:t>
+            </w:r>
+          </w:p>
+        </w:tc>
+        <w:tc>
+          <w:tcPr>
+            <w:tcW w:w="1040" w:type="dxa"/>
+          </w:tcPr>
+          <w:tcPr/>
+          <w:p>
+            <w:pPr>
+              <w:pStyle w:val="Compact"/>
+              <w:jc w:val="center"/>
+            </w:pPr>
+            <w:r>
+              <w:t xml:space="preserve">ป้องกันการจ่ายซ้ำ</w:t>
+            </w:r>
+          </w:p>
+        </w:tc>
+      </w:tr>
+      <w:tr>
+        <w:tc>
+          <w:tcPr>
+            <w:tcW w:w="1038" w:type="dxa"/>
+          </w:tcPr>
+          <w:tcPr/>
+          <w:p>
+            <w:pPr>
+              <w:pStyle w:val="Compact"/>
+            </w:pPr>
+            <w:r>
+              <w:t xml:space="preserve">ชนะชัย สุรินทร์ และคณะ (2568) [26]</w:t>
+            </w:r>
+          </w:p>
+        </w:tc>
+        <w:tc>
+          <w:tcPr>
+            <w:tcW w:w="1038" w:type="dxa"/>
+          </w:tcPr>
+          <w:tcPr/>
+          <w:p>
+            <w:pPr>
+              <w:pStyle w:val="Compact"/>
+            </w:pPr>
+            <w:r>
+              <w:t xml:space="preserve">เอสเอ็มอีไทย ใช้ซอฟต์แวร์สำเร็จรูป</w:t>
+            </w:r>
+          </w:p>
+        </w:tc>
+        <w:tc>
+          <w:tcPr>
+            <w:tcW w:w="1038" w:type="dxa"/>
+          </w:tcPr>
+          <w:tcPr/>
+          <w:p>
+            <w:pPr>
+              <w:pStyle w:val="Compact"/>
+              <w:jc w:val="center"/>
+            </w:pPr>
+            <w:r>
+              <w:t xml:space="preserve">มี</w:t>
+            </w:r>
+          </w:p>
+        </w:tc>
+        <w:tc>
+          <w:tcPr>
+            <w:tcW w:w="1038" w:type="dxa"/>
+          </w:tcPr>
+          <w:tcPr/>
+          <w:p>
+            <w:pPr>
+              <w:pStyle w:val="Compact"/>
+              <w:jc w:val="center"/>
+            </w:pPr>
+            <w:r>
+              <w:t xml:space="preserve">มี</w:t>
+            </w:r>
+          </w:p>
+        </w:tc>
+        <w:tc>
+          <w:tcPr>
+            <w:tcW w:w="1038" w:type="dxa"/>
+          </w:tcPr>
+          <w:tcPr/>
+          <w:p>
+            <w:pPr>
+              <w:pStyle w:val="Compact"/>
+              <w:jc w:val="center"/>
+            </w:pPr>
+            <w:r>
+              <w:t xml:space="preserve">มี</w:t>
+            </w:r>
+          </w:p>
+        </w:tc>
+        <w:tc>
+          <w:tcPr>
+            <w:tcW w:w="1038" w:type="dxa"/>
+          </w:tcPr>
+          <w:tcPr/>
+          <w:p>
+            <w:pPr>
+              <w:pStyle w:val="Compact"/>
+              <w:jc w:val="center"/>
+            </w:pPr>
+            <w:r>
+              <w:t xml:space="preserve">ไม่มี</w:t>
+            </w:r>
+          </w:p>
+        </w:tc>
+        <w:tc>
+          <w:tcPr>
+            <w:tcW w:w="1038" w:type="dxa"/>
+          </w:tcPr>
+          <w:tcPr/>
+          <w:p>
+            <w:pPr>
+              <w:pStyle w:val="Compact"/>
+              <w:jc w:val="center"/>
+            </w:pPr>
+            <w:r>
+              <w:t xml:space="preserve">ไม่มี</w:t>
+            </w:r>
+          </w:p>
+        </w:tc>
+        <w:tc>
+          <w:tcPr>
+            <w:tcW w:w="1040" w:type="dxa"/>
+          </w:tcPr>
+          <w:tcPr/>
+          <w:p>
+            <w:pPr>
+              <w:pStyle w:val="Compact"/>
+              <w:jc w:val="center"/>
+            </w:pPr>
+            <w:r>
+              <w:t xml:space="preserve">ไม่มี</w:t>
+            </w:r>
+          </w:p>
+        </w:tc>
+      </w:tr>
+      <w:tr>
+        <w:tc>
+          <w:tcPr>
+            <w:tcW w:w="1038" w:type="dxa"/>
+          </w:tcPr>
+          <w:tcPr/>
+          <w:p>
+            <w:pPr>
+              <w:pStyle w:val="Compact"/>
+            </w:pPr>
+            <w:r>
+              <w:t xml:space="preserve">อมรรัตน์ และ วิสุวะ (2568) [14]</w:t>
+            </w:r>
+          </w:p>
+        </w:tc>
+        <w:tc>
+          <w:tcPr>
+            <w:tcW w:w="1038" w:type="dxa"/>
+          </w:tcPr>
+          <w:tcPr/>
+          <w:p>
+            <w:pPr>
+              <w:pStyle w:val="Compact"/>
+            </w:pPr>
+            <w:r>
+              <w:t xml:space="preserve">วัสดุก่อสร้าง ไทย เชิงกระบวนการ</w:t>
+            </w:r>
+          </w:p>
+        </w:tc>
+        <w:tc>
+          <w:tcPr>
+            <w:tcW w:w="1038" w:type="dxa"/>
+          </w:tcPr>
+          <w:tcPr/>
+          <w:p>
+            <w:pPr>
+              <w:pStyle w:val="Compact"/>
+              <w:jc w:val="center"/>
+            </w:pPr>
+            <w:r>
+              <w:t xml:space="preserve">เชิงวิเคราะห์</w:t>
+            </w:r>
+          </w:p>
+        </w:tc>
+        <w:tc>
+          <w:tcPr>
+            <w:tcW w:w="1038" w:type="dxa"/>
+          </w:tcPr>
+          <w:tcPr/>
+          <w:p>
+            <w:pPr>
+              <w:pStyle w:val="Compact"/>
+              <w:jc w:val="center"/>
+            </w:pPr>
+            <w:r>
+              <w:t xml:space="preserve">ไม่มี</w:t>
+            </w:r>
+          </w:p>
+        </w:tc>
+        <w:tc>
+          <w:tcPr>
+            <w:tcW w:w="1038" w:type="dxa"/>
+          </w:tcPr>
+          <w:tcPr/>
+          <w:p>
+            <w:pPr>
+              <w:pStyle w:val="Compact"/>
+              <w:jc w:val="center"/>
+            </w:pPr>
+            <w:r>
+              <w:t xml:space="preserve">เชิงทฤษฎี</w:t>
+            </w:r>
+          </w:p>
+        </w:tc>
+        <w:tc>
+          <w:tcPr>
+            <w:tcW w:w="1038" w:type="dxa"/>
+          </w:tcPr>
+          <w:tcPr/>
+          <w:p>
+            <w:pPr>
+              <w:pStyle w:val="Compact"/>
+              <w:jc w:val="center"/>
+            </w:pPr>
+            <w:r>
+              <w:t xml:space="preserve">ไม่มี</w:t>
+            </w:r>
+          </w:p>
+        </w:tc>
+        <w:tc>
+          <w:tcPr>
+            <w:tcW w:w="1038" w:type="dxa"/>
+          </w:tcPr>
+          <w:tcPr/>
+          <w:p>
+            <w:pPr>
+              <w:pStyle w:val="Compact"/>
+              <w:jc w:val="center"/>
+            </w:pPr>
+            <w:r>
+              <w:t xml:space="preserve">ไม่มี</w:t>
+            </w:r>
+          </w:p>
+        </w:tc>
+        <w:tc>
+          <w:tcPr>
+            <w:tcW w:w="1040" w:type="dxa"/>
+          </w:tcPr>
+          <w:tcPr/>
+          <w:p>
+            <w:pPr>
+              <w:pStyle w:val="Compact"/>
+              <w:jc w:val="center"/>
+            </w:pPr>
+            <w:r>
+              <w:t xml:space="preserve">ไม่มี</w:t>
+            </w:r>
+          </w:p>
+        </w:tc>
+      </w:tr>
+      <w:tr>
+        <w:tc>
+          <w:tcPr>
+            <w:tcW w:w="1038" w:type="dxa"/>
+          </w:tcPr>
+          <w:tcPr/>
+          <w:p>
+            <w:pPr>
+              <w:pStyle w:val="Compact"/>
+            </w:pPr>
+            <w:r>
+              <w:t xml:space="preserve">ทานามันและคณะ (2023) [27]</w:t>
+            </w:r>
+          </w:p>
+        </w:tc>
+        <w:tc>
+          <w:tcPr>
+            <w:tcW w:w="1038" w:type="dxa"/>
+          </w:tcPr>
+          <w:tcPr/>
+          <w:p>
+            <w:pPr>
+              <w:pStyle w:val="Compact"/>
+            </w:pPr>
+            <w:r>
+              <w:t xml:space="preserve">ธุรกิจสี่สาขาและคลัง ฟิลิปปินส์</w:t>
+            </w:r>
+          </w:p>
+        </w:tc>
+        <w:tc>
+          <w:tcPr>
+            <w:tcW w:w="1038" w:type="dxa"/>
+          </w:tcPr>
+          <w:tcPr/>
+          <w:p>
+            <w:pPr>
+              <w:pStyle w:val="Compact"/>
+              <w:jc w:val="center"/>
+            </w:pPr>
+            <w:r>
+              <w:t xml:space="preserve">มี</w:t>
+            </w:r>
+          </w:p>
+        </w:tc>
+        <w:tc>
+          <w:tcPr>
+            <w:tcW w:w="1038" w:type="dxa"/>
+          </w:tcPr>
+          <w:tcPr/>
+          <w:p>
+            <w:pPr>
+              <w:pStyle w:val="Compact"/>
+              <w:jc w:val="center"/>
+            </w:pPr>
+            <w:r>
+              <w:t xml:space="preserve">ไม่ระบุ</w:t>
+            </w:r>
+          </w:p>
+        </w:tc>
+        <w:tc>
+          <w:tcPr>
+            <w:tcW w:w="1038" w:type="dxa"/>
+          </w:tcPr>
+          <w:tcPr/>
+          <w:p>
+            <w:pPr>
+              <w:pStyle w:val="Compact"/>
+              <w:jc w:val="center"/>
+            </w:pPr>
+            <w:r>
+              <w:t xml:space="preserve">ไม่มี</w:t>
+            </w:r>
+          </w:p>
+        </w:tc>
+        <w:tc>
+          <w:tcPr>
+            <w:tcW w:w="1038" w:type="dxa"/>
+          </w:tcPr>
+          <w:tcPr/>
+          <w:p>
+            <w:pPr>
+              <w:pStyle w:val="Compact"/>
+              <w:jc w:val="center"/>
+            </w:pPr>
+            <w:r>
+              <w:t xml:space="preserve">ไม่มี</w:t>
+            </w:r>
+          </w:p>
+        </w:tc>
+        <w:tc>
+          <w:tcPr>
+            <w:tcW w:w="1038" w:type="dxa"/>
+          </w:tcPr>
+          <w:tcPr/>
+          <w:p>
+            <w:pPr>
+              <w:pStyle w:val="Compact"/>
+              <w:jc w:val="center"/>
+            </w:pPr>
+            <w:r>
+              <w:t xml:space="preserve">ไม่มี</w:t>
+            </w:r>
+          </w:p>
+        </w:tc>
+        <w:tc>
+          <w:tcPr>
+            <w:tcW w:w="1040" w:type="dxa"/>
+          </w:tcPr>
+          <w:tcPr/>
+          <w:p>
+            <w:pPr>
+              <w:pStyle w:val="Compact"/>
+              <w:jc w:val="center"/>
+            </w:pPr>
+            <w:r>
+              <w:t xml:space="preserve">ไม่มี</w:t>
+            </w:r>
+          </w:p>
+        </w:tc>
+      </w:tr>
+      <w:tr>
+        <w:tc>
+          <w:tcPr>
+            <w:tcW w:w="1038" w:type="dxa"/>
+          </w:tcPr>
+          <w:tcPr/>
+          <w:p>
+            <w:pPr>
+              <w:pStyle w:val="Compact"/>
+            </w:pPr>
+            <w:r>
+              <w:t xml:space="preserve">แองเจลลินและคณะ (2023) [28]</w:t>
+            </w:r>
+          </w:p>
+        </w:tc>
+        <w:tc>
+          <w:tcPr>
+            <w:tcW w:w="1038" w:type="dxa"/>
+          </w:tcPr>
+          <w:tcPr/>
+          <w:p>
+            <w:pPr>
+              <w:pStyle w:val="Compact"/>
+            </w:pPr>
+            <w:r>
+              <w:t xml:space="preserve">วิสาหกิจรายย่อย อินโดนีเซีย</w:t>
+            </w:r>
+          </w:p>
+        </w:tc>
+        <w:tc>
+          <w:tcPr>
+            <w:tcW w:w="1038" w:type="dxa"/>
+          </w:tcPr>
+          <w:tcPr/>
+          <w:p>
+            <w:pPr>
+              <w:pStyle w:val="Compact"/>
+              <w:jc w:val="center"/>
+            </w:pPr>
+            <w:r>
+              <w:t xml:space="preserve">มี</w:t>
+            </w:r>
+          </w:p>
+        </w:tc>
+        <w:tc>
+          <w:tcPr>
+            <w:tcW w:w="1038" w:type="dxa"/>
+          </w:tcPr>
+          <w:tcPr/>
+          <w:p>
+            <w:pPr>
+              <w:pStyle w:val="Compact"/>
+              <w:jc w:val="center"/>
+            </w:pPr>
+            <w:r>
+              <w:t xml:space="preserve">มี</w:t>
+            </w:r>
+          </w:p>
+        </w:tc>
+        <w:tc>
+          <w:tcPr>
+            <w:tcW w:w="1038" w:type="dxa"/>
+          </w:tcPr>
+          <w:tcPr/>
+          <w:p>
+            <w:pPr>
+              <w:pStyle w:val="Compact"/>
+              <w:jc w:val="center"/>
+            </w:pPr>
+            <w:r>
+              <w:t xml:space="preserve">ไม่มี</w:t>
+            </w:r>
+          </w:p>
+        </w:tc>
+        <w:tc>
+          <w:tcPr>
+            <w:tcW w:w="1038" w:type="dxa"/>
+          </w:tcPr>
+          <w:tcPr/>
+          <w:p>
+            <w:pPr>
+              <w:pStyle w:val="Compact"/>
+              <w:jc w:val="center"/>
+            </w:pPr>
+            <w:r>
+              <w:t xml:space="preserve">ไม่มี</w:t>
+            </w:r>
+          </w:p>
+        </w:tc>
+        <w:tc>
+          <w:tcPr>
+            <w:tcW w:w="1038" w:type="dxa"/>
+          </w:tcPr>
+          <w:tcPr/>
+          <w:p>
+            <w:pPr>
+              <w:pStyle w:val="Compact"/>
+              <w:jc w:val="center"/>
+            </w:pPr>
+            <w:r>
+              <w:t xml:space="preserve">ไม่มี</w:t>
+            </w:r>
+          </w:p>
+        </w:tc>
+        <w:tc>
+          <w:tcPr>
+            <w:tcW w:w="1040" w:type="dxa"/>
+          </w:tcPr>
+          <w:tcPr/>
+          <w:p>
+            <w:pPr>
+              <w:pStyle w:val="Compact"/>
+              <w:jc w:val="center"/>
+            </w:pPr>
+            <w:r>
+              <w:t xml:space="preserve">ไม่มี</w:t>
+            </w:r>
+          </w:p>
+        </w:tc>
+      </w:tr>
+      <w:tr>
+        <w:tc>
+          <w:tcPr>
+            <w:tcW w:w="1038" w:type="dxa"/>
+          </w:tcPr>
+          <w:tcPr/>
+          <w:p>
+            <w:pPr>
+              <w:pStyle w:val="Compact"/>
+            </w:pPr>
+            <w:r>
+              <w:t xml:space="preserve">ธนากร และ จิรพัฒน์ (2563) [29]</w:t>
+            </w:r>
+          </w:p>
+        </w:tc>
+        <w:tc>
+          <w:tcPr>
+            <w:tcW w:w="1038" w:type="dxa"/>
+          </w:tcPr>
+          <w:tcPr/>
+          <w:p>
+            <w:pPr>
+              <w:pStyle w:val="Compact"/>
+            </w:pPr>
+            <w:r>
+              <w:t xml:space="preserve">ร้านขายของชำ ไทย</w:t>
+            </w:r>
+          </w:p>
+        </w:tc>
+        <w:tc>
+          <w:tcPr>
+            <w:tcW w:w="1038" w:type="dxa"/>
+          </w:tcPr>
+          <w:tcPr/>
+          <w:p>
+            <w:pPr>
+              <w:pStyle w:val="Compact"/>
+              <w:jc w:val="center"/>
+            </w:pPr>
+            <w:r>
+              <w:t xml:space="preserve">มี</w:t>
+            </w:r>
+          </w:p>
+        </w:tc>
+        <w:tc>
+          <w:tcPr>
+            <w:tcW w:w="1038" w:type="dxa"/>
+          </w:tcPr>
+          <w:tcPr/>
+          <w:p>
+            <w:pPr>
+              <w:pStyle w:val="Compact"/>
+              <w:jc w:val="center"/>
+            </w:pPr>
+            <w:r>
+              <w:t xml:space="preserve">ไม่มี</w:t>
+            </w:r>
+          </w:p>
+        </w:tc>
+        <w:tc>
+          <w:tcPr>
+            <w:tcW w:w="1038" w:type="dxa"/>
+          </w:tcPr>
+          <w:tcPr/>
+          <w:p>
+            <w:pPr>
+              <w:pStyle w:val="Compact"/>
+              <w:jc w:val="center"/>
+            </w:pPr>
+            <w:r>
+              <w:t xml:space="preserve">ไม่มี</w:t>
+            </w:r>
+          </w:p>
+        </w:tc>
+        <w:tc>
+          <w:tcPr>
+            <w:tcW w:w="1038" w:type="dxa"/>
+          </w:tcPr>
+          <w:tcPr/>
+          <w:p>
+            <w:pPr>
+              <w:pStyle w:val="Compact"/>
+              <w:jc w:val="center"/>
+            </w:pPr>
+            <w:r>
+              <w:t xml:space="preserve">ไม่มี</w:t>
+            </w:r>
+          </w:p>
+        </w:tc>
+        <w:tc>
+          <w:tcPr>
+            <w:tcW w:w="1038" w:type="dxa"/>
+          </w:tcPr>
+          <w:tcPr/>
+          <w:p>
+            <w:pPr>
+              <w:pStyle w:val="Compact"/>
+              <w:jc w:val="center"/>
+            </w:pPr>
+            <w:r>
+              <w:t xml:space="preserve">ไม่มี</w:t>
+            </w:r>
+          </w:p>
+        </w:tc>
+        <w:tc>
+          <w:tcPr>
+            <w:tcW w:w="1040" w:type="dxa"/>
+          </w:tcPr>
+          <w:tcPr/>
+          <w:p>
+            <w:pPr>
+              <w:pStyle w:val="Compact"/>
+              <w:jc w:val="center"/>
+            </w:pPr>
+            <w:r>
+              <w:t xml:space="preserve">ไม่มี</w:t>
+            </w:r>
+          </w:p>
+        </w:tc>
+      </w:tr>
+      <w:tr>
+        <w:tc>
+          <w:tcPr>
+            <w:tcW w:w="1038" w:type="dxa"/>
+          </w:tcPr>
+          <w:tcPr/>
+          <w:p>
+            <w:pPr>
+              <w:pStyle w:val="Compact"/>
+            </w:pPr>
+            <w:r>
+              <w:t xml:space="preserve">เอก และ ธนชัย (2563) [30]</w:t>
+            </w:r>
+          </w:p>
+        </w:tc>
+        <w:tc>
+          <w:tcPr>
+            <w:tcW w:w="1038" w:type="dxa"/>
+          </w:tcPr>
+          <w:tcPr/>
+          <w:p>
+            <w:pPr>
+              <w:pStyle w:val="Compact"/>
+            </w:pPr>
+            <w:r>
+              <w:t xml:space="preserve">ร้านมินิมาร์ท ไทย</w:t>
+            </w:r>
+          </w:p>
+        </w:tc>
+        <w:tc>
+          <w:tcPr>
+            <w:tcW w:w="1038" w:type="dxa"/>
+          </w:tcPr>
+          <w:tcPr/>
+          <w:p>
+            <w:pPr>
+              <w:pStyle w:val="Compact"/>
+              <w:jc w:val="center"/>
+            </w:pPr>
+            <w:r>
+              <w:t xml:space="preserve">มี</w:t>
+            </w:r>
+          </w:p>
+        </w:tc>
+        <w:tc>
+          <w:tcPr>
+            <w:tcW w:w="1038" w:type="dxa"/>
+          </w:tcPr>
+          <w:tcPr/>
+          <w:p>
+            <w:pPr>
+              <w:pStyle w:val="Compact"/>
+              <w:jc w:val="center"/>
+            </w:pPr>
+            <w:r>
+              <w:t xml:space="preserve">มี</w:t>
+            </w:r>
+          </w:p>
+        </w:tc>
+        <w:tc>
+          <w:tcPr>
+            <w:tcW w:w="1038" w:type="dxa"/>
+          </w:tcPr>
+          <w:tcPr/>
+          <w:p>
+            <w:pPr>
+              <w:pStyle w:val="Compact"/>
+              <w:jc w:val="center"/>
+            </w:pPr>
+            <w:r>
+              <w:t xml:space="preserve">มี</w:t>
+            </w:r>
+          </w:p>
+        </w:tc>
+        <w:tc>
+          <w:tcPr>
+            <w:tcW w:w="1038" w:type="dxa"/>
+          </w:tcPr>
+          <w:tcPr/>
+          <w:p>
+            <w:pPr>
+              <w:pStyle w:val="Compact"/>
+              <w:jc w:val="center"/>
+            </w:pPr>
+            <w:r>
+              <w:t xml:space="preserve">ไม่มี</w:t>
+            </w:r>
+          </w:p>
+        </w:tc>
+        <w:tc>
+          <w:tcPr>
+            <w:tcW w:w="1038" w:type="dxa"/>
+          </w:tcPr>
+          <w:tcPr/>
+          <w:p>
+            <w:pPr>
+              <w:pStyle w:val="Compact"/>
+              <w:jc w:val="center"/>
+            </w:pPr>
+            <w:r>
+              <w:t xml:space="preserve">ไม่มี</w:t>
+            </w:r>
+          </w:p>
+        </w:tc>
+        <w:tc>
+          <w:tcPr>
+            <w:tcW w:w="1040" w:type="dxa"/>
+          </w:tcPr>
+          <w:tcPr/>
+          <w:p>
+            <w:pPr>
+              <w:pStyle w:val="Compact"/>
+              <w:jc w:val="center"/>
+            </w:pPr>
+            <w:r>
+              <w:t xml:space="preserve">ไม่มี</w:t>
+            </w:r>
+          </w:p>
+        </w:tc>
+      </w:tr>
+      <w:tr>
+        <w:tc>
+          <w:tcPr>
+            <w:tcW w:w="1038" w:type="dxa"/>
+          </w:tcPr>
+          <w:tcPr/>
+          <w:p>
+            <w:pPr>
+              <w:pStyle w:val="Compact"/>
+            </w:pPr>
+            <w:r>
+              <w:t xml:space="preserve">ระบบอำพร OMS (โครงงานนี้)</w:t>
+            </w:r>
+          </w:p>
+        </w:tc>
+        <w:tc>
+          <w:tcPr>
+            <w:tcW w:w="1038" w:type="dxa"/>
+          </w:tcPr>
+          <w:tcPr/>
+          <w:p>
+            <w:pPr>
+              <w:pStyle w:val="Compact"/>
+            </w:pPr>
+            <w:r>
+              <w:t xml:space="preserve">ร้านวัสดุก่อสร้างเอสเอ็มอีไทย</w:t>
+            </w:r>
+          </w:p>
+        </w:tc>
+        <w:tc>
+          <w:tcPr>
+            <w:tcW w:w="1038" w:type="dxa"/>
+          </w:tcPr>
+          <w:tcPr/>
+          <w:p>
+            <w:pPr>
+              <w:pStyle w:val="Compact"/>
+              <w:jc w:val="center"/>
+            </w:pPr>
+            <w:r>
+              <w:t xml:space="preserve">มี</w:t>
+            </w:r>
+          </w:p>
+        </w:tc>
+        <w:tc>
+          <w:tcPr>
+            <w:tcW w:w="1038" w:type="dxa"/>
+          </w:tcPr>
+          <w:tcPr/>
+          <w:p>
+            <w:pPr>
+              <w:pStyle w:val="Compact"/>
+              <w:jc w:val="center"/>
+            </w:pPr>
+            <w:r>
+              <w:t xml:space="preserve">มี</w:t>
+            </w:r>
+          </w:p>
+        </w:tc>
+        <w:tc>
+          <w:tcPr>
+            <w:tcW w:w="1038" w:type="dxa"/>
+          </w:tcPr>
+          <w:tcPr/>
+          <w:p>
+            <w:pPr>
+              <w:pStyle w:val="Compact"/>
+              <w:jc w:val="center"/>
+            </w:pPr>
+            <w:r>
+              <w:t xml:space="preserve">มี</w:t>
+            </w:r>
+          </w:p>
+        </w:tc>
+        <w:tc>
+          <w:tcPr>
+            <w:tcW w:w="1038" w:type="dxa"/>
+          </w:tcPr>
+          <w:tcPr/>
+          <w:p>
+            <w:pPr>
+              <w:pStyle w:val="Compact"/>
+              <w:jc w:val="center"/>
+            </w:pPr>
+            <w:r>
+              <w:t xml:space="preserve">มี</w:t>
+            </w:r>
+          </w:p>
+        </w:tc>
+        <w:tc>
+          <w:tcPr>
+            <w:tcW w:w="1038" w:type="dxa"/>
+          </w:tcPr>
+          <w:tcPr/>
+          <w:p>
+            <w:pPr>
+              <w:pStyle w:val="Compact"/>
+              <w:jc w:val="center"/>
+            </w:pPr>
+            <w:r>
+              <w:t xml:space="preserve">มี</w:t>
+            </w:r>
+          </w:p>
+        </w:tc>
+        <w:tc>
+          <w:tcPr>
+            <w:tcW w:w="1040" w:type="dxa"/>
+          </w:tcPr>
+          <w:tcPr/>
+          <w:p>
+            <w:pPr>
+              <w:pStyle w:val="Compact"/>
+              <w:jc w:val="center"/>
+            </w:pPr>
+            <w:r>
+              <w:t xml:space="preserve">มี</w:t>
+            </w:r>
+          </w:p>
+        </w:tc>
+      </w:tr>
+    </w:tbl>
+    <w:p>
+      <w:pPr>
+        <w:pStyle w:val="BodyText"/>
+        <w:ind w:firstLine="1267"/>
+      </w:pPr>
+      <w:r>
+        <w:t xml:space="preserve">จากตารางที่ 2.4 จะเห็นได้ว่างานที่สืบค้นได้ครอบคลุมการจัดการสินค้าคงคลังเป็นหลัก และบางงานครอบคลุมถึงการตัดสต็อกและการแจ้งเตือนเมื่อสินค้าเหลือน้อย แต่ยังไม่พบงานใดที่เชื่อมกระบวนการชำระเงินหน้าร้านเข้ากับคิวงานของคลังสินค้าแบบทันที และไม่พบงานใดที่กล่าวถึงการควบคุมความถูกต้องของข้อมูลเมื่อมีการยืนยันจ่ายสินค้าพร้อมกันเพื่อป้องกันการจ่ายซ้ำ</w:t>
+      </w:r>
+    </w:p>
+    <w:p>
+      <w:pPr>
+        <w:pStyle w:val="BodyText"/>
+        <w:ind w:firstLine="1267"/>
+      </w:pPr>
+      <w:r>
+        <w:t xml:space="preserve">ความแตกต่างของระบบอำพร OMS จากงานที่สืบค้นได้จึงอยู่ที่การรวมสามสิ่งไว้ในระบบเดียวกัน ได้แก่ การผลักคำสั่งซื้อเข้าคิวงานคลังสินค้าทันทีที่ยืนยันรับชำระเงิน การควบคุมสถานะคำสั่งซื้อร่วมกับการควบคุมภาวะพร้อมกันในระดับฐานข้อมูลเพื่อป้องกันการจ่ายสินค้าซ้ำ และการตัดสต็อกภายในธุรกรรมเดียวกันกับการบันทึกประวัติการทำรายการ ทั้งนี้ข้อสรุปดังกล่าวตั้งอยู่บนขอบเขตของการสืบค้นที่ดำเนินการได้ในโครงงานนี้ ซึ่งครอบคลุมฐานข้อมูลวารสารที่เปิดให้เข้าถึงได้และฐานข้อมูลงานวิจัยของสถาบันการศึกษาในประเทศ จึงไม่อาจสรุปได้ว่าไม่มีงานลักษณะนี้อยู่เลย</w:t>
+      </w:r>
+    </w:p>
+    <w:bookmarkEnd w:id="46"/>
+    <w:bookmarkEnd w:id="47"/>
+    <w:bookmarkStart w:id="48" w:name="Xf7ba15a42d2089c952905d993aadf2e591bf91c"/>
+    <w:p>
+      <w:pPr>
+        <w:pStyle w:val="Heading2"/>
+      </w:pPr>
+      <w:r>
+        <w:t xml:space="preserve">2.5 งานวิจัยและโครงงานที่เกี่ยวข้อง (Related Research and Projects)</w:t>
+      </w:r>
+    </w:p>
+    <w:p>
+      <w:pPr>
+        <w:pStyle w:val="FirstParagraph"/>
+      </w:pPr>
+      <w:r>
+        <w:t xml:space="preserve">คณะผู้จัดทำได้สืบค้นงานวิจัยและระบบที่มีลักษณะใกล้เคียงกับระบบอำพร OMS เพื่อใช้เป็นแนวทางในการออกแบบและเพื่อระบุความแตกต่างของโครงงานนี้ โดยคัดเลือกเฉพาะงานที่ศึกษาระบบสารสนเทศสำหรับการจัดการสินค้าคงคลังของธุรกิจขนาดกลางและขนาดย่อม หรือศึกษากระบวนการจัดการสินค้าคงคลังในธุรกิจวัสดุก่อสร้างโดยตรง มีรายละเอียดดังนี้</w:t>
+      </w:r>
+    </w:p>
+    <w:p>
+      <w:pPr>
+        <w:pStyle w:val="BodyText"/>
+      </w:pPr>
+      <w:r>
+        <w:t xml:space="preserve">ชนะชัย สุรินทร์ และคณะ (2568) ได้พัฒนาระบบสารสนเทศการบริหารสินค้าคงคลังสำหรับวิสาหกิจขนาดกลางและขนาดย่อม โดยพัฒนาบนซอฟต์แวร์โอเพนซอร์สสำเร็จรูปร่วมกับฐานข้อมูลเชิงสัมพันธ์ ระบบรองรับการจัดเก็บข้อมูลสินค้าคงคลัง การจัดการคำสั่งซื้อ การติดตามสินค้า และการแจ้งเตือนสถานะ ประเมินประสิทธิภาพโดยผู้เชี่ยวชาญด้านเทคโนโลยีสารสนเทศและผู้ประกอบการรวม 15 คน ได้ผลอยู่ในระดับมาก [26] งานนี้มีขอบเขตหน้าที่ใกล้เคียงกับระบบอำพร OMS มากที่สุดในกลุ่มที่สืบค้นได้ แต่ต่างกันที่วิธีการพัฒนา กล่าวคือการใช้ซอฟต์แวร์สำเร็จรูปทำให้ได้ความสามารถครบถ้วนอย่างรวดเร็ว แต่ปรับให้เข้ากับกระบวนการเฉพาะของร้านได้จำกัด ในขณะที่ระบบอำพร OMS พัฒนาขึ้นเองจึงออกแบบกระบวนการยืนยันจ่ายสินค้าให้ตรงกับหน้างานได้ นอกจากนี้ผู้วิจัยยังระบุข้อเสนอแนะของตนเองไว้ว่าควรเพิ่มมาตรการรักษาความปลอดภัยของข้อมูล ซึ่งเป็นประเด็นที่ระบบอำพร OMS กำหนดไว้เป็นข้อกำหนดตั้งแต่ต้น</w:t>
+      </w:r>
+    </w:p>
+    <w:p>
+      <w:pPr>
+        <w:pStyle w:val="BodyText"/>
+      </w:pPr>
+      <w:r>
+        <w:t xml:space="preserve">อมรรัตน์ หมื่นจิตรน้อย และ วิสุวะ อุ่นยะวงษ์ (2568) ได้ศึกษาการจัดการสินค้าคงคลังโดยประยุกต์ใช้การวิเคราะห์แบบเอบีซีสำหรับบริษัทจำหน่ายวัสดุก่อสร้าง โดยเก็บข้อมูลด้วยการสัมภาษณ์เชิงโครงสร้างจากผู้บริหาร เจ้าหน้าที่บัญชี และพนักงานคลังสินค้า แล้วจัดกลุ่มสินค้า 40 รายการตามสัดส่วนมูลค่าการขาย พบว่าสินค้ากลุ่มเอ จำนวน 8 รายการคิดเป็นร้อยละ 79.02 ของมูลค่าการขายทั้งหมด [14] งานนี้อยู่ในธุรกิจเดียวกับกรณีศึกษาของโครงงานนี้ จึงยืนยันว่าปัญหาการจัดการสินค้าคงคลังในธุรกิจวัสดุก่อสร้างเป็นปัญหาร่วมของอุตสาหกรรม ไม่ใช่ปัญหาเฉพาะร้าน อย่างไรก็ตามงานนี้เป็นการศึกษาเชิงกระบวนการโดยไม่ได้พัฒนาระบบสารสนเทศ จึงเป็นงานที่เสริมกันกับโครงงานนี้มากกว่าจะทับซ้อนกัน และข้อค้นพบเรื่องการจัดกลุ่มสินค้าสามารถนำมาต่อยอดในการกำหนดจุดสั่งซื้อเพิ่มของระบบอำพร OMS ให้แตกต่างกันตามความสำคัญของสินค้าได้</w:t>
+      </w:r>
+    </w:p>
+    <w:p>
+      <w:pPr>
+        <w:pStyle w:val="BodyText"/>
+      </w:pPr>
+      <w:r>
+        <w:t xml:space="preserve">ทานามันและคณะ (2023) ได้พัฒนาระบบจัดการสินค้าคงคลังบนเว็บสำหรับธุรกิจขนาดเล็กในประเทศฟิลิปปินส์ ซึ่งมีสาขาสี่แห่ง ร้านเคลื่อนที่หนึ่งคัน และคลังสินค้าหนึ่งแห่ง โดยพัฒนาตามแบบจำลองน้ำตกร่วมกับข้อแนะนำของไอทริปเปิลอี และประเมินระบบตามคุณลักษณะด้านคุณภาพซอฟต์แวร์แปดด้าน [27] งานนี้มีความใกล้เคียงกับโครงงานนี้ในเชิงปัญหามากที่สุด เนื่องจากผู้วิจัยระบุว่าเดิมร้านใช้ใบกระดาษส่งคำขอสินค้าจากสาขาไปยังคลัง และพบปัญหาว่าพนักงานหลายคนบันทึกข้อมูลลงในใบเดียวกันภายในวันเดียว ทำให้ข้อมูลผิดพลาด ซึ่งเป็นอาการเดียวกับการเขียนทับกันของข้อมูลที่อธิบายไว้ในหัวข้อ 2.1.3 อย่างไรก็ตามงานนี้แก้ปัญหาด้วยการเปลี่ยนจากกระดาษเป็นระบบดิจิทัลเท่านั้น ไม่ได้กล่าวถึงการควบคุมความถูกต้องเมื่อมีการทำรายการพร้อมกันในระดับฐานข้อมูล และไม่มีการส่งคำสั่งซื้อไปยังคลังแบบทันที</w:t>
+      </w:r>
+    </w:p>
+    <w:p>
+      <w:pPr>
+        <w:pStyle w:val="BodyText"/>
+      </w:pPr>
+      <w:r>
+        <w:t xml:space="preserve">แองเจลลิน โอเอตามา และอัมรี (2023) ได้พัฒนาระบบสารสนเทศสินค้าคงคลังและการขายบนเว็บสำหรับวิสาหกิจรายย่อยในประเทศอินโดนีเซีย กรณีศึกษาร้านจำหน่ายเนื้อสัตว์และอาหารแช่แข็ง โดยใช้วิธีการพัฒนาแบบรวดเร็ว ผู้วิจัยระบุปัญหาของระบบเดิมที่บันทึกด้วยมือไว้สามข้อ คือความผิดพลาดจากมนุษย์ การทุจริตของมนุษย์ และข้อมูลที่ไม่ถูกต้อง [28] ประเด็นเรื่องการทุจริตมีความเกี่ยวข้องโดยตรงกับโครงงานนี้ เนื่องจากปัญหาที่พบจากหน้างานของร้านกรณีศึกษามีการนำบิลเก่ามาใช้รับสินค้าซ้ำ ระบบอำพร OMS จึงกำหนดให้บันทึกประวัติการทำรายการทุกเหตุการณ์สำคัญพร้อมระบุผู้กระทำ และควบคุมสถานะคำสั่งซื้อไม่ให้จ่ายสินค้าซ้ำได้ ซึ่งเป็นมาตรการที่งานดังกล่าวยังไม่ได้กล่าวถึง</w:t>
+      </w:r>
+    </w:p>
+    <w:p>
+      <w:pPr>
+        <w:pStyle w:val="BodyText"/>
+      </w:pPr>
+      <w:r>
+        <w:t xml:space="preserve">ธนากร แซ่ลี่ และ จิรพัฒน์ อ่วมมั่น (2563) ได้พัฒนาระบบบริหารจัดการหน้าร้านขายของชำ แบ่งการทำงานเป็นส่วนของเจ้าของร้านและส่วนของพนักงาน รองรับการตรวจสอบและจัดการการสั่งซื้อสินค้า การตรวจสอบจำนวนสินค้าในคลัง และการออกรายงานและใบเสร็จ [29] ส่วนเอก บำรุงศรี และ ธนชัย เกิดคงคีรี (2563) ได้พัฒนาเว็บแอปพลิเคชันระบบจัดการสินค้าและการขายของร้านมินิมาร์ท ซึ่งเพิ่มความสามารถในการตัดสต็อกและแจ้งเตือนสินค้าที่มีจำนวนเหลือน้อย [30] งานทั้งสองเป็นโครงงานของนักศึกษาไทยที่มีบริบทใกล้เคียงกับโครงงานนี้ คือเป็นร้านค้าปลีกขนาดเล็กที่เปลี่ยนจากกระบวนการกระดาษมาเป็นเว็บแอปพลิเคชัน จึงใช้เปรียบเทียบขอบเขตของงานได้ แต่ทั้งสองระบบไม่มีการเชื่อมกระบวนการชำระเงินหน้าร้านเข้ากับคิวงานของคลังสินค้า และไม่มีการควบคุมเพื่อป้องกันการรับสินค้าซ้ำ</w:t>
+      </w:r>
+    </w:p>
+    <w:p>
+      <w:pPr>
+        <w:pStyle w:val="BodyText"/>
+      </w:pPr>
+      <w:r>
+        <w:t xml:space="preserve">สิ่งที่โครงงานนี้นำมาต่อยอดจากงานข้างต้นมีสองเรื่อง คือข้อเสนอแนะเรื่องความปลอดภัยของข้อมูลจากงานของชนะชัยและคณะ ซึ่งโครงงานนี้กำหนดเป็นข้อกำหนดตั้งแต่ต้น และข้อค้นพบเรื่องการจัดกลุ่มสินค้าตามมูลค่าจากงานของอมรรัตน์และวิสุวะ ซึ่งนำมาใช้เป็นเหตุผลของการตั้งจุดสั่งซื้อเพิ่มแยกรายสินค้า ส่วนสิ่งที่โครงงานนี้ปรับปรุงเพิ่มจากงานทั้งหมดสรุปไว้ในหัวข้อ 2.4.2</w:t>
+      </w:r>
+    </w:p>
+    <w:bookmarkEnd w:id="48"/>
+    <w:bookmarkEnd w:id="49"/>
+    <w:bookmarkStart w:id="50" w:name="เอกสารอางอง"/>
     <w:p>
       <w:pPr>
         <w:pageBreakBefore/>
@@ -1244,6 +3412,7 @@
     </w:p>
     <w:p>
       <w:pPr>
+        <w:jc w:val="left"/>
         <w:ind w:firstLine="0"/>
         <w:pStyle w:val="FirstParagraph"/>
       </w:pPr>
@@ -1253,176 +3422,295 @@
     </w:p>
     <w:p>
       <w:pPr>
+        <w:jc w:val="left"/>
         <w:ind w:firstLine="0"/>
         <w:pStyle w:val="BodyText"/>
       </w:pPr>
       <w:r>
-        <w:t xml:space="preserve">[2] Pressman RS, Maxim BR. Software engineering: a practitioner’s approach. 8th ed. New York, NY: McGraw-Hill Education; 2014.</w:t>
-      </w:r>
-    </w:p>
-    <w:p>
-      <w:pPr>
+        <w:t xml:space="preserve">[2] Bass L, Clements P, Kazman R. Software architecture in practice. 4th ed. Boston, MA: Addison-Wesley; 2021.</w:t>
+      </w:r>
+    </w:p>
+    <w:p>
+      <w:pPr>
+        <w:jc w:val="left"/>
         <w:ind w:firstLine="0"/>
         <w:pStyle w:val="BodyText"/>
       </w:pPr>
       <w:r>
-        <w:t xml:space="preserve">[3] Microsoft. N-tier architecture style. [online] 2024. สืบค้นจาก URL: https://learn.microsoft.com/azure/architecture/guide/architecture-styles/n-tier (สืบค้นเมื่อ 8 กันยายน 2569).</w:t>
-      </w:r>
-    </w:p>
-    <w:p>
-      <w:pPr>
+        <w:t xml:space="preserve">[3] Brown S. Software architecture for developers volume 2: visualise, document and explore your software architecture. Leanpub; 2023.</w:t>
+      </w:r>
+    </w:p>
+    <w:p>
+      <w:pPr>
+        <w:jc w:val="left"/>
         <w:ind w:firstLine="0"/>
         <w:pStyle w:val="BodyText"/>
       </w:pPr>
       <w:r>
-        <w:t xml:space="preserve">[4] Brown S. The C4 model for visualising software architecture. [online] 2020. สืบค้นจาก URL: https://c4model.com (สืบค้นเมื่อ 8 กันยายน 2569).</w:t>
-      </w:r>
-    </w:p>
-    <w:p>
-      <w:pPr>
+        <w:t xml:space="preserve">[4] Härder T, Reuter A. Principles of transaction-oriented database recovery. ACM Computing Surveys. 1983;15(4):287-317. doi:10.1145/289.291</w:t>
+      </w:r>
+    </w:p>
+    <w:p>
+      <w:pPr>
+        <w:jc w:val="left"/>
         <w:ind w:firstLine="0"/>
         <w:pStyle w:val="BodyText"/>
       </w:pPr>
       <w:r>
-        <w:t xml:space="preserve">[5] Oracle Corporation. MySQL 8.0 reference manual. [online] 2024. สืบค้นจาก URL: https://dev.mysql.com/doc/refman/8.0/en/ (สืบค้นเมื่อ 8 กันยายน 2569).</w:t>
-      </w:r>
-    </w:p>
-    <w:p>
-      <w:pPr>
+        <w:t xml:space="preserve">[5] Bernstein PA, Hadzilacos V, Goodman N. Concurrency control and recovery in database systems. Reading, MA: Addison-Wesley; 1987.</w:t>
+      </w:r>
+    </w:p>
+    <w:p>
+      <w:pPr>
+        <w:jc w:val="left"/>
         <w:ind w:firstLine="0"/>
         <w:pStyle w:val="BodyText"/>
       </w:pPr>
       <w:r>
-        <w:t xml:space="preserve">[6] OpenJS Foundation. Node.js documentation. [online] 2024. สืบค้นจาก URL: https://nodejs.org/docs/ (สืบค้นเมื่อ 8 กันยายน 2569).</w:t>
-      </w:r>
-    </w:p>
-    <w:p>
-      <w:pPr>
+        <w:t xml:space="preserve">[6] Kung HT, Robinson JT. On optimistic methods for concurrency control. ACM Transactions on Database Systems. 1981;6(2):213-226. doi:10.1145/319566.319567</w:t>
+      </w:r>
+    </w:p>
+    <w:p>
+      <w:pPr>
+        <w:jc w:val="left"/>
         <w:ind w:firstLine="0"/>
         <w:pStyle w:val="BodyText"/>
       </w:pPr>
       <w:r>
-        <w:t xml:space="preserve">[7] OWASP Foundation. OWASP application security verification standard (ASVS). [online] 2024. สืบค้นจาก URL: https://owasp.org/www-project-application-security-verification-standard/ (สืบค้นเมื่อ 8 กันยายน 2569).</w:t>
-      </w:r>
-    </w:p>
-    <w:p>
-      <w:pPr>
+        <w:t xml:space="preserve">[7] Harel D. Statecharts: a visual formalism for complex systems. Science of Computer Programming. 1987;8(3):231-274. doi:10.1016/0167-6423(87)90035-9</w:t>
+      </w:r>
+    </w:p>
+    <w:p>
+      <w:pPr>
+        <w:jc w:val="left"/>
         <w:ind w:firstLine="0"/>
         <w:pStyle w:val="BodyText"/>
       </w:pPr>
       <w:r>
-        <w:t xml:space="preserve">[8] EMVCo. EMV QR code specification for payment systems: merchant-presented mode. [online] 2020. สืบค้นจาก URL: https://www.emvco.com/specifications/ (สืบค้นเมื่อ 8 กันยายน 2569).</w:t>
-      </w:r>
-    </w:p>
-    <w:p>
-      <w:pPr>
+        <w:t xml:space="preserve">[8] Kent K, Souppaya M. Guide to computer security log management. NIST Special Publication 800-92. Gaithersburg, MD: National Institute of Standards and Technology; 2006. สืบค้นจาก URL: https://nvlpubs.nist.gov/nistpubs/legacy/SP/nistspecialpublication800-92.pdf (สืบค้นเมื่อ 10 กันยายน 2569).</w:t>
+      </w:r>
+    </w:p>
+    <w:p>
+      <w:pPr>
+        <w:jc w:val="left"/>
         <w:ind w:firstLine="0"/>
         <w:pStyle w:val="BodyText"/>
       </w:pPr>
       <w:r>
-        <w:t xml:space="preserve">[9] ธนาคารแห่งประเทศไทย. แนวนโยบายการใช้มาตรฐาน Thai QR Code ในธุรกรรมการชำระเงิน. [online] 2562. สืบค้นจาก URL: https://www.bot.or.th/content/dam/bot/documents/th/our-roles/payment-systems/payment/payment-all-hearing/policy-guideline-thai-qr-code.pdf (สืบค้นเมื่อ 8 กันยายน 2569).</w:t>
-      </w:r>
-    </w:p>
-    <w:p>
-      <w:pPr>
+        <w:t xml:space="preserve">[9] Fette I, Melnikov A. The WebSocket protocol. RFC 6455. Internet Engineering Task Force; 2011. สืบค้นจาก URL: https://www.rfc-editor.org/rfc/rfc6455 (สืบค้นเมื่อ 9 กันยายน 2569).</w:t>
+      </w:r>
+    </w:p>
+    <w:p>
+      <w:pPr>
+        <w:jc w:val="left"/>
         <w:ind w:firstLine="0"/>
         <w:pStyle w:val="BodyText"/>
       </w:pPr>
       <w:r>
-        <w:t xml:space="preserve">[10] Microsoft Corporation. Visual Studio Code documentation. [online] 2024. สืบค้นจาก URL: https://code.visualstudio.com/docs (สืบค้นเมื่อ 8 กันยายน 2569).</w:t>
-      </w:r>
-    </w:p>
-    <w:p>
-      <w:pPr>
+        <w:t xml:space="preserve">[10] WHATWG. HTML living standard: server-sent events. [online] 2024. สืบค้นจาก URL: https://html.spec.whatwg.org/multipage/server-sent-events.html (สืบค้นเมื่อ 9 กันยายน 2569).</w:t>
+      </w:r>
+    </w:p>
+    <w:p>
+      <w:pPr>
+        <w:jc w:val="left"/>
         <w:ind w:firstLine="0"/>
         <w:pStyle w:val="BodyText"/>
       </w:pPr>
       <w:r>
-        <w:t xml:space="preserve">[11] Meta Open Source. React documentation: the library for web and native user interfaces. [online] 2024. สืบค้นจาก URL: https://react.dev (สืบค้นเมื่อ 8 กันยายน 2569).</w:t>
-      </w:r>
-    </w:p>
-    <w:p>
-      <w:pPr>
+        <w:t xml:space="preserve">[11] Sandhu R, Coyne EJ, Feinstein HL, Youman CE. Role-based access control models. IEEE Computer. 1996;29(2):38-47. doi:10.1109/2.485845</w:t>
+      </w:r>
+    </w:p>
+    <w:p>
+      <w:pPr>
+        <w:jc w:val="left"/>
         <w:ind w:firstLine="0"/>
         <w:pStyle w:val="BodyText"/>
       </w:pPr>
       <w:r>
-        <w:t xml:space="preserve">[12] Express.js. Express — Node.js web application framework. [online] 2024. สืบค้นจาก URL: https://expressjs.com (สืบค้นเมื่อ 8 กันยายน 2569).</w:t>
-      </w:r>
-    </w:p>
-    <w:p>
-      <w:pPr>
+        <w:t xml:space="preserve">[12] Few S. Information dashboard design: the effective visual communication of data. Sebastopol, CA: O’Reilly; 2006.</w:t>
+      </w:r>
+    </w:p>
+    <w:p>
+      <w:pPr>
+        <w:jc w:val="left"/>
         <w:ind w:firstLine="0"/>
         <w:pStyle w:val="BodyText"/>
       </w:pPr>
       <w:r>
-        <w:t xml:space="preserve">[13] Chin AJ, Fang CL, Abd Majid H. The application of web-based inventory management system for small and medium enterprise (SME/SMI): a case study for hardware and furniture industry in Malaysia. ใน: 3rd International Conference on Operations and Supply Chain Management. Malaysia; 2009.</w:t>
-      </w:r>
-    </w:p>
-    <w:p>
-      <w:pPr>
+        <w:t xml:space="preserve">[13] Heizer J, Render B, Munson C. Operations management: sustainability and supply chain management. 13th ed. Harlow: Pearson; 2020.</w:t>
+      </w:r>
+    </w:p>
+    <w:p>
+      <w:pPr>
+        <w:jc w:val="left"/>
         <w:ind w:firstLine="0"/>
         <w:pStyle w:val="BodyText"/>
       </w:pPr>
       <w:r>
-        <w:t xml:space="preserve">[14] Bai L, Zhong Y. Improving inventory management in small business: a case study. วิทยานิพนธ์ปริญญามหาบัณฑิต. Jönköping International Business School; 2008. สืบค้นจาก URL: https://www.diva-portal.org/smash/get/diva2:3575/FULLTEXT01.pdf (สืบค้นเมื่อ 8 กันยายน 2569).</w:t>
-      </w:r>
-    </w:p>
-    <w:p>
-      <w:pPr>
+        <w:t xml:space="preserve">[14] อมรรัตน์ หมื่นจิตรน้อย, วิสุวะ อุ่นยะวงษ์. การจัดการสินค้าคงคลังโดยการประยุกต์ ABC Analysis สำหรับบริษัทจำหน่ายวัสดุก่อสร้าง. วารสารการวิจัยการบริหารการพัฒนา. 2568;15(2):699-713. สืบค้นจาก URL: https://so01.tci-thaijo.org/index.php/JDAR/article/view/277742 (สืบค้นเมื่อ 9 กันยายน 2569).</w:t>
+      </w:r>
+    </w:p>
+    <w:p>
+      <w:pPr>
+        <w:jc w:val="left"/>
         <w:ind w:firstLine="0"/>
         <w:pStyle w:val="BodyText"/>
       </w:pPr>
       <w:r>
-        <w:t xml:space="preserve">[15] Tuan Mat TZ, Md Johari NR, Abdul Azis MA, Hashim MR. Influence of information technology, skills and knowledge, and financial resources on inventory management practices among small and medium retailers in Malaysia. Asia-Pacific Management Accounting Journal. 2018. สืบค้นจาก URL: https://ir.uitm.edu.my/id/eprint/29581/ (สืบค้นเมื่อ 8 กันยายน 2569).</w:t>
-      </w:r>
-    </w:p>
-    <w:p>
-      <w:pPr>
+        <w:t xml:space="preserve">[15] OpenJS Foundation. Node.js documentation. [online] 2024. สืบค้นจาก URL: https://nodejs.org/docs/ (สืบค้นเมื่อ 9 กันยายน 2569).</w:t>
+      </w:r>
+    </w:p>
+    <w:p>
+      <w:pPr>
+        <w:jc w:val="left"/>
         <w:ind w:firstLine="0"/>
         <w:pStyle w:val="BodyText"/>
       </w:pPr>
       <w:r>
-        <w:t xml:space="preserve">[16] Erameh KB, Odoh BI. Design and implementation of a web-based inventory control system using a small medium enterprise (SME) as a case study. NIPES Journal of Science and Technology Research. 2021;3(3):211-9. doi:10.37933/nipes/3.3.2021.21</w:t>
-      </w:r>
-    </w:p>
-    <w:p>
-      <w:pPr>
+        <w:t xml:space="preserve">[16] Express.js. Express — Node.js web application framework. [online] 2024. สืบค้นจาก URL: https://expressjs.com (สืบค้นเมื่อ 9 กันยายน 2569).</w:t>
+      </w:r>
+    </w:p>
+    <w:p>
+      <w:pPr>
+        <w:jc w:val="left"/>
         <w:ind w:firstLine="0"/>
         <w:pStyle w:val="BodyText"/>
       </w:pPr>
       <w:r>
-        <w:t xml:space="preserve">[17] วุฒิชัย ปลื้มมาลี. ระบบบริหารจัดการคลังสินค้า (กรณีศึกษา ร้านฤทธิ์วิศวภัณฑ์). โครงงาน คณะวิทยาศาสตร์ มหาวิทยาลัยสยาม; 2563. สืบค้นจาก URL: https://e-research.siam.edu/kb/warehouse-management-system/ (สืบค้นเมื่อ 8 กันยายน 2569).</w:t>
-      </w:r>
-    </w:p>
-    <w:p>
-      <w:pPr>
+        <w:t xml:space="preserve">[17] Oracle Corporation. MySQL 8.0 reference manual: the InnoDB storage engine. [online] 2024. สืบค้นจาก URL: https://dev.mysql.com/doc/refman/8.0/en/innodb-storage-engine.html (สืบค้นเมื่อ 9 กันยายน 2569).</w:t>
+      </w:r>
+    </w:p>
+    <w:p>
+      <w:pPr>
+        <w:jc w:val="left"/>
         <w:ind w:firstLine="0"/>
         <w:pStyle w:val="BodyText"/>
       </w:pPr>
       <w:r>
-        <w:t xml:space="preserve">[18] การพัฒนาระบบการส่งมอบยาที่มีคุณภาพในผู้ป่วยโรคเรื้อรังที่ส่งต่อรักษาต่อเนื่องในโรงพยาบาลส่งเสริมสุขภาพตำบล. ฐานข้อมูลงานวิจัยทางการแพทย์ Mednacea คณะเทคโนโลยีสารสนเทศและการสื่อสาร มหาวิทยาลัยมหิดล. [online] 2558. สืบค้นจาก URL: https://mednacea.ict.mahidol.ac.th/project/2558000630 (สืบค้นเมื่อ 8 กันยายน 2569).</w:t>
-      </w:r>
-    </w:p>
-    <w:p>
-      <w:pPr>
+        <w:t xml:space="preserve">[18] Meta Open Source. React documentation: the library for web and native user interfaces. [online] 2024. สืบค้นจาก URL: https://react.dev (สืบค้นเมื่อ 9 กันยายน 2569).</w:t>
+      </w:r>
+    </w:p>
+    <w:p>
+      <w:pPr>
+        <w:jc w:val="left"/>
         <w:ind w:firstLine="0"/>
         <w:pStyle w:val="BodyText"/>
       </w:pPr>
       <w:r>
-        <w:t xml:space="preserve">[19] Chaudhari R. Real-time order tracking system architecture. Medium. [online] 2024. สืบค้นจาก URL: https://medium.com/</w:t>
-      </w:r>
-      <w:r>
-        <w:t xml:space="preserve">@myjob.rajesh/real-time-order-tracking-system-architecture-70a98e660906</w:t>
-      </w:r>
-      <w:r>
-        <w:t xml:space="preserve"> </w:t>
-      </w:r>
-      <w:r>
-        <w:t xml:space="preserve">(สืบค้นเมื่อ 8 กันยายน 2569).</w:t>
-      </w:r>
-    </w:p>
-    <w:bookmarkEnd w:id="32"/>
+        <w:t xml:space="preserve">[19] Seiko Epson Corporation. ESC/POS command reference. [online] 2024. สืบค้นจาก URL: https://download4.epson.biz/sec_pubs/pos/reference_en/escpos/index.html (สืบค้นเมื่อ 9 กันยายน 2569).</w:t>
+      </w:r>
+    </w:p>
+    <w:p>
+      <w:pPr>
+        <w:jc w:val="left"/>
+        <w:ind w:firstLine="0"/>
+        <w:pStyle w:val="BodyText"/>
+      </w:pPr>
+      <w:r>
+        <w:t xml:space="preserve">[20] สำนักงานมาตรฐานผลิตภัณฑ์อุตสาหกรรม. มาตรฐานผลิตภัณฑ์อุตสาหกรรมรหัสสำหรับอักขระไทยที่ใช้กับคอมพิวเตอร์ มอก. 620-2533. กรุงเทพฯ: กระทรวงอุตสาหกรรม; 2533.</w:t>
+      </w:r>
+    </w:p>
+    <w:p>
+      <w:pPr>
+        <w:jc w:val="left"/>
+        <w:ind w:firstLine="0"/>
+        <w:pStyle w:val="BodyText"/>
+      </w:pPr>
+      <w:r>
+        <w:t xml:space="preserve">[21] EMVCo. EMV QR code specification for payment systems: merchant-presented mode. [online] 2020. สืบค้นจาก URL: https://www.emvco.com/specifications/ (สืบค้นเมื่อ 9 กันยายน 2569).</w:t>
+      </w:r>
+    </w:p>
+    <w:p>
+      <w:pPr>
+        <w:jc w:val="left"/>
+        <w:ind w:firstLine="0"/>
+        <w:pStyle w:val="BodyText"/>
+      </w:pPr>
+      <w:r>
+        <w:t xml:space="preserve">[22] ธนาคารแห่งประเทศไทย. แนวนโยบายการใช้มาตรฐาน Thai QR Code ในธุรกรรมการชำระเงิน. [online] 2562. สืบค้นจาก URL: https://www.bot.or.th/content/dam/bot/documents/th/our-roles/payment-systems/payment/payment-all-hearing/policy-guideline-thai-qr-code.pdf (สืบค้นเมื่อ 9 กันยายน 2569).</w:t>
+      </w:r>
+    </w:p>
+    <w:p>
+      <w:pPr>
+        <w:jc w:val="left"/>
+        <w:ind w:firstLine="0"/>
+        <w:pStyle w:val="BodyText"/>
+      </w:pPr>
+      <w:r>
+        <w:t xml:space="preserve">[23] International Organization for Standardization. ISO/IEC 25010:2011 Systems and software engineering — Systems and software Quality Requirements and Evaluation (SQuaRE) — System and software quality models. Geneva: ISO; 2011.</w:t>
+      </w:r>
+    </w:p>
+    <w:p>
+      <w:pPr>
+        <w:jc w:val="left"/>
+        <w:ind w:firstLine="0"/>
+        <w:pStyle w:val="BodyText"/>
+      </w:pPr>
+      <w:r>
+        <w:t xml:space="preserve">[24] OWASP Foundation. OWASP Top 10:2021. [online] 2021. สืบค้นจาก URL: https://owasp.org/Top10/ (สืบค้นเมื่อ 1 ตุลาคม 2569).</w:t>
+      </w:r>
+    </w:p>
+    <w:p>
+      <w:pPr>
+        <w:jc w:val="left"/>
+        <w:ind w:firstLine="0"/>
+        <w:pStyle w:val="BodyText"/>
+      </w:pPr>
+      <w:r>
+        <w:t xml:space="preserve">[25] พระราชบัญญัติคุ้มครองข้อมูลส่วนบุคคล พ.ศ. 2562. ราชกิจจานุเบกษา เล่ม 136 ตอนที่ 69 ก (27 พฤษภาคม 2562).</w:t>
+      </w:r>
+    </w:p>
+    <w:p>
+      <w:pPr>
+        <w:jc w:val="left"/>
+        <w:ind w:firstLine="0"/>
+        <w:pStyle w:val="BodyText"/>
+      </w:pPr>
+      <w:r>
+        <w:t xml:space="preserve">[26] ชนะชัย สุรินทร์, ธนัชพงศ์ วังคำหาญ, เจษฎา สิงห์ทองชัย, ไพฑูรย์ ทิพย์สันเทียะ, ปนัดดา โพธินาม. การพัฒนาระบบสารสนเทศการบริหารสินค้าคงคลัง สำหรับวิสาหกิจขนาดกลางและขนาดย่อม. วารสารนวัตศาสตร์สหวิทยาการ. 2568;3(1):63-79. สืบค้นจาก URL: https://so15.tci-thaijo.org/index.php/jiis/article/view/1710 (สืบค้นเมื่อ 9 กันยายน 2569).</w:t>
+      </w:r>
+    </w:p>
+    <w:p>
+      <w:pPr>
+        <w:jc w:val="left"/>
+        <w:ind w:firstLine="0"/>
+        <w:pStyle w:val="BodyText"/>
+      </w:pPr>
+      <w:r>
+        <w:t xml:space="preserve">[27] Tanaman MT, Baylosis JLA, Abiles BJA, Catungal MLP, Encarnacion PC. Web-based inventory management system. International Journal of Science and Advanced Information Technology. 2023;12(5):44-48. doi:10.30534/ijsait/2023/021252023</w:t>
+      </w:r>
+    </w:p>
+    <w:p>
+      <w:pPr>
+        <w:jc w:val="left"/>
+        <w:ind w:firstLine="0"/>
+        <w:pStyle w:val="BodyText"/>
+      </w:pPr>
+      <w:r>
+        <w:t xml:space="preserve">[28] Angellin K, Oetama RS, Amri M. Web-based inventory and sales information system: Indonesian micro small medium enterprise case study. Journal of Information System. 2023;8(1):57-66. doi:10.33633/joins.v8i1.7977</w:t>
+      </w:r>
+    </w:p>
+    <w:p>
+      <w:pPr>
+        <w:jc w:val="left"/>
+        <w:ind w:firstLine="0"/>
+        <w:pStyle w:val="BodyText"/>
+      </w:pPr>
+      <w:r>
+        <w:t xml:space="preserve">[29] ธนากร แซ่ลี่, จิรพัฒน์ อ่วมมั่น. ระบบบริหารจัดการหน้าร้านขายของชำ. โครงงาน คณะวิทยาศาสตร์ มหาวิทยาลัยสยาม; 2563. สืบค้นจาก URL: https://e-research.siam.edu/kb/frontend-management-system/ (สืบค้นเมื่อ 9 กันยายน 2569).</w:t>
+      </w:r>
+    </w:p>
+    <w:p>
+      <w:pPr>
+        <w:jc w:val="left"/>
+        <w:ind w:firstLine="0"/>
+        <w:pStyle w:val="BodyText"/>
+      </w:pPr>
+      <w:r>
+        <w:t xml:space="preserve">[30] เอก บำรุงศรี, ธนชัย เกิดคงคีรี. เว็บแอปพลิเคชัน ระบบจัดการสินค้าและการขายของร้านคิมแอนด์จิวมินิมาร์ท. โครงงาน คณะวิทยาศาสตร์ มหาวิทยาลัยสยาม; 2563. สืบค้นจาก URL: https://e-research.siam.edu/kb/web-application-of-product-and-sales-management-system-of-kim-jew-minimart/ (สืบค้นเมื่อ 9 กันยายน 2569).</w:t>
+      </w:r>
+    </w:p>
+    <w:bookmarkEnd w:id="50"/>
     <w:sectPr>
       <w:headerReference r:id="rIdHdrNum" w:type="default"/>
       <w:headerReference r:id="rIdHdrFirst" w:type="first"/>
@@ -2032,14 +4320,6 @@
     <w:basedOn w:val="DefaultParagraphFont"/>
     <w:link w:val="BodyText"/>
   </w:style>
-  <w:style w:customStyle="1" w:styleId="VerbatimChar" w:type="character">
-    <w:name w:val="Verbatim Char"/>
-    <w:basedOn w:val="BodyTextChar"/>
-    <w:rPr>
-      <w:rFonts w:ascii="Consolas" w:hAnsi="Consolas"/>
-      <w:sz w:val="22"/>
-    </w:rPr>
-  </w:style>
   <w:style w:customStyle="1" w:styleId="SectionNumber" w:type="character">
     <w:name w:val="Section Number"/>
     <w:basedOn w:val="BodyTextChar"/>
@@ -2178,14 +4458,10 @@
     <w:pPr>
       <w:keepNext/>
       <w:jc w:val="left"/>
-      <w:ind w:firstLine="0" w:left="1440"/>
+      <w:ind w:firstLine="0" w:left="1267"/>
       <w:spacing w:after="120" w:before="240"/>
       <w:outlineLvl w:val="3"/>
     </w:pPr>
-    <w:rPr>
-      <w:b/>
-      <w:bCs/>
-    </w:rPr>
   </w:style>
   <w:style w:styleId="Heading5" w:type="paragraph">
     <w:name w:val="heading 5"/>
@@ -2194,14 +4470,10 @@
     <w:pPr>
       <w:keepNext/>
       <w:jc w:val="left"/>
-      <w:ind w:firstLine="0" w:left="2160"/>
+      <w:ind w:firstLine="0" w:left="1973"/>
       <w:spacing w:after="120" w:before="240"/>
       <w:outlineLvl w:val="4"/>
     </w:pPr>
-    <w:rPr>
-      <w:b/>
-      <w:bCs/>
-    </w:rPr>
   </w:style>
   <w:style w:styleId="TableCaption" w:type="paragraph">
     <w:name w:val="Table Caption"/>
@@ -2223,6 +4495,36 @@
       <w:ind w:firstLine="0"/>
       <w:spacing w:after="240"/>
     </w:pPr>
+  </w:style>
+  <w:style w:styleId="ImageSource" w:type="paragraph">
+    <w:name w:val="Image Source"/>
+    <w:basedOn w:val="Normal"/>
+    <w:qFormat/>
+    <w:pPr>
+      <w:jc w:val="center"/>
+      <w:ind w:firstLine="0"/>
+      <w:spacing w:after="240"/>
+    </w:pPr>
+  </w:style>
+  <w:style w:customStyle="1" w:styleId="SourceCode" w:type="paragraph">
+    <w:name w:val="Source Code"/>
+    <w:basedOn w:val="Normal"/>
+    <w:link w:val="VerbatimChar"/>
+    <w:pPr>
+      <w:shd w:color="auto" w:fill="F2F2F2" w:val="clear"/>
+      <w:spacing w:after="240" w:before="120" w:line="240" w:lineRule="auto"/>
+      <w:ind w:firstLine="0" w:left="0"/>
+      <w:jc w:val="left"/>
+    </w:pPr>
+  </w:style>
+  <w:style w:customStyle="1" w:styleId="VerbatimChar" w:type="character">
+    <w:name w:val="Verbatim Char"/>
+    <w:link w:val="SourceCode"/>
+    <w:rPr>
+      <w:rFonts w:ascii="Courier New" w:cs="TH Sarabun New" w:eastAsia="Courier New" w:hAnsi="Courier New"/>
+      <w:sz w:val="18"/>
+      <w:szCs w:val="26"/>
+    </w:rPr>
   </w:style>
   <w:style w:styleId="Table" w:type="table">
     <w:name w:val="Table"/>
@@ -2252,14 +4554,6 @@
         <w:bCs/>
       </w:rPr>
     </w:tblStylePr>
-  </w:style>
-  <w:style w:type="paragraph" w:customStyle="1" w:styleId="SourceCode">
-    <w:name w:val="Source Code"/>
-    <w:basedOn w:val="Normal"/>
-    <w:link w:val="VerbatimChar"/>
-    <w:pPr>
-      <w:wordWrap w:val="off"/>
-    </w:pPr>
   </w:style>
   <w:style w:type="character" w:customStyle="1" w:styleId="KeywordTok">
     <w:name w:val="KeywordTok"/>
